--- a/backend sp/demo/src/main/resources/Form9MAIN.docx
+++ b/backend sp/demo/src/main/resources/Form9MAIN.docx
@@ -1,34 +1,34 @@
 
 <file path=word/document.xml><?xml version="1.0" encoding="utf-8"?>
-<w:document xmlns:wpc="http://schemas.microsoft.com/office/word/2010/wordprocessingCanvas" xmlns:cx="http://schemas.microsoft.com/office/drawing/2014/chartex" xmlns:cx1="http://schemas.microsoft.com/office/drawing/2015/9/8/chartex" xmlns:cx2="http://schemas.microsoft.com/office/drawing/2015/10/21/chartex" xmlns:cx3="http://schemas.microsoft.com/office/drawing/2016/5/9/chartex" xmlns:cx4="http://schemas.microsoft.com/office/drawing/2016/5/10/chartex" xmlns:cx5="http://schemas.microsoft.com/office/drawing/2016/5/11/chartex" xmlns:cx6="http://schemas.microsoft.com/office/drawing/2016/5/12/chartex" xmlns:cx7="http://schemas.microsoft.com/office/drawing/2016/5/13/chartex" xmlns:cx8="http://schemas.microsoft.com/office/drawing/2016/5/14/chartex" xmlns:mc="http://schemas.openxmlformats.org/markup-compatibility/2006" xmlns:o="urn:schemas-microsoft-com:office:office" xmlns:r="http://schemas.openxmlformats.org/officeDocument/2006/relationships" xmlns:m="http://schemas.openxmlformats.org/officeDocument/2006/math" xmlns:v="urn:schemas-microsoft-com:vml" xmlns:wp14="http://schemas.microsoft.com/office/word/2010/wordprocessingDrawing" xmlns:wp="http://schemas.openxmlformats.org/drawingml/2006/wordprocessingDrawing" xmlns:w="http://schemas.openxmlformats.org/wordprocessingml/2006/main" xmlns:w14="http://schemas.microsoft.com/office/word/2010/wordml" xmlns:w10="urn:schemas-microsoft-com:office:word" xmlns:w15="http://schemas.microsoft.com/office/word/2012/wordml" xmlns:wpg="http://schemas.microsoft.com/office/word/2010/wordprocessingGroup" xmlns:wpi="http://schemas.microsoft.com/office/word/2010/wordprocessingInk" xmlns:wne="http://schemas.microsoft.com/office/word/2006/wordml" xmlns:wps="http://schemas.microsoft.com/office/word/2010/wordprocessingShape" xmlns:wpsCustomData="http://www.wps.cn/officeDocument/2013/wpsCustomData" mc:Ignorable="w14 w15 wp14">
+<w:document xmlns:wpc="http://schemas.microsoft.com/office/word/2010/wordprocessingCanvas" xmlns:cx="http://schemas.microsoft.com/office/drawing/2014/chartex" xmlns:cx1="http://schemas.microsoft.com/office/drawing/2015/9/8/chartex" xmlns:cx2="http://schemas.microsoft.com/office/drawing/2015/10/21/chartex" xmlns:cx3="http://schemas.microsoft.com/office/drawing/2016/5/9/chartex" xmlns:cx4="http://schemas.microsoft.com/office/drawing/2016/5/10/chartex" xmlns:cx5="http://schemas.microsoft.com/office/drawing/2016/5/11/chartex" xmlns:cx6="http://schemas.microsoft.com/office/drawing/2016/5/12/chartex" xmlns:cx7="http://schemas.microsoft.com/office/drawing/2016/5/13/chartex" xmlns:cx8="http://schemas.microsoft.com/office/drawing/2016/5/14/chartex" xmlns:mc="http://schemas.openxmlformats.org/markup-compatibility/2006" xmlns:aink="http://schemas.microsoft.com/office/drawing/2016/ink" xmlns:am3d="http://schemas.microsoft.com/office/drawing/2017/model3d" xmlns:o="urn:schemas-microsoft-com:office:office" xmlns:oel="http://schemas.microsoft.com/office/2019/extlst" xmlns:r="http://schemas.openxmlformats.org/officeDocument/2006/relationships" xmlns:m="http://schemas.openxmlformats.org/officeDocument/2006/math" xmlns:v="urn:schemas-microsoft-com:vml" xmlns:wp14="http://schemas.microsoft.com/office/word/2010/wordprocessingDrawing" xmlns:wp="http://schemas.openxmlformats.org/drawingml/2006/wordprocessingDrawing" xmlns:w10="urn:schemas-microsoft-com:office:word" xmlns:w="http://schemas.openxmlformats.org/wordprocessingml/2006/main" xmlns:w14="http://schemas.microsoft.com/office/word/2010/wordml" xmlns:w15="http://schemas.microsoft.com/office/word/2012/wordml" xmlns:w16cei="http://schemas.microsoft.com/office/word/2026/wordml/cei" xmlns:w16cex="http://schemas.microsoft.com/office/word/2018/wordml/cex" xmlns:w16cid="http://schemas.microsoft.com/office/word/2016/wordml/cid" xmlns:w16="http://schemas.microsoft.com/office/word/2018/wordml" xmlns:w16du="http://schemas.microsoft.com/office/word/2023/wordml/word16du" xmlns:w16sdtdh="http://schemas.microsoft.com/office/word/2020/wordml/sdtdatahash" xmlns:w16sdtfl="http://schemas.microsoft.com/office/word/2024/wordml/sdtformatlock" xmlns:w16se="http://schemas.microsoft.com/office/word/2015/wordml/symex" xmlns:wpg="http://schemas.microsoft.com/office/word/2010/wordprocessingGroup" xmlns:wpi="http://schemas.microsoft.com/office/word/2010/wordprocessingInk" xmlns:wne="http://schemas.microsoft.com/office/word/2006/wordml" xmlns:wps="http://schemas.microsoft.com/office/word/2010/wordprocessingShape" mc:Ignorable="w14 w15 w16se w16cid w16 w16cex w16sdtdh w16sdtfl w16du wp14">
   <w:body>
     <w:p>
       <w:pPr>
-        <w:pStyle w:val="4"/>
+        <w:pStyle w:val="BodyText"/>
         <w:spacing w:before="89"/>
         <w:ind w:left="3500" w:right="3637"/>
         <w:jc w:val="center"/>
         <w:rPr>
-          <w:rFonts w:hint="default" w:ascii="Calibri" w:hAnsi="Calibri" w:cs="Calibri"/>
-        </w:rPr>
-      </w:pPr>
-      <w:r>
-        <w:rPr>
-          <w:rFonts w:hint="default" w:ascii="Calibri" w:hAnsi="Calibri" w:cs="Calibri"/>
+          <w:rFonts w:ascii="Calibri" w:hAnsi="Calibri" w:cs="Calibri"/>
+        </w:rPr>
+      </w:pPr>
+      <w:r>
+        <w:rPr>
+          <w:rFonts w:ascii="Calibri" w:hAnsi="Calibri" w:cs="Calibri"/>
           <w:w w:val="80"/>
         </w:rPr>
         <w:t>FORM</w:t>
       </w:r>
       <w:r>
         <w:rPr>
-          <w:rFonts w:hint="default" w:ascii="Calibri" w:hAnsi="Calibri" w:cs="Calibri"/>
+          <w:rFonts w:ascii="Calibri" w:hAnsi="Calibri" w:cs="Calibri"/>
           <w:spacing w:val="-2"/>
         </w:rPr>
         <w:t xml:space="preserve"> </w:t>
       </w:r>
       <w:r>
         <w:rPr>
-          <w:rFonts w:hint="default" w:ascii="Calibri" w:hAnsi="Calibri" w:cs="Calibri"/>
+          <w:rFonts w:ascii="Calibri" w:hAnsi="Calibri" w:cs="Calibri"/>
           <w:spacing w:val="-10"/>
           <w:w w:val="90"/>
         </w:rPr>
@@ -37,24 +37,24 @@
     </w:p>
     <w:p>
       <w:pPr>
-        <w:pStyle w:val="4"/>
+        <w:pStyle w:val="BodyText"/>
         <w:spacing w:before="37" w:line="276" w:lineRule="auto"/>
         <w:ind w:left="3496" w:right="3637"/>
         <w:jc w:val="center"/>
         <w:rPr>
-          <w:rFonts w:hint="default" w:ascii="Calibri" w:hAnsi="Calibri" w:cs="Calibri"/>
-        </w:rPr>
-      </w:pPr>
-      <w:r>
-        <w:rPr>
-          <w:rFonts w:hint="default" w:ascii="Calibri" w:hAnsi="Calibri" w:cs="Calibri"/>
+          <w:rFonts w:ascii="Calibri" w:hAnsi="Calibri" w:cs="Calibri"/>
+        </w:rPr>
+      </w:pPr>
+      <w:r>
+        <w:rPr>
+          <w:rFonts w:ascii="Calibri" w:hAnsi="Calibri" w:cs="Calibri"/>
           <w:w w:val="80"/>
         </w:rPr>
         <w:t xml:space="preserve">THE PATENTS ACT, 1970 </w:t>
       </w:r>
       <w:r>
         <w:rPr>
-          <w:rFonts w:hint="default" w:ascii="Calibri" w:hAnsi="Calibri" w:cs="Calibri"/>
+          <w:rFonts w:ascii="Calibri" w:hAnsi="Calibri" w:cs="Calibri"/>
           <w:w w:val="90"/>
         </w:rPr>
         <w:t>(39 of 1970)</w:t>
@@ -66,13 +66,13 @@
         <w:ind w:left="3499" w:right="3637"/>
         <w:jc w:val="center"/>
         <w:rPr>
-          <w:rFonts w:hint="default" w:ascii="Calibri" w:hAnsi="Calibri" w:cs="Calibri"/>
+          <w:rFonts w:ascii="Calibri" w:hAnsi="Calibri" w:cs="Calibri"/>
           <w:b/>
         </w:rPr>
       </w:pPr>
       <w:r>
         <w:rPr>
-          <w:rFonts w:hint="default" w:ascii="Calibri" w:hAnsi="Calibri" w:cs="Calibri"/>
+          <w:rFonts w:ascii="Calibri" w:hAnsi="Calibri" w:cs="Calibri"/>
           <w:b/>
           <w:spacing w:val="-10"/>
           <w:w w:val="90"/>
@@ -82,24 +82,24 @@
     </w:p>
     <w:p>
       <w:pPr>
-        <w:pStyle w:val="4"/>
+        <w:pStyle w:val="BodyText"/>
         <w:spacing w:before="37" w:line="276" w:lineRule="auto"/>
         <w:ind w:left="3384" w:right="3526" w:firstLine="1"/>
         <w:jc w:val="center"/>
         <w:rPr>
-          <w:rFonts w:hint="default" w:ascii="Calibri" w:hAnsi="Calibri" w:cs="Calibri"/>
-        </w:rPr>
-      </w:pPr>
-      <w:r>
-        <w:rPr>
-          <w:rFonts w:hint="default" w:ascii="Calibri" w:hAnsi="Calibri" w:cs="Calibri"/>
+          <w:rFonts w:ascii="Calibri" w:hAnsi="Calibri" w:cs="Calibri"/>
+        </w:rPr>
+      </w:pPr>
+      <w:r>
+        <w:rPr>
+          <w:rFonts w:ascii="Calibri" w:hAnsi="Calibri" w:cs="Calibri"/>
           <w:w w:val="90"/>
         </w:rPr>
         <w:t>The</w:t>
       </w:r>
       <w:r>
         <w:rPr>
-          <w:rFonts w:hint="default" w:ascii="Calibri" w:hAnsi="Calibri" w:cs="Calibri"/>
+          <w:rFonts w:ascii="Calibri" w:hAnsi="Calibri" w:cs="Calibri"/>
           <w:spacing w:val="-10"/>
           <w:w w:val="90"/>
         </w:rPr>
@@ -107,14 +107,14 @@
       </w:r>
       <w:r>
         <w:rPr>
-          <w:rFonts w:hint="default" w:ascii="Calibri" w:hAnsi="Calibri" w:cs="Calibri"/>
+          <w:rFonts w:ascii="Calibri" w:hAnsi="Calibri" w:cs="Calibri"/>
           <w:w w:val="90"/>
         </w:rPr>
         <w:t>Patents</w:t>
       </w:r>
       <w:r>
         <w:rPr>
-          <w:rFonts w:hint="default" w:ascii="Calibri" w:hAnsi="Calibri" w:cs="Calibri"/>
+          <w:rFonts w:ascii="Calibri" w:hAnsi="Calibri" w:cs="Calibri"/>
           <w:spacing w:val="-9"/>
           <w:w w:val="90"/>
         </w:rPr>
@@ -122,14 +122,14 @@
       </w:r>
       <w:r>
         <w:rPr>
-          <w:rFonts w:hint="default" w:ascii="Calibri" w:hAnsi="Calibri" w:cs="Calibri"/>
+          <w:rFonts w:ascii="Calibri" w:hAnsi="Calibri" w:cs="Calibri"/>
           <w:w w:val="90"/>
         </w:rPr>
         <w:t>Rules,</w:t>
       </w:r>
       <w:r>
         <w:rPr>
-          <w:rFonts w:hint="default" w:ascii="Calibri" w:hAnsi="Calibri" w:cs="Calibri"/>
+          <w:rFonts w:ascii="Calibri" w:hAnsi="Calibri" w:cs="Calibri"/>
           <w:spacing w:val="-9"/>
           <w:w w:val="90"/>
         </w:rPr>
@@ -137,40 +137,40 @@
       </w:r>
       <w:r>
         <w:rPr>
-          <w:rFonts w:hint="default" w:ascii="Calibri" w:hAnsi="Calibri" w:cs="Calibri"/>
+          <w:rFonts w:ascii="Calibri" w:hAnsi="Calibri" w:cs="Calibri"/>
           <w:w w:val="90"/>
         </w:rPr>
         <w:t xml:space="preserve">2003 </w:t>
       </w:r>
       <w:r>
         <w:rPr>
-          <w:rFonts w:hint="default" w:ascii="Calibri" w:hAnsi="Calibri" w:cs="Calibri"/>
+          <w:rFonts w:ascii="Calibri" w:hAnsi="Calibri" w:cs="Calibri"/>
           <w:w w:val="80"/>
         </w:rPr>
         <w:t>REQUEST</w:t>
       </w:r>
       <w:r>
         <w:rPr>
-          <w:rFonts w:hint="default" w:ascii="Calibri" w:hAnsi="Calibri" w:cs="Calibri"/>
-        </w:rPr>
-        <w:t xml:space="preserve"> </w:t>
-      </w:r>
-      <w:r>
-        <w:rPr>
-          <w:rFonts w:hint="default" w:ascii="Calibri" w:hAnsi="Calibri" w:cs="Calibri"/>
+          <w:rFonts w:ascii="Calibri" w:hAnsi="Calibri" w:cs="Calibri"/>
+        </w:rPr>
+        <w:t xml:space="preserve"> </w:t>
+      </w:r>
+      <w:r>
+        <w:rPr>
+          <w:rFonts w:ascii="Calibri" w:hAnsi="Calibri" w:cs="Calibri"/>
           <w:w w:val="80"/>
         </w:rPr>
         <w:t>FOR</w:t>
       </w:r>
       <w:r>
         <w:rPr>
-          <w:rFonts w:hint="default" w:ascii="Calibri" w:hAnsi="Calibri" w:cs="Calibri"/>
-        </w:rPr>
-        <w:t xml:space="preserve"> </w:t>
-      </w:r>
-      <w:r>
-        <w:rPr>
-          <w:rFonts w:hint="default" w:ascii="Calibri" w:hAnsi="Calibri" w:cs="Calibri"/>
+          <w:rFonts w:ascii="Calibri" w:hAnsi="Calibri" w:cs="Calibri"/>
+        </w:rPr>
+        <w:t xml:space="preserve"> </w:t>
+      </w:r>
+      <w:r>
+        <w:rPr>
+          <w:rFonts w:ascii="Calibri" w:hAnsi="Calibri" w:cs="Calibri"/>
           <w:spacing w:val="-2"/>
           <w:w w:val="80"/>
         </w:rPr>
@@ -179,87 +179,87 @@
     </w:p>
     <w:p>
       <w:pPr>
-        <w:pStyle w:val="4"/>
+        <w:pStyle w:val="BodyText"/>
         <w:spacing w:line="252" w:lineRule="exact"/>
         <w:ind w:right="140"/>
         <w:jc w:val="center"/>
         <w:rPr>
-          <w:rFonts w:hint="default" w:ascii="Calibri" w:hAnsi="Calibri" w:cs="Calibri"/>
-        </w:rPr>
-      </w:pPr>
-      <w:r>
-        <w:rPr>
-          <w:rFonts w:hint="default" w:ascii="Calibri" w:hAnsi="Calibri" w:cs="Calibri"/>
+          <w:rFonts w:ascii="Calibri" w:hAnsi="Calibri" w:cs="Calibri"/>
+        </w:rPr>
+      </w:pPr>
+      <w:r>
+        <w:rPr>
+          <w:rFonts w:ascii="Calibri" w:hAnsi="Calibri" w:cs="Calibri"/>
           <w:w w:val="80"/>
         </w:rPr>
         <w:t>[See</w:t>
       </w:r>
       <w:r>
         <w:rPr>
-          <w:rFonts w:hint="default" w:ascii="Calibri" w:hAnsi="Calibri" w:cs="Calibri"/>
+          <w:rFonts w:ascii="Calibri" w:hAnsi="Calibri" w:cs="Calibri"/>
           <w:spacing w:val="-4"/>
         </w:rPr>
         <w:t xml:space="preserve"> </w:t>
       </w:r>
       <w:r>
         <w:rPr>
-          <w:rFonts w:hint="default" w:ascii="Calibri" w:hAnsi="Calibri" w:cs="Calibri"/>
+          <w:rFonts w:ascii="Calibri" w:hAnsi="Calibri" w:cs="Calibri"/>
           <w:w w:val="80"/>
         </w:rPr>
         <w:t>section</w:t>
       </w:r>
       <w:r>
         <w:rPr>
-          <w:rFonts w:hint="default" w:ascii="Calibri" w:hAnsi="Calibri" w:cs="Calibri"/>
+          <w:rFonts w:ascii="Calibri" w:hAnsi="Calibri" w:cs="Calibri"/>
           <w:spacing w:val="-3"/>
         </w:rPr>
         <w:t xml:space="preserve"> </w:t>
       </w:r>
       <w:r>
         <w:rPr>
-          <w:rFonts w:hint="default" w:ascii="Calibri" w:hAnsi="Calibri" w:cs="Calibri"/>
+          <w:rFonts w:ascii="Calibri" w:hAnsi="Calibri" w:cs="Calibri"/>
           <w:w w:val="80"/>
         </w:rPr>
         <w:t>11A</w:t>
       </w:r>
       <w:r>
         <w:rPr>
-          <w:rFonts w:hint="default" w:ascii="Calibri" w:hAnsi="Calibri" w:cs="Calibri"/>
+          <w:rFonts w:ascii="Calibri" w:hAnsi="Calibri" w:cs="Calibri"/>
           <w:spacing w:val="-4"/>
         </w:rPr>
         <w:t xml:space="preserve"> </w:t>
       </w:r>
       <w:r>
         <w:rPr>
-          <w:rFonts w:hint="default" w:ascii="Calibri" w:hAnsi="Calibri" w:cs="Calibri"/>
+          <w:rFonts w:ascii="Calibri" w:hAnsi="Calibri" w:cs="Calibri"/>
           <w:w w:val="80"/>
         </w:rPr>
         <w:t>(2);</w:t>
       </w:r>
       <w:r>
         <w:rPr>
-          <w:rFonts w:hint="default" w:ascii="Calibri" w:hAnsi="Calibri" w:cs="Calibri"/>
+          <w:rFonts w:ascii="Calibri" w:hAnsi="Calibri" w:cs="Calibri"/>
           <w:spacing w:val="-5"/>
         </w:rPr>
         <w:t xml:space="preserve"> </w:t>
       </w:r>
       <w:r>
         <w:rPr>
-          <w:rFonts w:hint="default" w:ascii="Calibri" w:hAnsi="Calibri" w:cs="Calibri"/>
+          <w:rFonts w:ascii="Calibri" w:hAnsi="Calibri" w:cs="Calibri"/>
           <w:w w:val="80"/>
         </w:rPr>
         <w:t>rule</w:t>
       </w:r>
       <w:r>
         <w:rPr>
-          <w:rFonts w:hint="default" w:ascii="Calibri" w:hAnsi="Calibri" w:cs="Calibri"/>
+          <w:rFonts w:ascii="Calibri" w:hAnsi="Calibri" w:cs="Calibri"/>
           <w:spacing w:val="-3"/>
         </w:rPr>
         <w:t xml:space="preserve"> </w:t>
       </w:r>
       <w:r>
         <w:rPr>
-          <w:rFonts w:hint="default" w:ascii="Calibri" w:hAnsi="Calibri" w:cs="Calibri"/>
+          <w:rFonts w:ascii="Calibri" w:hAnsi="Calibri" w:cs="Calibri"/>
           <w:spacing w:val="-4"/>
           <w:w w:val="80"/>
         </w:rPr>
@@ -268,16 +268,16 @@
     </w:p>
     <w:p>
       <w:pPr>
-        <w:pStyle w:val="4"/>
+        <w:pStyle w:val="BodyText"/>
         <w:spacing w:before="236"/>
         <w:rPr>
-          <w:rFonts w:hint="default" w:ascii="Calibri" w:hAnsi="Calibri" w:cs="Calibri"/>
-        </w:rPr>
-      </w:pPr>
-    </w:p>
-    <w:p>
-      <w:pPr>
-        <w:pStyle w:val="7"/>
+          <w:rFonts w:ascii="Calibri" w:hAnsi="Calibri" w:cs="Calibri"/>
+        </w:rPr>
+      </w:pPr>
+    </w:p>
+    <w:p>
+      <w:pPr>
+        <w:pStyle w:val="ListParagraph"/>
         <w:numPr>
           <w:ilvl w:val="0"/>
           <w:numId w:val="1"/>
@@ -287,96 +287,96 @@
         </w:tabs>
         <w:ind w:left="229" w:hanging="201"/>
         <w:rPr>
-          <w:rFonts w:hint="default" w:ascii="Calibri" w:hAnsi="Calibri" w:cs="Calibri"/>
-        </w:rPr>
-      </w:pPr>
-      <w:r>
-        <w:rPr>
-          <w:rFonts w:hint="default" w:ascii="Calibri" w:hAnsi="Calibri" w:cs="Calibri"/>
+          <w:rFonts w:ascii="Calibri" w:hAnsi="Calibri" w:cs="Calibri"/>
+        </w:rPr>
+      </w:pPr>
+      <w:r>
+        <w:rPr>
+          <w:rFonts w:ascii="Calibri" w:hAnsi="Calibri" w:cs="Calibri"/>
           <w:w w:val="80"/>
         </w:rPr>
         <w:t>Name,</w:t>
       </w:r>
       <w:r>
         <w:rPr>
-          <w:rFonts w:hint="default" w:ascii="Calibri" w:hAnsi="Calibri" w:cs="Calibri"/>
+          <w:rFonts w:ascii="Calibri" w:hAnsi="Calibri" w:cs="Calibri"/>
           <w:spacing w:val="-5"/>
         </w:rPr>
         <w:t xml:space="preserve"> </w:t>
       </w:r>
       <w:r>
         <w:rPr>
-          <w:rFonts w:hint="default" w:ascii="Calibri" w:hAnsi="Calibri" w:cs="Calibri"/>
+          <w:rFonts w:ascii="Calibri" w:hAnsi="Calibri" w:cs="Calibri"/>
           <w:w w:val="80"/>
         </w:rPr>
         <w:t>address</w:t>
       </w:r>
       <w:r>
         <w:rPr>
-          <w:rFonts w:hint="default" w:ascii="Calibri" w:hAnsi="Calibri" w:cs="Calibri"/>
+          <w:rFonts w:ascii="Calibri" w:hAnsi="Calibri" w:cs="Calibri"/>
           <w:spacing w:val="-4"/>
         </w:rPr>
         <w:t xml:space="preserve"> </w:t>
       </w:r>
       <w:r>
         <w:rPr>
-          <w:rFonts w:hint="default" w:ascii="Calibri" w:hAnsi="Calibri" w:cs="Calibri"/>
+          <w:rFonts w:ascii="Calibri" w:hAnsi="Calibri" w:cs="Calibri"/>
           <w:w w:val="80"/>
         </w:rPr>
         <w:t>and</w:t>
       </w:r>
       <w:r>
         <w:rPr>
-          <w:rFonts w:hint="default" w:ascii="Calibri" w:hAnsi="Calibri" w:cs="Calibri"/>
+          <w:rFonts w:ascii="Calibri" w:hAnsi="Calibri" w:cs="Calibri"/>
           <w:spacing w:val="-6"/>
         </w:rPr>
         <w:t xml:space="preserve"> </w:t>
       </w:r>
       <w:r>
         <w:rPr>
-          <w:rFonts w:hint="default" w:ascii="Calibri" w:hAnsi="Calibri" w:cs="Calibri"/>
+          <w:rFonts w:ascii="Calibri" w:hAnsi="Calibri" w:cs="Calibri"/>
           <w:w w:val="80"/>
         </w:rPr>
         <w:t>nationality</w:t>
       </w:r>
       <w:r>
         <w:rPr>
-          <w:rFonts w:hint="default" w:ascii="Calibri" w:hAnsi="Calibri" w:cs="Calibri"/>
+          <w:rFonts w:ascii="Calibri" w:hAnsi="Calibri" w:cs="Calibri"/>
           <w:spacing w:val="-4"/>
         </w:rPr>
         <w:t xml:space="preserve"> </w:t>
       </w:r>
       <w:r>
         <w:rPr>
-          <w:rFonts w:hint="default" w:ascii="Calibri" w:hAnsi="Calibri" w:cs="Calibri"/>
+          <w:rFonts w:ascii="Calibri" w:hAnsi="Calibri" w:cs="Calibri"/>
           <w:w w:val="80"/>
         </w:rPr>
         <w:t>of</w:t>
       </w:r>
       <w:r>
         <w:rPr>
-          <w:rFonts w:hint="default" w:ascii="Calibri" w:hAnsi="Calibri" w:cs="Calibri"/>
+          <w:rFonts w:ascii="Calibri" w:hAnsi="Calibri" w:cs="Calibri"/>
           <w:spacing w:val="-7"/>
         </w:rPr>
         <w:t xml:space="preserve"> </w:t>
       </w:r>
       <w:r>
         <w:rPr>
-          <w:rFonts w:hint="default" w:ascii="Calibri" w:hAnsi="Calibri" w:cs="Calibri"/>
+          <w:rFonts w:ascii="Calibri" w:hAnsi="Calibri" w:cs="Calibri"/>
           <w:w w:val="80"/>
         </w:rPr>
         <w:t>the</w:t>
       </w:r>
       <w:r>
         <w:rPr>
-          <w:rFonts w:hint="default" w:ascii="Calibri" w:hAnsi="Calibri" w:cs="Calibri"/>
+          <w:rFonts w:ascii="Calibri" w:hAnsi="Calibri" w:cs="Calibri"/>
           <w:spacing w:val="-4"/>
         </w:rPr>
         <w:t xml:space="preserve"> </w:t>
       </w:r>
       <w:r>
         <w:rPr>
-          <w:rFonts w:hint="default" w:ascii="Calibri" w:hAnsi="Calibri" w:cs="Calibri"/>
+          <w:rFonts w:ascii="Calibri" w:hAnsi="Calibri" w:cs="Calibri"/>
           <w:spacing w:val="-2"/>
           <w:w w:val="80"/>
         </w:rPr>
@@ -385,9 +385,9 @@
     </w:p>
     <w:p>
       <w:pPr>
-        <w:pStyle w:val="4"/>
-        <w:rPr>
-          <w:rFonts w:hint="default" w:ascii="Calibri" w:hAnsi="Calibri" w:cs="Calibri"/>
+        <w:pStyle w:val="BodyText"/>
+        <w:rPr>
+          <w:rFonts w:ascii="Calibri" w:hAnsi="Calibri" w:cs="Calibri"/>
           <w:b w:val="0"/>
           <w:sz w:val="17"/>
         </w:rPr>
@@ -395,24 +395,22 @@
     </w:p>
     <w:tbl>
       <w:tblPr>
-        <w:tblStyle w:val="3"/>
         <w:tblW w:w="0" w:type="auto"/>
         <w:tblInd w:w="429" w:type="dxa"/>
         <w:tblBorders>
-          <w:top w:val="single" w:color="000000" w:sz="4" w:space="0"/>
-          <w:left w:val="single" w:color="000000" w:sz="4" w:space="0"/>
-          <w:bottom w:val="single" w:color="000000" w:sz="4" w:space="0"/>
-          <w:right w:val="single" w:color="000000" w:sz="4" w:space="0"/>
-          <w:insideH w:val="single" w:color="000000" w:sz="4" w:space="0"/>
-          <w:insideV w:val="single" w:color="000000" w:sz="4" w:space="0"/>
+          <w:top w:val="single" w:sz="4" w:space="0" w:color="000000"/>
+          <w:left w:val="single" w:sz="4" w:space="0" w:color="000000"/>
+          <w:bottom w:val="single" w:sz="4" w:space="0" w:color="000000"/>
+          <w:right w:val="single" w:sz="4" w:space="0" w:color="000000"/>
+          <w:insideH w:val="single" w:sz="4" w:space="0" w:color="000000"/>
+          <w:insideV w:val="single" w:sz="4" w:space="0" w:color="000000"/>
         </w:tblBorders>
         <w:tblLayout w:type="fixed"/>
         <w:tblCellMar>
-          <w:top w:w="0" w:type="dxa"/>
           <w:left w:w="0" w:type="dxa"/>
-          <w:bottom w:w="0" w:type="dxa"/>
           <w:right w:w="0" w:type="dxa"/>
         </w:tblCellMar>
+        <w:tblLook w:val="04A0" w:firstRow="1" w:lastRow="0" w:firstColumn="1" w:lastColumn="0" w:noHBand="0" w:noVBand="1"/>
       </w:tblPr>
       <w:tblGrid>
         <w:gridCol w:w="2725"/>
@@ -420,24 +418,8 @@
         <w:gridCol w:w="4679"/>
       </w:tblGrid>
       <w:tr>
-        <w:tblPrEx>
-          <w:tblBorders>
-            <w:top w:val="single" w:color="000000" w:sz="4" w:space="0"/>
-            <w:left w:val="single" w:color="000000" w:sz="4" w:space="0"/>
-            <w:bottom w:val="single" w:color="000000" w:sz="4" w:space="0"/>
-            <w:right w:val="single" w:color="000000" w:sz="4" w:space="0"/>
-            <w:insideH w:val="single" w:color="000000" w:sz="4" w:space="0"/>
-            <w:insideV w:val="single" w:color="000000" w:sz="4" w:space="0"/>
-          </w:tblBorders>
-          <w:tblCellMar>
-            <w:top w:w="0" w:type="dxa"/>
-            <w:left w:w="0" w:type="dxa"/>
-            <w:bottom w:w="0" w:type="dxa"/>
-            <w:right w:w="0" w:type="dxa"/>
-          </w:tblCellMar>
-        </w:tblPrEx>
         <w:trPr>
-          <w:trHeight w:val="290" w:hRule="atLeast"/>
+          <w:trHeight w:val="290"/>
         </w:trPr>
         <w:tc>
           <w:tcPr>
@@ -445,17 +427,17 @@
           </w:tcPr>
           <w:p>
             <w:pPr>
-              <w:pStyle w:val="8"/>
+              <w:pStyle w:val="TableParagraph"/>
               <w:ind w:left="470"/>
               <w:rPr>
-                <w:rFonts w:hint="default" w:ascii="Calibri" w:hAnsi="Calibri" w:cs="Calibri"/>
+                <w:rFonts w:ascii="Calibri" w:hAnsi="Calibri" w:cs="Calibri"/>
                 <w:b/>
                 <w:i/>
               </w:rPr>
             </w:pPr>
             <w:r>
               <w:rPr>
-                <w:rFonts w:hint="default" w:ascii="Calibri" w:hAnsi="Calibri" w:cs="Calibri"/>
+                <w:rFonts w:ascii="Calibri" w:hAnsi="Calibri" w:cs="Calibri"/>
                 <w:b/>
                 <w:i/>
                 <w:w w:val="90"/>
@@ -464,7 +446,7 @@
             </w:r>
             <w:r>
               <w:rPr>
-                <w:rFonts w:hint="default" w:ascii="Calibri" w:hAnsi="Calibri" w:cs="Calibri"/>
+                <w:rFonts w:ascii="Calibri" w:hAnsi="Calibri" w:cs="Calibri"/>
                 <w:b/>
                 <w:i/>
                 <w:spacing w:val="30"/>
@@ -473,7 +455,7 @@
             </w:r>
             <w:r>
               <w:rPr>
-                <w:rFonts w:hint="default" w:ascii="Calibri" w:hAnsi="Calibri" w:cs="Calibri"/>
+                <w:rFonts w:ascii="Calibri" w:hAnsi="Calibri" w:cs="Calibri"/>
                 <w:b/>
                 <w:i/>
                 <w:spacing w:val="-4"/>
@@ -489,17 +471,17 @@
           </w:tcPr>
           <w:p>
             <w:pPr>
-              <w:pStyle w:val="8"/>
+              <w:pStyle w:val="TableParagraph"/>
               <w:ind w:left="107"/>
               <w:rPr>
-                <w:rFonts w:hint="default" w:ascii="Calibri" w:hAnsi="Calibri" w:cs="Calibri"/>
+                <w:rFonts w:ascii="Calibri" w:hAnsi="Calibri" w:cs="Calibri"/>
                 <w:b/>
                 <w:i/>
               </w:rPr>
             </w:pPr>
             <w:r>
               <w:rPr>
-                <w:rFonts w:hint="default" w:ascii="Calibri" w:hAnsi="Calibri" w:cs="Calibri"/>
+                <w:rFonts w:ascii="Calibri" w:hAnsi="Calibri" w:cs="Calibri"/>
                 <w:b/>
                 <w:i/>
                 <w:w w:val="90"/>
@@ -508,7 +490,7 @@
             </w:r>
             <w:r>
               <w:rPr>
-                <w:rFonts w:hint="default" w:ascii="Calibri" w:hAnsi="Calibri" w:cs="Calibri"/>
+                <w:rFonts w:ascii="Calibri" w:hAnsi="Calibri" w:cs="Calibri"/>
                 <w:b/>
                 <w:i/>
                 <w:spacing w:val="2"/>
@@ -517,7 +499,7 @@
             </w:r>
             <w:r>
               <w:rPr>
-                <w:rFonts w:hint="default" w:ascii="Calibri" w:hAnsi="Calibri" w:cs="Calibri"/>
+                <w:rFonts w:ascii="Calibri" w:hAnsi="Calibri" w:cs="Calibri"/>
                 <w:b/>
                 <w:i/>
                 <w:spacing w:val="-2"/>
@@ -533,17 +515,17 @@
           </w:tcPr>
           <w:p>
             <w:pPr>
-              <w:pStyle w:val="8"/>
+              <w:pStyle w:val="TableParagraph"/>
               <w:ind w:left="148"/>
               <w:rPr>
-                <w:rFonts w:hint="default" w:ascii="Calibri" w:hAnsi="Calibri" w:cs="Calibri"/>
+                <w:rFonts w:ascii="Calibri" w:hAnsi="Calibri" w:cs="Calibri"/>
                 <w:b/>
                 <w:i/>
               </w:rPr>
             </w:pPr>
             <w:r>
               <w:rPr>
-                <w:rFonts w:hint="default" w:ascii="Calibri" w:hAnsi="Calibri" w:cs="Calibri"/>
+                <w:rFonts w:ascii="Calibri" w:hAnsi="Calibri" w:cs="Calibri"/>
                 <w:b/>
                 <w:i/>
                 <w:spacing w:val="-2"/>
@@ -555,24 +537,8 @@
         </w:tc>
       </w:tr>
       <w:tr>
-        <w:tblPrEx>
-          <w:tblBorders>
-            <w:top w:val="single" w:color="000000" w:sz="4" w:space="0"/>
-            <w:left w:val="single" w:color="000000" w:sz="4" w:space="0"/>
-            <w:bottom w:val="single" w:color="000000" w:sz="4" w:space="0"/>
-            <w:right w:val="single" w:color="000000" w:sz="4" w:space="0"/>
-            <w:insideH w:val="single" w:color="000000" w:sz="4" w:space="0"/>
-            <w:insideV w:val="single" w:color="000000" w:sz="4" w:space="0"/>
-          </w:tblBorders>
-          <w:tblCellMar>
-            <w:top w:w="0" w:type="dxa"/>
-            <w:left w:w="0" w:type="dxa"/>
-            <w:bottom w:w="0" w:type="dxa"/>
-            <w:right w:w="0" w:type="dxa"/>
-          </w:tblCellMar>
-        </w:tblPrEx>
         <w:trPr>
-          <w:trHeight w:val="2009" w:hRule="atLeast"/>
+          <w:trHeight w:val="2009"/>
         </w:trPr>
         <w:tc>
           <w:tcPr>
@@ -580,36 +546,40 @@
           </w:tcPr>
           <w:p>
             <w:pPr>
-              <w:pStyle w:val="8"/>
-              <w:rPr>
-                <w:rFonts w:hint="default" w:ascii="Calibri" w:hAnsi="Calibri" w:cs="Calibri"/>
+              <w:pStyle w:val="TableParagraph"/>
+              <w:rPr>
+                <w:rFonts w:ascii="Calibri" w:hAnsi="Calibri" w:cs="Calibri"/>
               </w:rPr>
             </w:pPr>
           </w:p>
           <w:p>
             <w:pPr>
-              <w:pStyle w:val="8"/>
+              <w:pStyle w:val="TableParagraph"/>
               <w:spacing w:before="209"/>
               <w:rPr>
-                <w:rFonts w:hint="default" w:ascii="Calibri" w:hAnsi="Calibri" w:cs="Calibri"/>
-                <w:lang w:val="en-US"/>
+                <w:rFonts w:ascii="Calibri" w:hAnsi="Calibri" w:cs="Calibri"/>
               </w:rPr>
             </w:pPr>
             <w:r>
               <w:rPr>
-                <w:rFonts w:hint="default" w:ascii="Calibri" w:hAnsi="Calibri" w:cs="Calibri"/>
-                <w:lang w:val="en-US"/>
-              </w:rPr>
-              <w:t xml:space="preserve">  {prinicipal}</w:t>
+                <w:rFonts w:ascii="Calibri" w:hAnsi="Calibri" w:cs="Calibri"/>
+              </w:rPr>
+              <w:t xml:space="preserve">  </w:t>
+            </w:r>
+            <w:r>
+              <w:rPr>
+                <w:rFonts w:ascii="Calibri" w:hAnsi="Calibri" w:cs="Calibri"/>
+              </w:rPr>
+              <w:t>{{SERVICE_NAME}}</w:t>
             </w:r>
           </w:p>
           <w:p>
             <w:pPr>
-              <w:pStyle w:val="8"/>
+              <w:pStyle w:val="TableParagraph"/>
               <w:spacing w:line="276" w:lineRule="auto"/>
               <w:ind w:left="110"/>
               <w:rPr>
-                <w:rFonts w:hint="default" w:ascii="Calibri" w:hAnsi="Calibri" w:cs="Calibri"/>
+                <w:rFonts w:ascii="Calibri" w:hAnsi="Calibri" w:cs="Calibri"/>
                 <w:b/>
               </w:rPr>
             </w:pPr>
@@ -621,67 +591,61 @@
           </w:tcPr>
           <w:p>
             <w:pPr>
-              <w:pStyle w:val="8"/>
-              <w:rPr>
-                <w:rFonts w:hint="default" w:ascii="Calibri" w:hAnsi="Calibri" w:cs="Calibri"/>
+              <w:pStyle w:val="TableParagraph"/>
+              <w:rPr>
+                <w:rFonts w:ascii="Calibri" w:hAnsi="Calibri" w:cs="Calibri"/>
               </w:rPr>
             </w:pPr>
           </w:p>
           <w:p>
             <w:pPr>
-              <w:pStyle w:val="8"/>
-              <w:rPr>
-                <w:rFonts w:hint="default" w:ascii="Calibri" w:hAnsi="Calibri" w:cs="Calibri"/>
-                <w:lang w:val="en-US"/>
+              <w:pStyle w:val="TableParagraph"/>
+              <w:rPr>
+                <w:rFonts w:ascii="Calibri" w:hAnsi="Calibri" w:cs="Calibri"/>
               </w:rPr>
             </w:pPr>
             <w:r>
               <w:rPr>
-                <w:rFonts w:hint="default" w:ascii="Calibri" w:hAnsi="Calibri" w:cs="Calibri"/>
-                <w:lang w:val="en-US"/>
+                <w:rFonts w:ascii="Calibri" w:hAnsi="Calibri" w:cs="Calibri"/>
               </w:rPr>
               <w:t xml:space="preserve">  </w:t>
             </w:r>
           </w:p>
           <w:p>
             <w:pPr>
-              <w:pStyle w:val="8"/>
-              <w:rPr>
-                <w:rFonts w:hint="default" w:ascii="Calibri" w:hAnsi="Calibri" w:cs="Calibri"/>
-                <w:lang w:val="en-US"/>
+              <w:pStyle w:val="TableParagraph"/>
+              <w:rPr>
+                <w:rFonts w:ascii="Calibri" w:hAnsi="Calibri" w:cs="Calibri"/>
               </w:rPr>
             </w:pPr>
             <w:r>
               <w:rPr>
-                <w:rFonts w:hint="default" w:ascii="Calibri" w:hAnsi="Calibri" w:cs="Calibri"/>
-                <w:lang w:val="en-US"/>
+                <w:rFonts w:ascii="Calibri" w:hAnsi="Calibri" w:cs="Calibri"/>
               </w:rPr>
               <w:t xml:space="preserve"> {nation}</w:t>
             </w:r>
           </w:p>
           <w:p>
             <w:pPr>
-              <w:pStyle w:val="8"/>
+              <w:pStyle w:val="TableParagraph"/>
               <w:spacing w:before="100"/>
               <w:rPr>
-                <w:rFonts w:hint="default" w:ascii="Calibri" w:hAnsi="Calibri" w:cs="Calibri"/>
-                <w:lang w:val="en-US"/>
+                <w:rFonts w:ascii="Calibri" w:hAnsi="Calibri" w:cs="Calibri"/>
               </w:rPr>
             </w:pPr>
             <w:r>
               <w:rPr>
-                <w:rFonts w:hint="default" w:ascii="Calibri" w:hAnsi="Calibri" w:cs="Calibri"/>
-                <w:lang w:val="en-US"/>
+                <w:rFonts w:ascii="Calibri" w:hAnsi="Calibri" w:cs="Calibri"/>
               </w:rPr>
               <w:t xml:space="preserve"> </w:t>
             </w:r>
           </w:p>
           <w:p>
             <w:pPr>
-              <w:pStyle w:val="8"/>
+              <w:pStyle w:val="TableParagraph"/>
               <w:ind w:left="512"/>
               <w:rPr>
-                <w:rFonts w:hint="default" w:ascii="Calibri" w:hAnsi="Calibri" w:cs="Calibri"/>
+                <w:rFonts w:ascii="Calibri" w:hAnsi="Calibri" w:cs="Calibri"/>
                 <w:b/>
               </w:rPr>
             </w:pPr>
@@ -693,20 +657,20 @@
           </w:tcPr>
           <w:p>
             <w:pPr>
-              <w:pStyle w:val="8"/>
+              <w:pStyle w:val="TableParagraph"/>
               <w:tabs>
                 <w:tab w:val="left" w:pos="2770"/>
               </w:tabs>
               <w:spacing w:before="37"/>
               <w:ind w:left="148"/>
               <w:rPr>
-                <w:rFonts w:hint="default" w:ascii="Calibri" w:hAnsi="Calibri" w:cs="Calibri"/>
+                <w:rFonts w:ascii="Calibri" w:hAnsi="Calibri" w:cs="Calibri"/>
                 <w:b/>
               </w:rPr>
             </w:pPr>
             <w:r>
               <w:rPr>
-                <w:rFonts w:hint="default" w:ascii="Calibri" w:hAnsi="Calibri" w:cs="Calibri"/>
+                <w:rFonts w:ascii="Calibri" w:hAnsi="Calibri" w:cs="Calibri"/>
                 <w:b/>
                 <w:spacing w:val="-2"/>
                 <w:w w:val="80"/>
@@ -716,47 +680,134 @@
           </w:p>
           <w:p>
             <w:pPr>
-              <w:pStyle w:val="8"/>
+              <w:pStyle w:val="TableParagraph"/>
               <w:spacing w:before="38"/>
               <w:ind w:left="148"/>
               <w:rPr>
-                <w:rFonts w:hint="default" w:ascii="Calibri" w:hAnsi="Calibri" w:cs="Calibri"/>
-                <w:b w:val="0"/>
+                <w:rFonts w:ascii="Calibri" w:hAnsi="Calibri" w:cs="Calibri"/>
                 <w:bCs/>
-                <w:sz w:val="24"/>
-                <w:lang w:val="en-US"/>
+                <w:sz w:val="18"/>
+                <w:szCs w:val="18"/>
               </w:rPr>
             </w:pPr>
             <w:r>
               <w:rPr>
-                <w:rFonts w:hint="default" w:ascii="Calibri" w:hAnsi="Calibri" w:cs="Calibri"/>
-                <w:b/>
-                <w:sz w:val="24"/>
-                <w:lang w:val="en-US"/>
-              </w:rPr>
-              <w:t xml:space="preserve"> </w:t>
+                <w:rFonts w:ascii="Calibri" w:hAnsi="Calibri" w:cs="Calibri"/>
+                <w:bCs/>
+                <w:sz w:val="18"/>
+                <w:szCs w:val="18"/>
+              </w:rPr>
+              <w:t>{{SERVICE_NAME}}</w:t>
             </w:r>
+          </w:p>
+          <w:p>
+            <w:pPr>
+              <w:pStyle w:val="TableParagraph"/>
+              <w:spacing w:before="38"/>
+              <w:ind w:left="148"/>
+              <w:rPr>
+                <w:rFonts w:ascii="Calibri" w:hAnsi="Calibri" w:cs="Calibri"/>
+                <w:bCs/>
+                <w:sz w:val="18"/>
+                <w:szCs w:val="18"/>
+              </w:rPr>
+            </w:pPr>
             <w:r>
               <w:rPr>
-                <w:rFonts w:hint="default" w:ascii="Calibri" w:hAnsi="Calibri" w:cs="Calibri"/>
-                <w:b w:val="0"/>
+                <w:rFonts w:ascii="Calibri" w:hAnsi="Calibri" w:cs="Calibri"/>
                 <w:bCs/>
-                <w:sz w:val="24"/>
-                <w:lang w:val="en-US"/>
-              </w:rPr>
-              <w:t>{principal_de</w:t>
+                <w:sz w:val="18"/>
+                <w:szCs w:val="18"/>
+              </w:rPr>
+              <w:t>{{SERVICE_ADDRESS}}</w:t>
             </w:r>
-            <w:bookmarkStart w:id="0" w:name="_GoBack"/>
-            <w:bookmarkEnd w:id="0"/>
+          </w:p>
+          <w:p>
+            <w:pPr>
+              <w:pStyle w:val="TableParagraph"/>
+              <w:spacing w:before="38"/>
+              <w:ind w:left="148"/>
+              <w:rPr>
+                <w:rFonts w:ascii="Calibri" w:hAnsi="Calibri" w:cs="Calibri"/>
+                <w:bCs/>
+                <w:sz w:val="18"/>
+                <w:szCs w:val="18"/>
+              </w:rPr>
+            </w:pPr>
             <w:r>
               <w:rPr>
-                <w:rFonts w:hint="default" w:ascii="Calibri" w:hAnsi="Calibri" w:cs="Calibri"/>
-                <w:b w:val="0"/>
+                <w:rFonts w:ascii="Calibri" w:hAnsi="Calibri" w:cs="Calibri"/>
                 <w:bCs/>
-                <w:sz w:val="24"/>
-                <w:lang w:val="en-US"/>
-              </w:rPr>
-              <w:t>tails}</w:t>
+                <w:sz w:val="18"/>
+                <w:szCs w:val="18"/>
+              </w:rPr>
+              <w:t>{{SERVICE_TEL}}</w:t>
+            </w:r>
+          </w:p>
+          <w:p>
+            <w:pPr>
+              <w:pStyle w:val="TableParagraph"/>
+              <w:spacing w:before="38"/>
+              <w:ind w:left="148"/>
+              <w:rPr>
+                <w:rFonts w:ascii="Calibri" w:hAnsi="Calibri" w:cs="Calibri"/>
+                <w:bCs/>
+                <w:sz w:val="18"/>
+                <w:szCs w:val="18"/>
+              </w:rPr>
+            </w:pPr>
+            <w:r>
+              <w:rPr>
+                <w:rFonts w:ascii="Calibri" w:hAnsi="Calibri" w:cs="Calibri"/>
+                <w:bCs/>
+                <w:sz w:val="18"/>
+                <w:szCs w:val="18"/>
+              </w:rPr>
+              <w:t>{{SERVICE_MOBILE}}</w:t>
+            </w:r>
+          </w:p>
+          <w:p>
+            <w:pPr>
+              <w:pStyle w:val="TableParagraph"/>
+              <w:spacing w:before="38"/>
+              <w:ind w:left="148"/>
+              <w:rPr>
+                <w:rFonts w:ascii="Calibri" w:hAnsi="Calibri" w:cs="Calibri"/>
+                <w:bCs/>
+                <w:sz w:val="18"/>
+                <w:szCs w:val="18"/>
+              </w:rPr>
+            </w:pPr>
+            <w:r>
+              <w:rPr>
+                <w:rFonts w:ascii="Calibri" w:hAnsi="Calibri" w:cs="Calibri"/>
+                <w:bCs/>
+                <w:sz w:val="18"/>
+                <w:szCs w:val="18"/>
+              </w:rPr>
+              <w:t>{{SERVICE_FAX}}</w:t>
+            </w:r>
+          </w:p>
+          <w:p>
+            <w:pPr>
+              <w:pStyle w:val="TableParagraph"/>
+              <w:spacing w:before="38"/>
+              <w:ind w:left="148"/>
+              <w:rPr>
+                <w:rFonts w:ascii="Calibri" w:hAnsi="Calibri" w:cs="Calibri"/>
+                <w:bCs/>
+                <w:sz w:val="18"/>
+                <w:szCs w:val="18"/>
+              </w:rPr>
+            </w:pPr>
+            <w:r>
+              <w:rPr>
+                <w:rFonts w:ascii="Calibri" w:hAnsi="Calibri" w:cs="Calibri"/>
+                <w:bCs/>
+                <w:sz w:val="18"/>
+                <w:szCs w:val="18"/>
+              </w:rPr>
+              <w:t>{{SERVICE_EMAIL}}</w:t>
             </w:r>
           </w:p>
         </w:tc>
@@ -764,10 +815,10 @@
     </w:tbl>
     <w:p>
       <w:pPr>
-        <w:pStyle w:val="4"/>
+        <w:pStyle w:val="BodyText"/>
         <w:spacing w:before="37"/>
         <w:rPr>
-          <w:rFonts w:hint="default" w:ascii="Calibri" w:hAnsi="Calibri" w:cs="Calibri"/>
+          <w:rFonts w:ascii="Calibri" w:hAnsi="Calibri" w:cs="Calibri"/>
           <w:b w:val="0"/>
         </w:rPr>
       </w:pPr>
@@ -778,36 +829,54 @@
         <w:ind w:left="311" w:right="339"/>
         <w:jc w:val="both"/>
         <w:rPr>
-          <w:rFonts w:hint="default" w:ascii="Calibri" w:hAnsi="Calibri" w:cs="Calibri"/>
-        </w:rPr>
-      </w:pPr>
-      <w:r>
-        <w:rPr>
-          <w:rFonts w:hint="default" w:ascii="Calibri" w:hAnsi="Calibri" w:cs="Calibri"/>
+          <w:rFonts w:ascii="Calibri" w:hAnsi="Calibri" w:cs="Calibri"/>
+        </w:rPr>
+      </w:pPr>
+      <w:r>
+        <w:rPr>
+          <w:rFonts w:ascii="Calibri" w:hAnsi="Calibri" w:cs="Calibri"/>
           <w:w w:val="85"/>
         </w:rPr>
-        <w:t>I/We</w:t>
-      </w:r>
-      <w:r>
-        <w:rPr>
-          <w:rFonts w:hint="default" w:ascii="Calibri" w:hAnsi="Calibri" w:cs="Calibri"/>
+        <w:t>I/</w:t>
+      </w:r>
+      <w:proofErr w:type="gramStart"/>
+      <w:r>
+        <w:rPr>
+          <w:rFonts w:ascii="Calibri" w:hAnsi="Calibri" w:cs="Calibri"/>
+          <w:w w:val="85"/>
+        </w:rPr>
+        <w:t>We</w:t>
+      </w:r>
+      <w:r>
+        <w:rPr>
+          <w:rFonts w:ascii="Calibri" w:hAnsi="Calibri" w:cs="Calibri"/>
           <w:spacing w:val="-7"/>
           <w:w w:val="85"/>
         </w:rPr>
-        <w:t xml:space="preserve"> </w:t>
-      </w:r>
-      <w:r>
-        <w:rPr>
-          <w:rFonts w:hint="default" w:ascii="Calibri" w:hAnsi="Calibri" w:cs="Calibri"/>
+        <w:t xml:space="preserve">  {</w:t>
+      </w:r>
+      <w:proofErr w:type="spellStart"/>
+      <w:proofErr w:type="gramEnd"/>
+      <w:r>
+        <w:rPr>
+          <w:rFonts w:ascii="Calibri" w:hAnsi="Calibri" w:cs="Calibri"/>
           <w:spacing w:val="-7"/>
           <w:w w:val="85"/>
-          <w:lang w:val="en-US"/>
-        </w:rPr>
-        <w:t xml:space="preserve"> {inventor_names_horizontal}</w:t>
-      </w:r>
-      <w:r>
-        <w:rPr>
-          <w:rFonts w:hint="default" w:ascii="Calibri" w:hAnsi="Calibri" w:cs="Calibri"/>
+        </w:rPr>
+        <w:t>inventor_names_horizontal</w:t>
+      </w:r>
+      <w:proofErr w:type="spellEnd"/>
+      <w:r>
+        <w:rPr>
+          <w:rFonts w:ascii="Calibri" w:hAnsi="Calibri" w:cs="Calibri"/>
+          <w:spacing w:val="-7"/>
+          <w:w w:val="85"/>
+        </w:rPr>
+        <w:t>}</w:t>
+      </w:r>
+      <w:r>
+        <w:rPr>
+          <w:rFonts w:ascii="Calibri" w:hAnsi="Calibri" w:cs="Calibri"/>
           <w:b/>
           <w:w w:val="85"/>
         </w:rPr>
@@ -815,14 +884,14 @@
       </w:r>
       <w:r>
         <w:rPr>
-          <w:rFonts w:hint="default" w:ascii="Calibri" w:hAnsi="Calibri" w:cs="Calibri"/>
+          <w:rFonts w:ascii="Calibri" w:hAnsi="Calibri" w:cs="Calibri"/>
           <w:w w:val="85"/>
         </w:rPr>
         <w:t>hereby</w:t>
       </w:r>
       <w:r>
         <w:rPr>
-          <w:rFonts w:hint="default" w:ascii="Calibri" w:hAnsi="Calibri" w:cs="Calibri"/>
+          <w:rFonts w:ascii="Calibri" w:hAnsi="Calibri" w:cs="Calibri"/>
           <w:spacing w:val="-6"/>
           <w:w w:val="85"/>
         </w:rPr>
@@ -830,14 +899,14 @@
       </w:r>
       <w:r>
         <w:rPr>
-          <w:rFonts w:hint="default" w:ascii="Calibri" w:hAnsi="Calibri" w:cs="Calibri"/>
+          <w:rFonts w:ascii="Calibri" w:hAnsi="Calibri" w:cs="Calibri"/>
           <w:w w:val="85"/>
         </w:rPr>
         <w:t>request</w:t>
       </w:r>
       <w:r>
         <w:rPr>
-          <w:rFonts w:hint="default" w:ascii="Calibri" w:hAnsi="Calibri" w:cs="Calibri"/>
+          <w:rFonts w:ascii="Calibri" w:hAnsi="Calibri" w:cs="Calibri"/>
           <w:spacing w:val="-6"/>
           <w:w w:val="85"/>
         </w:rPr>
@@ -845,14 +914,14 @@
       </w:r>
       <w:r>
         <w:rPr>
-          <w:rFonts w:hint="default" w:ascii="Calibri" w:hAnsi="Calibri" w:cs="Calibri"/>
+          <w:rFonts w:ascii="Calibri" w:hAnsi="Calibri" w:cs="Calibri"/>
           <w:w w:val="85"/>
         </w:rPr>
         <w:t>for</w:t>
       </w:r>
       <w:r>
         <w:rPr>
-          <w:rFonts w:hint="default" w:ascii="Calibri" w:hAnsi="Calibri" w:cs="Calibri"/>
+          <w:rFonts w:ascii="Calibri" w:hAnsi="Calibri" w:cs="Calibri"/>
           <w:spacing w:val="-7"/>
           <w:w w:val="85"/>
         </w:rPr>
@@ -860,14 +929,14 @@
       </w:r>
       <w:r>
         <w:rPr>
-          <w:rFonts w:hint="default" w:ascii="Calibri" w:hAnsi="Calibri" w:cs="Calibri"/>
+          <w:rFonts w:ascii="Calibri" w:hAnsi="Calibri" w:cs="Calibri"/>
           <w:w w:val="85"/>
         </w:rPr>
         <w:t>early</w:t>
       </w:r>
       <w:r>
         <w:rPr>
-          <w:rFonts w:hint="default" w:ascii="Calibri" w:hAnsi="Calibri" w:cs="Calibri"/>
+          <w:rFonts w:ascii="Calibri" w:hAnsi="Calibri" w:cs="Calibri"/>
           <w:spacing w:val="-6"/>
           <w:w w:val="85"/>
         </w:rPr>
@@ -875,14 +944,14 @@
       </w:r>
       <w:r>
         <w:rPr>
-          <w:rFonts w:hint="default" w:ascii="Calibri" w:hAnsi="Calibri" w:cs="Calibri"/>
+          <w:rFonts w:ascii="Calibri" w:hAnsi="Calibri" w:cs="Calibri"/>
           <w:w w:val="85"/>
         </w:rPr>
         <w:t>publication</w:t>
       </w:r>
       <w:r>
         <w:rPr>
-          <w:rFonts w:hint="default" w:ascii="Calibri" w:hAnsi="Calibri" w:cs="Calibri"/>
+          <w:rFonts w:ascii="Calibri" w:hAnsi="Calibri" w:cs="Calibri"/>
           <w:spacing w:val="-6"/>
           <w:w w:val="85"/>
         </w:rPr>
@@ -890,14 +959,14 @@
       </w:r>
       <w:r>
         <w:rPr>
-          <w:rFonts w:hint="default" w:ascii="Calibri" w:hAnsi="Calibri" w:cs="Calibri"/>
+          <w:rFonts w:ascii="Calibri" w:hAnsi="Calibri" w:cs="Calibri"/>
           <w:w w:val="85"/>
         </w:rPr>
         <w:t>of</w:t>
       </w:r>
       <w:r>
         <w:rPr>
-          <w:rFonts w:hint="default" w:ascii="Calibri" w:hAnsi="Calibri" w:cs="Calibri"/>
+          <w:rFonts w:ascii="Calibri" w:hAnsi="Calibri" w:cs="Calibri"/>
           <w:spacing w:val="-6"/>
           <w:w w:val="85"/>
         </w:rPr>
@@ -905,14 +974,14 @@
       </w:r>
       <w:r>
         <w:rPr>
-          <w:rFonts w:hint="default" w:ascii="Calibri" w:hAnsi="Calibri" w:cs="Calibri"/>
+          <w:rFonts w:ascii="Calibri" w:hAnsi="Calibri" w:cs="Calibri"/>
           <w:w w:val="85"/>
         </w:rPr>
         <w:t>my</w:t>
       </w:r>
       <w:r>
         <w:rPr>
-          <w:rFonts w:hint="default" w:ascii="Calibri" w:hAnsi="Calibri" w:cs="Calibri"/>
+          <w:rFonts w:ascii="Calibri" w:hAnsi="Calibri" w:cs="Calibri"/>
           <w:spacing w:val="-6"/>
           <w:w w:val="85"/>
         </w:rPr>
@@ -920,14 +989,14 @@
       </w:r>
       <w:r>
         <w:rPr>
-          <w:rFonts w:hint="default" w:ascii="Calibri" w:hAnsi="Calibri" w:cs="Calibri"/>
+          <w:rFonts w:ascii="Calibri" w:hAnsi="Calibri" w:cs="Calibri"/>
           <w:w w:val="85"/>
         </w:rPr>
         <w:t>/</w:t>
       </w:r>
       <w:r>
         <w:rPr>
-          <w:rFonts w:hint="default" w:ascii="Calibri" w:hAnsi="Calibri" w:cs="Calibri"/>
+          <w:rFonts w:ascii="Calibri" w:hAnsi="Calibri" w:cs="Calibri"/>
           <w:spacing w:val="-6"/>
           <w:w w:val="85"/>
         </w:rPr>
@@ -935,14 +1004,14 @@
       </w:r>
       <w:r>
         <w:rPr>
-          <w:rFonts w:hint="default" w:ascii="Calibri" w:hAnsi="Calibri" w:cs="Calibri"/>
+          <w:rFonts w:ascii="Calibri" w:hAnsi="Calibri" w:cs="Calibri"/>
           <w:w w:val="85"/>
         </w:rPr>
         <w:t>our</w:t>
       </w:r>
       <w:r>
         <w:rPr>
-          <w:rFonts w:hint="default" w:ascii="Calibri" w:hAnsi="Calibri" w:cs="Calibri"/>
+          <w:rFonts w:ascii="Calibri" w:hAnsi="Calibri" w:cs="Calibri"/>
           <w:spacing w:val="-6"/>
           <w:w w:val="85"/>
         </w:rPr>
@@ -950,55 +1019,29 @@
       </w:r>
       <w:r>
         <w:rPr>
-          <w:rFonts w:hint="default" w:ascii="Calibri" w:hAnsi="Calibri" w:cs="Calibri"/>
+          <w:rFonts w:ascii="Calibri" w:hAnsi="Calibri" w:cs="Calibri"/>
           <w:w w:val="85"/>
         </w:rPr>
         <w:t xml:space="preserve">Application </w:t>
       </w:r>
       <w:r>
         <w:rPr>
-          <w:rFonts w:hint="default" w:ascii="Calibri" w:hAnsi="Calibri" w:cs="Calibri"/>
+          <w:rFonts w:ascii="Calibri" w:hAnsi="Calibri" w:cs="Calibri"/>
           <w:spacing w:val="-2"/>
           <w:w w:val="85"/>
         </w:rPr>
-        <w:t xml:space="preserve">filed on </w:t>
-      </w:r>
-      <w:r>
-        <w:rPr>
-          <w:rFonts w:hint="default" w:ascii="Calibri" w:hAnsi="Calibri" w:cs="Calibri"/>
-          <w:spacing w:val="-2"/>
-          <w:w w:val="85"/>
-          <w:lang w:val="en-US"/>
-        </w:rPr>
-        <w:t xml:space="preserve">{date} </w:t>
-      </w:r>
-      <w:r>
-        <w:rPr>
-          <w:rFonts w:hint="default" w:ascii="Calibri" w:hAnsi="Calibri" w:cs="Calibri"/>
-          <w:spacing w:val="-2"/>
-          <w:w w:val="85"/>
-        </w:rPr>
-        <w:t>for the invention titled</w:t>
-      </w:r>
-      <w:r>
-        <w:rPr>
-          <w:rFonts w:hint="default" w:ascii="Calibri" w:hAnsi="Calibri" w:cs="Calibri"/>
-          <w:spacing w:val="-2"/>
-          <w:w w:val="85"/>
-          <w:lang w:val="en-US"/>
-        </w:rPr>
-        <w:t xml:space="preserve"> {title} </w:t>
-      </w:r>
-      <w:r>
-        <w:rPr>
-          <w:rFonts w:hint="default" w:ascii="Calibri" w:hAnsi="Calibri" w:cs="Calibri"/>
+        <w:t xml:space="preserve">filed on {date} for the invention titled {title} </w:t>
+      </w:r>
+      <w:r>
+        <w:rPr>
+          <w:rFonts w:ascii="Calibri" w:hAnsi="Calibri" w:cs="Calibri"/>
           <w:w w:val="80"/>
         </w:rPr>
         <w:t xml:space="preserve">under section 11A (2) of </w:t>
       </w:r>
       <w:r>
         <w:rPr>
-          <w:rFonts w:hint="default" w:ascii="Calibri" w:hAnsi="Calibri" w:cs="Calibri"/>
+          <w:rFonts w:ascii="Calibri" w:hAnsi="Calibri" w:cs="Calibri"/>
           <w:w w:val="90"/>
         </w:rPr>
         <w:t>the Act.</w:t>
@@ -1006,7 +1049,7 @@
     </w:p>
     <w:p>
       <w:pPr>
-        <w:pStyle w:val="7"/>
+        <w:pStyle w:val="ListParagraph"/>
         <w:numPr>
           <w:ilvl w:val="0"/>
           <w:numId w:val="1"/>
@@ -1017,180 +1060,180 @@
         <w:spacing w:before="236"/>
         <w:ind w:left="229" w:hanging="201"/>
         <w:rPr>
-          <w:rFonts w:hint="default" w:ascii="Calibri" w:hAnsi="Calibri" w:cs="Calibri"/>
-        </w:rPr>
-      </w:pPr>
-      <w:r>
-        <w:rPr>
-          <w:rFonts w:hint="default" w:ascii="Calibri" w:hAnsi="Calibri" w:cs="Calibri"/>
+          <w:rFonts w:ascii="Calibri" w:hAnsi="Calibri" w:cs="Calibri"/>
+        </w:rPr>
+      </w:pPr>
+      <w:r>
+        <w:rPr>
+          <w:rFonts w:ascii="Calibri" w:hAnsi="Calibri" w:cs="Calibri"/>
           <w:w w:val="80"/>
         </w:rPr>
         <w:t>To</w:t>
       </w:r>
       <w:r>
         <w:rPr>
-          <w:rFonts w:hint="default" w:ascii="Calibri" w:hAnsi="Calibri" w:cs="Calibri"/>
+          <w:rFonts w:ascii="Calibri" w:hAnsi="Calibri" w:cs="Calibri"/>
           <w:spacing w:val="-5"/>
         </w:rPr>
         <w:t xml:space="preserve"> </w:t>
       </w:r>
       <w:r>
         <w:rPr>
-          <w:rFonts w:hint="default" w:ascii="Calibri" w:hAnsi="Calibri" w:cs="Calibri"/>
+          <w:rFonts w:ascii="Calibri" w:hAnsi="Calibri" w:cs="Calibri"/>
           <w:w w:val="80"/>
         </w:rPr>
         <w:t>be</w:t>
       </w:r>
       <w:r>
         <w:rPr>
-          <w:rFonts w:hint="default" w:ascii="Calibri" w:hAnsi="Calibri" w:cs="Calibri"/>
+          <w:rFonts w:ascii="Calibri" w:hAnsi="Calibri" w:cs="Calibri"/>
           <w:spacing w:val="-7"/>
         </w:rPr>
         <w:t xml:space="preserve"> </w:t>
       </w:r>
       <w:r>
         <w:rPr>
-          <w:rFonts w:hint="default" w:ascii="Calibri" w:hAnsi="Calibri" w:cs="Calibri"/>
+          <w:rFonts w:ascii="Calibri" w:hAnsi="Calibri" w:cs="Calibri"/>
           <w:w w:val="80"/>
         </w:rPr>
         <w:t>signed</w:t>
       </w:r>
       <w:r>
         <w:rPr>
-          <w:rFonts w:hint="default" w:ascii="Calibri" w:hAnsi="Calibri" w:cs="Calibri"/>
+          <w:rFonts w:ascii="Calibri" w:hAnsi="Calibri" w:cs="Calibri"/>
           <w:spacing w:val="-5"/>
         </w:rPr>
         <w:t xml:space="preserve"> </w:t>
       </w:r>
       <w:r>
         <w:rPr>
-          <w:rFonts w:hint="default" w:ascii="Calibri" w:hAnsi="Calibri" w:cs="Calibri"/>
+          <w:rFonts w:ascii="Calibri" w:hAnsi="Calibri" w:cs="Calibri"/>
           <w:w w:val="80"/>
         </w:rPr>
         <w:t>by</w:t>
       </w:r>
       <w:r>
         <w:rPr>
-          <w:rFonts w:hint="default" w:ascii="Calibri" w:hAnsi="Calibri" w:cs="Calibri"/>
+          <w:rFonts w:ascii="Calibri" w:hAnsi="Calibri" w:cs="Calibri"/>
           <w:spacing w:val="-7"/>
         </w:rPr>
         <w:t xml:space="preserve"> </w:t>
       </w:r>
       <w:r>
         <w:rPr>
-          <w:rFonts w:hint="default" w:ascii="Calibri" w:hAnsi="Calibri" w:cs="Calibri"/>
+          <w:rFonts w:ascii="Calibri" w:hAnsi="Calibri" w:cs="Calibri"/>
           <w:w w:val="80"/>
         </w:rPr>
         <w:t>the</w:t>
       </w:r>
       <w:r>
         <w:rPr>
-          <w:rFonts w:hint="default" w:ascii="Calibri" w:hAnsi="Calibri" w:cs="Calibri"/>
+          <w:rFonts w:ascii="Calibri" w:hAnsi="Calibri" w:cs="Calibri"/>
           <w:spacing w:val="-5"/>
         </w:rPr>
         <w:t xml:space="preserve"> </w:t>
       </w:r>
       <w:r>
         <w:rPr>
-          <w:rFonts w:hint="default" w:ascii="Calibri" w:hAnsi="Calibri" w:cs="Calibri"/>
+          <w:rFonts w:ascii="Calibri" w:hAnsi="Calibri" w:cs="Calibri"/>
           <w:w w:val="80"/>
         </w:rPr>
         <w:t>applicant</w:t>
       </w:r>
       <w:r>
         <w:rPr>
-          <w:rFonts w:hint="default" w:ascii="Calibri" w:hAnsi="Calibri" w:cs="Calibri"/>
+          <w:rFonts w:ascii="Calibri" w:hAnsi="Calibri" w:cs="Calibri"/>
           <w:spacing w:val="-4"/>
         </w:rPr>
         <w:t xml:space="preserve"> </w:t>
       </w:r>
       <w:r>
         <w:rPr>
-          <w:rFonts w:hint="default" w:ascii="Calibri" w:hAnsi="Calibri" w:cs="Calibri"/>
+          <w:rFonts w:ascii="Calibri" w:hAnsi="Calibri" w:cs="Calibri"/>
           <w:w w:val="80"/>
         </w:rPr>
         <w:t>or</w:t>
       </w:r>
       <w:r>
         <w:rPr>
-          <w:rFonts w:hint="default" w:ascii="Calibri" w:hAnsi="Calibri" w:cs="Calibri"/>
+          <w:rFonts w:ascii="Calibri" w:hAnsi="Calibri" w:cs="Calibri"/>
           <w:spacing w:val="-5"/>
         </w:rPr>
         <w:t xml:space="preserve"> </w:t>
       </w:r>
       <w:r>
         <w:rPr>
-          <w:rFonts w:hint="default" w:ascii="Calibri" w:hAnsi="Calibri" w:cs="Calibri"/>
+          <w:rFonts w:ascii="Calibri" w:hAnsi="Calibri" w:cs="Calibri"/>
           <w:w w:val="80"/>
         </w:rPr>
         <w:t>by</w:t>
       </w:r>
       <w:r>
         <w:rPr>
-          <w:rFonts w:hint="default" w:ascii="Calibri" w:hAnsi="Calibri" w:cs="Calibri"/>
+          <w:rFonts w:ascii="Calibri" w:hAnsi="Calibri" w:cs="Calibri"/>
           <w:spacing w:val="-7"/>
         </w:rPr>
         <w:t xml:space="preserve"> </w:t>
       </w:r>
       <w:r>
         <w:rPr>
-          <w:rFonts w:hint="default" w:ascii="Calibri" w:hAnsi="Calibri" w:cs="Calibri"/>
+          <w:rFonts w:ascii="Calibri" w:hAnsi="Calibri" w:cs="Calibri"/>
           <w:w w:val="80"/>
         </w:rPr>
         <w:t>his</w:t>
       </w:r>
       <w:r>
         <w:rPr>
-          <w:rFonts w:hint="default" w:ascii="Calibri" w:hAnsi="Calibri" w:cs="Calibri"/>
+          <w:rFonts w:ascii="Calibri" w:hAnsi="Calibri" w:cs="Calibri"/>
           <w:spacing w:val="-7"/>
         </w:rPr>
         <w:t xml:space="preserve"> </w:t>
       </w:r>
       <w:r>
         <w:rPr>
-          <w:rFonts w:hint="default" w:ascii="Calibri" w:hAnsi="Calibri" w:cs="Calibri"/>
+          <w:rFonts w:ascii="Calibri" w:hAnsi="Calibri" w:cs="Calibri"/>
           <w:w w:val="80"/>
         </w:rPr>
         <w:t>authorized</w:t>
       </w:r>
       <w:r>
         <w:rPr>
-          <w:rFonts w:hint="default" w:ascii="Calibri" w:hAnsi="Calibri" w:cs="Calibri"/>
+          <w:rFonts w:ascii="Calibri" w:hAnsi="Calibri" w:cs="Calibri"/>
           <w:spacing w:val="-5"/>
         </w:rPr>
         <w:t xml:space="preserve"> </w:t>
       </w:r>
       <w:r>
         <w:rPr>
-          <w:rFonts w:hint="default" w:ascii="Calibri" w:hAnsi="Calibri" w:cs="Calibri"/>
+          <w:rFonts w:ascii="Calibri" w:hAnsi="Calibri" w:cs="Calibri"/>
           <w:w w:val="80"/>
         </w:rPr>
         <w:t>registered</w:t>
       </w:r>
       <w:r>
         <w:rPr>
-          <w:rFonts w:hint="default" w:ascii="Calibri" w:hAnsi="Calibri" w:cs="Calibri"/>
+          <w:rFonts w:ascii="Calibri" w:hAnsi="Calibri" w:cs="Calibri"/>
           <w:spacing w:val="-5"/>
         </w:rPr>
         <w:t xml:space="preserve"> </w:t>
       </w:r>
       <w:r>
         <w:rPr>
-          <w:rFonts w:hint="default" w:ascii="Calibri" w:hAnsi="Calibri" w:cs="Calibri"/>
+          <w:rFonts w:ascii="Calibri" w:hAnsi="Calibri" w:cs="Calibri"/>
           <w:w w:val="80"/>
         </w:rPr>
         <w:t>patent</w:t>
       </w:r>
       <w:r>
         <w:rPr>
-          <w:rFonts w:hint="default" w:ascii="Calibri" w:hAnsi="Calibri" w:cs="Calibri"/>
+          <w:rFonts w:ascii="Calibri" w:hAnsi="Calibri" w:cs="Calibri"/>
           <w:spacing w:val="-7"/>
         </w:rPr>
         <w:t xml:space="preserve"> </w:t>
       </w:r>
       <w:r>
         <w:rPr>
-          <w:rFonts w:hint="default" w:ascii="Calibri" w:hAnsi="Calibri" w:cs="Calibri"/>
+          <w:rFonts w:ascii="Calibri" w:hAnsi="Calibri" w:cs="Calibri"/>
           <w:spacing w:val="-2"/>
           <w:w w:val="80"/>
         </w:rPr>
@@ -1199,17 +1242,17 @@
     </w:p>
     <w:p>
       <w:pPr>
-        <w:pStyle w:val="4"/>
+        <w:pStyle w:val="BodyText"/>
         <w:spacing w:before="25"/>
         <w:rPr>
-          <w:rFonts w:hint="default" w:ascii="Calibri" w:hAnsi="Calibri" w:cs="Calibri"/>
+          <w:rFonts w:ascii="Calibri" w:hAnsi="Calibri" w:cs="Calibri"/>
           <w:b w:val="0"/>
         </w:rPr>
       </w:pPr>
     </w:p>
     <w:p>
       <w:pPr>
-        <w:pStyle w:val="7"/>
+        <w:pStyle w:val="ListParagraph"/>
         <w:numPr>
           <w:ilvl w:val="0"/>
           <w:numId w:val="1"/>
@@ -1219,110 +1262,110 @@
         </w:tabs>
         <w:ind w:left="229" w:hanging="201"/>
         <w:rPr>
-          <w:rFonts w:hint="default" w:ascii="Calibri" w:hAnsi="Calibri" w:cs="Calibri"/>
-        </w:rPr>
-      </w:pPr>
-      <w:r>
-        <w:rPr>
-          <w:rFonts w:hint="default" w:ascii="Calibri" w:hAnsi="Calibri" w:cs="Calibri"/>
+          <w:rFonts w:ascii="Calibri" w:hAnsi="Calibri" w:cs="Calibri"/>
+        </w:rPr>
+      </w:pPr>
+      <w:r>
+        <w:rPr>
+          <w:rFonts w:ascii="Calibri" w:hAnsi="Calibri" w:cs="Calibri"/>
           <w:w w:val="80"/>
         </w:rPr>
         <w:t>Name</w:t>
       </w:r>
       <w:r>
         <w:rPr>
-          <w:rFonts w:hint="default" w:ascii="Calibri" w:hAnsi="Calibri" w:cs="Calibri"/>
+          <w:rFonts w:ascii="Calibri" w:hAnsi="Calibri" w:cs="Calibri"/>
           <w:spacing w:val="-6"/>
         </w:rPr>
         <w:t xml:space="preserve"> </w:t>
       </w:r>
       <w:r>
         <w:rPr>
-          <w:rFonts w:hint="default" w:ascii="Calibri" w:hAnsi="Calibri" w:cs="Calibri"/>
+          <w:rFonts w:ascii="Calibri" w:hAnsi="Calibri" w:cs="Calibri"/>
           <w:w w:val="80"/>
         </w:rPr>
         <w:t>of</w:t>
       </w:r>
       <w:r>
         <w:rPr>
-          <w:rFonts w:hint="default" w:ascii="Calibri" w:hAnsi="Calibri" w:cs="Calibri"/>
+          <w:rFonts w:ascii="Calibri" w:hAnsi="Calibri" w:cs="Calibri"/>
           <w:spacing w:val="-5"/>
         </w:rPr>
         <w:t xml:space="preserve"> </w:t>
       </w:r>
       <w:r>
         <w:rPr>
-          <w:rFonts w:hint="default" w:ascii="Calibri" w:hAnsi="Calibri" w:cs="Calibri"/>
+          <w:rFonts w:ascii="Calibri" w:hAnsi="Calibri" w:cs="Calibri"/>
           <w:w w:val="80"/>
         </w:rPr>
         <w:t>the</w:t>
       </w:r>
       <w:r>
         <w:rPr>
-          <w:rFonts w:hint="default" w:ascii="Calibri" w:hAnsi="Calibri" w:cs="Calibri"/>
+          <w:rFonts w:ascii="Calibri" w:hAnsi="Calibri" w:cs="Calibri"/>
           <w:spacing w:val="-5"/>
         </w:rPr>
         <w:t xml:space="preserve"> </w:t>
       </w:r>
       <w:r>
         <w:rPr>
-          <w:rFonts w:hint="default" w:ascii="Calibri" w:hAnsi="Calibri" w:cs="Calibri"/>
+          <w:rFonts w:ascii="Calibri" w:hAnsi="Calibri" w:cs="Calibri"/>
           <w:w w:val="80"/>
         </w:rPr>
         <w:t>natural</w:t>
       </w:r>
       <w:r>
         <w:rPr>
-          <w:rFonts w:hint="default" w:ascii="Calibri" w:hAnsi="Calibri" w:cs="Calibri"/>
+          <w:rFonts w:ascii="Calibri" w:hAnsi="Calibri" w:cs="Calibri"/>
           <w:spacing w:val="-5"/>
         </w:rPr>
         <w:t xml:space="preserve"> </w:t>
       </w:r>
       <w:r>
         <w:rPr>
-          <w:rFonts w:hint="default" w:ascii="Calibri" w:hAnsi="Calibri" w:cs="Calibri"/>
+          <w:rFonts w:ascii="Calibri" w:hAnsi="Calibri" w:cs="Calibri"/>
           <w:w w:val="80"/>
         </w:rPr>
         <w:t>person</w:t>
       </w:r>
       <w:r>
         <w:rPr>
-          <w:rFonts w:hint="default" w:ascii="Calibri" w:hAnsi="Calibri" w:cs="Calibri"/>
+          <w:rFonts w:ascii="Calibri" w:hAnsi="Calibri" w:cs="Calibri"/>
           <w:spacing w:val="-7"/>
         </w:rPr>
         <w:t xml:space="preserve"> </w:t>
       </w:r>
       <w:r>
         <w:rPr>
-          <w:rFonts w:hint="default" w:ascii="Calibri" w:hAnsi="Calibri" w:cs="Calibri"/>
+          <w:rFonts w:ascii="Calibri" w:hAnsi="Calibri" w:cs="Calibri"/>
           <w:w w:val="80"/>
         </w:rPr>
         <w:t>who</w:t>
       </w:r>
       <w:r>
         <w:rPr>
-          <w:rFonts w:hint="default" w:ascii="Calibri" w:hAnsi="Calibri" w:cs="Calibri"/>
+          <w:rFonts w:ascii="Calibri" w:hAnsi="Calibri" w:cs="Calibri"/>
           <w:spacing w:val="-6"/>
         </w:rPr>
         <w:t xml:space="preserve"> </w:t>
       </w:r>
       <w:r>
         <w:rPr>
-          <w:rFonts w:hint="default" w:ascii="Calibri" w:hAnsi="Calibri" w:cs="Calibri"/>
+          <w:rFonts w:ascii="Calibri" w:hAnsi="Calibri" w:cs="Calibri"/>
           <w:w w:val="80"/>
         </w:rPr>
         <w:t>has</w:t>
       </w:r>
       <w:r>
         <w:rPr>
-          <w:rFonts w:hint="default" w:ascii="Calibri" w:hAnsi="Calibri" w:cs="Calibri"/>
+          <w:rFonts w:ascii="Calibri" w:hAnsi="Calibri" w:cs="Calibri"/>
           <w:spacing w:val="-7"/>
         </w:rPr>
         <w:t xml:space="preserve"> </w:t>
       </w:r>
       <w:r>
         <w:rPr>
-          <w:rFonts w:hint="default" w:ascii="Calibri" w:hAnsi="Calibri" w:cs="Calibri"/>
+          <w:rFonts w:ascii="Calibri" w:hAnsi="Calibri" w:cs="Calibri"/>
           <w:spacing w:val="-2"/>
           <w:w w:val="80"/>
         </w:rPr>
@@ -1331,17 +1374,13 @@
     </w:p>
     <w:p>
       <w:pPr>
-        <w:pStyle w:val="7"/>
-        <w:numPr>
-          <w:ilvl w:val="0"/>
-          <w:numId w:val="0"/>
-        </w:numPr>
+        <w:pStyle w:val="ListParagraph"/>
         <w:tabs>
           <w:tab w:val="left" w:pos="229"/>
         </w:tabs>
-        <w:ind w:left="28" w:leftChars="0"/>
-        <w:rPr>
-          <w:rFonts w:hint="default" w:ascii="Calibri" w:hAnsi="Calibri" w:cs="Calibri"/>
+        <w:ind w:left="28" w:firstLine="0"/>
+        <w:rPr>
+          <w:rFonts w:ascii="Calibri" w:hAnsi="Calibri" w:cs="Calibri"/>
           <w:spacing w:val="-2"/>
           <w:w w:val="80"/>
         </w:rPr>
@@ -1349,203 +1388,169 @@
     </w:p>
     <w:p>
       <w:pPr>
-        <w:pStyle w:val="7"/>
-        <w:numPr>
-          <w:ilvl w:val="0"/>
-          <w:numId w:val="0"/>
-        </w:numPr>
+        <w:pStyle w:val="ListParagraph"/>
         <w:tabs>
           <w:tab w:val="left" w:pos="229"/>
         </w:tabs>
-        <w:ind w:left="28" w:leftChars="0"/>
-        <w:rPr>
-          <w:rFonts w:hint="default" w:ascii="Calibri" w:hAnsi="Calibri" w:cs="Calibri"/>
+        <w:ind w:left="28" w:firstLine="0"/>
+        <w:rPr>
+          <w:rFonts w:ascii="Calibri" w:hAnsi="Calibri" w:cs="Calibri"/>
           <w:spacing w:val="-2"/>
           <w:w w:val="80"/>
-          <w:lang w:val="en-US"/>
-        </w:rPr>
-      </w:pPr>
-      <w:r>
-        <w:rPr>
-          <w:rFonts w:hint="default" w:ascii="Calibri" w:hAnsi="Calibri" w:cs="Calibri"/>
+        </w:rPr>
+      </w:pPr>
+      <w:r>
+        <w:rPr>
+          <w:rFonts w:ascii="Calibri" w:hAnsi="Calibri" w:cs="Calibri"/>
           <w:spacing w:val="-2"/>
           <w:w w:val="80"/>
-          <w:lang w:val="en-US"/>
         </w:rPr>
         <w:t xml:space="preserve">       {principal}</w:t>
       </w:r>
     </w:p>
     <w:p>
       <w:pPr>
-        <w:pStyle w:val="7"/>
-        <w:numPr>
-          <w:ilvl w:val="0"/>
-          <w:numId w:val="0"/>
-        </w:numPr>
+        <w:pStyle w:val="ListParagraph"/>
         <w:tabs>
           <w:tab w:val="left" w:pos="229"/>
         </w:tabs>
-        <w:ind w:left="28" w:leftChars="0"/>
-        <w:rPr>
-          <w:rFonts w:hint="default" w:ascii="Calibri" w:hAnsi="Calibri" w:cs="Calibri"/>
+        <w:ind w:left="28" w:firstLine="0"/>
+        <w:rPr>
+          <w:rFonts w:ascii="Calibri" w:hAnsi="Calibri" w:cs="Calibri"/>
           <w:spacing w:val="-2"/>
           <w:w w:val="80"/>
-          <w:lang w:val="en-US"/>
-        </w:rPr>
-      </w:pPr>
-      <w:r>
-        <w:rPr>
-          <w:rFonts w:hint="default" w:ascii="Calibri" w:hAnsi="Calibri" w:cs="Calibri"/>
+        </w:rPr>
+      </w:pPr>
+      <w:r>
+        <w:rPr>
+          <w:rFonts w:ascii="Calibri" w:hAnsi="Calibri" w:cs="Calibri"/>
           <w:spacing w:val="-2"/>
           <w:w w:val="80"/>
-          <w:lang w:val="en-US"/>
         </w:rPr>
         <w:t xml:space="preserve">        </w:t>
       </w:r>
     </w:p>
     <w:p>
       <w:pPr>
-        <w:pStyle w:val="4"/>
-        <w:ind w:firstLine="352" w:firstLineChars="200"/>
-        <w:rPr>
-          <w:rFonts w:hint="default" w:ascii="Calibri" w:hAnsi="Calibri" w:cs="Calibri"/>
+        <w:pStyle w:val="BodyText"/>
+        <w:ind w:firstLineChars="200" w:firstLine="352"/>
+        <w:rPr>
+          <w:rFonts w:ascii="Calibri" w:hAnsi="Calibri" w:cs="Calibri"/>
           <w:spacing w:val="-4"/>
-          <w:lang w:val="en-US"/>
-        </w:rPr>
-      </w:pPr>
-      <w:r>
-        <w:rPr>
-          <w:rFonts w:hint="default" w:ascii="Calibri" w:hAnsi="Calibri" w:cs="Calibri"/>
+        </w:rPr>
+      </w:pPr>
+      <w:r>
+        <w:rPr>
+          <w:rFonts w:ascii="Calibri" w:hAnsi="Calibri" w:cs="Calibri"/>
           <w:w w:val="80"/>
         </w:rPr>
         <w:t>Dated</w:t>
       </w:r>
       <w:r>
         <w:rPr>
-          <w:rFonts w:hint="default" w:ascii="Calibri" w:hAnsi="Calibri" w:cs="Calibri"/>
+          <w:rFonts w:ascii="Calibri" w:hAnsi="Calibri" w:cs="Calibri"/>
           <w:spacing w:val="-5"/>
         </w:rPr>
         <w:t xml:space="preserve"> </w:t>
       </w:r>
       <w:r>
         <w:rPr>
-          <w:rFonts w:hint="default" w:ascii="Calibri" w:hAnsi="Calibri" w:cs="Calibri"/>
+          <w:rFonts w:ascii="Calibri" w:hAnsi="Calibri" w:cs="Calibri"/>
           <w:w w:val="80"/>
         </w:rPr>
         <w:t>this</w:t>
       </w:r>
       <w:r>
         <w:rPr>
-          <w:rFonts w:hint="default" w:ascii="Calibri" w:hAnsi="Calibri" w:cs="Calibri"/>
+          <w:rFonts w:ascii="Calibri" w:hAnsi="Calibri" w:cs="Calibri"/>
           <w:spacing w:val="-4"/>
         </w:rPr>
-        <w:t xml:space="preserve"> </w:t>
-      </w:r>
-      <w:r>
-        <w:rPr>
-          <w:rFonts w:hint="default" w:ascii="Calibri" w:hAnsi="Calibri" w:cs="Calibri"/>
+        <w:t xml:space="preserve"> {date}</w:t>
+      </w:r>
+    </w:p>
+    <w:p>
+      <w:pPr>
+        <w:pStyle w:val="BodyText"/>
+        <w:ind w:firstLineChars="200" w:firstLine="434"/>
+        <w:rPr>
+          <w:rFonts w:ascii="Calibri" w:hAnsi="Calibri" w:cs="Calibri"/>
           <w:spacing w:val="-4"/>
-          <w:lang w:val="en-US"/>
-        </w:rPr>
-        <w:t>{date}</w:t>
-      </w:r>
-    </w:p>
-    <w:p>
-      <w:pPr>
-        <w:pStyle w:val="4"/>
-        <w:ind w:firstLine="424" w:firstLineChars="200"/>
-        <w:rPr>
-          <w:rFonts w:hint="default" w:ascii="Calibri" w:hAnsi="Calibri" w:cs="Calibri"/>
+        </w:rPr>
+      </w:pPr>
+    </w:p>
+    <w:p>
+      <w:pPr>
+        <w:pStyle w:val="BodyText"/>
+        <w:ind w:firstLineChars="200" w:firstLine="434"/>
+        <w:rPr>
+          <w:rFonts w:ascii="Calibri" w:hAnsi="Calibri" w:cs="Calibri"/>
           <w:spacing w:val="-4"/>
-          <w:lang w:val="en-US"/>
-        </w:rPr>
-      </w:pPr>
-    </w:p>
-    <w:p>
-      <w:pPr>
-        <w:pStyle w:val="4"/>
-        <w:ind w:firstLine="424" w:firstLineChars="200"/>
-        <w:rPr>
-          <w:rFonts w:hint="default" w:ascii="Calibri" w:hAnsi="Calibri" w:cs="Calibri"/>
+        </w:rPr>
+      </w:pPr>
+    </w:p>
+    <w:p>
+      <w:pPr>
+        <w:pStyle w:val="Header"/>
+      </w:pPr>
+      <w:r>
+        <w:t xml:space="preserve">   </w:t>
+      </w:r>
+      <w:r>
+        <w:rPr>
+          <w:rFonts w:ascii="Calibri" w:hAnsi="Calibri" w:cs="Calibri"/>
+        </w:rPr>
+        <w:t>{principal}</w:t>
+      </w:r>
+    </w:p>
+    <w:p>
+      <w:pPr>
+        <w:pStyle w:val="BodyText"/>
+        <w:ind w:firstLineChars="200" w:firstLine="434"/>
+        <w:rPr>
+          <w:rFonts w:ascii="Calibri" w:hAnsi="Calibri" w:cs="Calibri"/>
           <w:spacing w:val="-4"/>
-          <w:lang w:val="en-US"/>
-        </w:rPr>
-      </w:pPr>
-    </w:p>
-    <w:p>
-      <w:pPr>
-        <w:pStyle w:val="6"/>
-        <w:bidi w:val="0"/>
-        <w:rPr>
-          <w:rFonts w:hint="default"/>
-          <w:lang w:val="en-US"/>
-        </w:rPr>
-      </w:pPr>
-      <w:r>
-        <w:rPr>
-          <w:rFonts w:hint="default"/>
-          <w:lang w:val="en-US"/>
-        </w:rPr>
-        <w:t xml:space="preserve">   </w:t>
-      </w:r>
-      <w:r>
-        <w:rPr>
-          <w:rFonts w:hint="default" w:ascii="Calibri" w:hAnsi="Calibri" w:cs="Calibri"/>
-          <w:lang w:val="en-US"/>
-        </w:rPr>
-        <w:t>{principal}</w:t>
-      </w:r>
-    </w:p>
-    <w:p>
-      <w:pPr>
-        <w:pStyle w:val="4"/>
-        <w:ind w:firstLine="424" w:firstLineChars="200"/>
-        <w:rPr>
-          <w:rFonts w:hint="default" w:ascii="Calibri" w:hAnsi="Calibri" w:cs="Calibri"/>
-          <w:spacing w:val="-4"/>
-          <w:lang w:val="en-US"/>
-        </w:rPr>
-      </w:pPr>
-    </w:p>
-    <w:p>
-      <w:pPr>
-        <w:pStyle w:val="4"/>
-        <w:rPr>
-          <w:rFonts w:hint="default" w:ascii="Calibri" w:hAnsi="Calibri" w:cs="Calibri"/>
-        </w:rPr>
-      </w:pPr>
-    </w:p>
-    <w:p>
-      <w:pPr>
-        <w:pStyle w:val="4"/>
-        <w:rPr>
-          <w:rFonts w:hint="default" w:ascii="Calibri" w:hAnsi="Calibri" w:cs="Calibri"/>
-        </w:rPr>
-      </w:pPr>
-    </w:p>
-    <w:p>
-      <w:pPr>
-        <w:pStyle w:val="4"/>
+        </w:rPr>
+      </w:pPr>
+    </w:p>
+    <w:p>
+      <w:pPr>
+        <w:pStyle w:val="BodyText"/>
+        <w:rPr>
+          <w:rFonts w:ascii="Calibri" w:hAnsi="Calibri" w:cs="Calibri"/>
+        </w:rPr>
+      </w:pPr>
+    </w:p>
+    <w:p>
+      <w:pPr>
+        <w:pStyle w:val="BodyText"/>
+        <w:rPr>
+          <w:rFonts w:ascii="Calibri" w:hAnsi="Calibri" w:cs="Calibri"/>
+        </w:rPr>
+      </w:pPr>
+    </w:p>
+    <w:p>
+      <w:pPr>
+        <w:pStyle w:val="BodyText"/>
         <w:spacing w:before="231"/>
         <w:rPr>
-          <w:rFonts w:hint="default" w:ascii="Calibri" w:hAnsi="Calibri" w:cs="Calibri"/>
-        </w:rPr>
-      </w:pPr>
-    </w:p>
-    <w:p>
-      <w:pPr>
-        <w:pStyle w:val="4"/>
-        <w:rPr>
-          <w:rFonts w:hint="default" w:ascii="Calibri" w:hAnsi="Calibri" w:cs="Calibri"/>
-        </w:rPr>
-      </w:pPr>
-    </w:p>
-    <w:p>
-      <w:pPr>
-        <w:pStyle w:val="4"/>
+          <w:rFonts w:ascii="Calibri" w:hAnsi="Calibri" w:cs="Calibri"/>
+        </w:rPr>
+      </w:pPr>
+    </w:p>
+    <w:p>
+      <w:pPr>
+        <w:pStyle w:val="BodyText"/>
+        <w:rPr>
+          <w:rFonts w:ascii="Calibri" w:hAnsi="Calibri" w:cs="Calibri"/>
+        </w:rPr>
+      </w:pPr>
+    </w:p>
+    <w:p>
+      <w:pPr>
+        <w:pStyle w:val="BodyText"/>
         <w:spacing w:before="131"/>
         <w:rPr>
-          <w:rFonts w:hint="default" w:ascii="Calibri" w:hAnsi="Calibri" w:cs="Calibri"/>
+          <w:rFonts w:ascii="Calibri" w:hAnsi="Calibri" w:cs="Calibri"/>
         </w:rPr>
       </w:pPr>
     </w:p>
@@ -1554,12 +1559,12 @@
         <w:spacing w:before="1"/>
         <w:ind w:left="458"/>
         <w:rPr>
-          <w:rFonts w:hint="default" w:ascii="Calibri" w:hAnsi="Calibri" w:cs="Calibri"/>
-        </w:rPr>
-      </w:pPr>
-      <w:r>
-        <w:rPr>
-          <w:rFonts w:hint="default" w:ascii="Calibri" w:hAnsi="Calibri" w:cs="Calibri"/>
+          <w:rFonts w:ascii="Calibri" w:hAnsi="Calibri" w:cs="Calibri"/>
+        </w:rPr>
+      </w:pPr>
+      <w:r>
+        <w:rPr>
+          <w:rFonts w:ascii="Calibri" w:hAnsi="Calibri" w:cs="Calibri"/>
           <w:spacing w:val="-5"/>
           <w:w w:val="90"/>
         </w:rPr>
@@ -1571,54 +1576,54 @@
         <w:spacing w:before="37"/>
         <w:ind w:left="458"/>
         <w:rPr>
-          <w:rFonts w:hint="default" w:ascii="Calibri" w:hAnsi="Calibri" w:cs="Calibri"/>
-        </w:rPr>
-      </w:pPr>
-      <w:r>
-        <w:rPr>
-          <w:rFonts w:hint="default" w:ascii="Calibri" w:hAnsi="Calibri" w:cs="Calibri"/>
+          <w:rFonts w:ascii="Calibri" w:hAnsi="Calibri" w:cs="Calibri"/>
+        </w:rPr>
+      </w:pPr>
+      <w:r>
+        <w:rPr>
+          <w:rFonts w:ascii="Calibri" w:hAnsi="Calibri" w:cs="Calibri"/>
           <w:w w:val="80"/>
         </w:rPr>
         <w:t>The</w:t>
       </w:r>
       <w:r>
         <w:rPr>
-          <w:rFonts w:hint="default" w:ascii="Calibri" w:hAnsi="Calibri" w:cs="Calibri"/>
+          <w:rFonts w:ascii="Calibri" w:hAnsi="Calibri" w:cs="Calibri"/>
           <w:spacing w:val="-5"/>
         </w:rPr>
         <w:t xml:space="preserve"> </w:t>
       </w:r>
       <w:r>
         <w:rPr>
-          <w:rFonts w:hint="default" w:ascii="Calibri" w:hAnsi="Calibri" w:cs="Calibri"/>
+          <w:rFonts w:ascii="Calibri" w:hAnsi="Calibri" w:cs="Calibri"/>
           <w:w w:val="80"/>
         </w:rPr>
         <w:t>Controller</w:t>
       </w:r>
       <w:r>
         <w:rPr>
-          <w:rFonts w:hint="default" w:ascii="Calibri" w:hAnsi="Calibri" w:cs="Calibri"/>
+          <w:rFonts w:ascii="Calibri" w:hAnsi="Calibri" w:cs="Calibri"/>
           <w:spacing w:val="-5"/>
         </w:rPr>
         <w:t xml:space="preserve"> </w:t>
       </w:r>
       <w:r>
         <w:rPr>
-          <w:rFonts w:hint="default" w:ascii="Calibri" w:hAnsi="Calibri" w:cs="Calibri"/>
+          <w:rFonts w:ascii="Calibri" w:hAnsi="Calibri" w:cs="Calibri"/>
           <w:w w:val="80"/>
         </w:rPr>
         <w:t>of</w:t>
       </w:r>
       <w:r>
         <w:rPr>
-          <w:rFonts w:hint="default" w:ascii="Calibri" w:hAnsi="Calibri" w:cs="Calibri"/>
+          <w:rFonts w:ascii="Calibri" w:hAnsi="Calibri" w:cs="Calibri"/>
           <w:spacing w:val="-5"/>
         </w:rPr>
         <w:t xml:space="preserve"> </w:t>
       </w:r>
       <w:r>
         <w:rPr>
-          <w:rFonts w:hint="default" w:ascii="Calibri" w:hAnsi="Calibri" w:cs="Calibri"/>
+          <w:rFonts w:ascii="Calibri" w:hAnsi="Calibri" w:cs="Calibri"/>
           <w:spacing w:val="-2"/>
           <w:w w:val="80"/>
         </w:rPr>
@@ -1627,58 +1632,58 @@
     </w:p>
     <w:p>
       <w:pPr>
-        <w:pStyle w:val="4"/>
+        <w:pStyle w:val="BodyText"/>
         <w:spacing w:before="37"/>
         <w:ind w:left="458"/>
         <w:rPr>
-          <w:rFonts w:hint="default" w:ascii="Calibri" w:hAnsi="Calibri" w:cs="Calibri"/>
-        </w:rPr>
-      </w:pPr>
-      <w:r>
-        <w:rPr>
-          <w:rFonts w:hint="default" w:ascii="Calibri" w:hAnsi="Calibri" w:cs="Calibri"/>
+          <w:rFonts w:ascii="Calibri" w:hAnsi="Calibri" w:cs="Calibri"/>
+        </w:rPr>
+      </w:pPr>
+      <w:r>
+        <w:rPr>
+          <w:rFonts w:ascii="Calibri" w:hAnsi="Calibri" w:cs="Calibri"/>
           <w:w w:val="80"/>
         </w:rPr>
         <w:t>The</w:t>
       </w:r>
       <w:r>
         <w:rPr>
-          <w:rFonts w:hint="default" w:ascii="Calibri" w:hAnsi="Calibri" w:cs="Calibri"/>
+          <w:rFonts w:ascii="Calibri" w:hAnsi="Calibri" w:cs="Calibri"/>
           <w:spacing w:val="-2"/>
         </w:rPr>
         <w:t xml:space="preserve"> </w:t>
       </w:r>
       <w:r>
         <w:rPr>
-          <w:rFonts w:hint="default" w:ascii="Calibri" w:hAnsi="Calibri" w:cs="Calibri"/>
+          <w:rFonts w:ascii="Calibri" w:hAnsi="Calibri" w:cs="Calibri"/>
           <w:w w:val="80"/>
         </w:rPr>
         <w:t>Patent</w:t>
       </w:r>
       <w:r>
         <w:rPr>
-          <w:rFonts w:hint="default" w:ascii="Calibri" w:hAnsi="Calibri" w:cs="Calibri"/>
+          <w:rFonts w:ascii="Calibri" w:hAnsi="Calibri" w:cs="Calibri"/>
           <w:spacing w:val="-2"/>
         </w:rPr>
         <w:t xml:space="preserve"> </w:t>
       </w:r>
       <w:r>
         <w:rPr>
-          <w:rFonts w:hint="default" w:ascii="Calibri" w:hAnsi="Calibri" w:cs="Calibri"/>
+          <w:rFonts w:ascii="Calibri" w:hAnsi="Calibri" w:cs="Calibri"/>
           <w:w w:val="80"/>
         </w:rPr>
         <w:t>Office,</w:t>
       </w:r>
       <w:r>
         <w:rPr>
-          <w:rFonts w:hint="default" w:ascii="Calibri" w:hAnsi="Calibri" w:cs="Calibri"/>
+          <w:rFonts w:ascii="Calibri" w:hAnsi="Calibri" w:cs="Calibri"/>
           <w:spacing w:val="-2"/>
         </w:rPr>
         <w:t xml:space="preserve"> </w:t>
       </w:r>
       <w:r>
         <w:rPr>
-          <w:rFonts w:hint="default" w:ascii="Calibri" w:hAnsi="Calibri" w:cs="Calibri"/>
+          <w:rFonts w:ascii="Calibri" w:hAnsi="Calibri" w:cs="Calibri"/>
           <w:spacing w:val="-2"/>
           <w:w w:val="80"/>
         </w:rPr>
@@ -1686,22 +1691,41 @@
       </w:r>
     </w:p>
     <w:sectPr>
-      <w:footerReference r:id="rId3" w:type="default"/>
+      <w:footerReference w:type="default" r:id="rId7"/>
       <w:type w:val="continuous"/>
       <w:pgSz w:w="11910" w:h="16840"/>
       <w:pgMar w:top="800" w:right="1133" w:bottom="1960" w:left="1275" w:header="0" w:footer="1776" w:gutter="0"/>
       <w:pgNumType w:start="1"/>
-      <w:cols w:space="720" w:num="1"/>
+      <w:cols w:space="720"/>
     </w:sectPr>
   </w:body>
 </w:document>
 </file>
 
+<file path=word/endnotes.xml><?xml version="1.0" encoding="utf-8"?>
+<w:endnotes xmlns:wpc="http://schemas.microsoft.com/office/word/2010/wordprocessingCanvas" xmlns:cx="http://schemas.microsoft.com/office/drawing/2014/chartex" xmlns:cx1="http://schemas.microsoft.com/office/drawing/2015/9/8/chartex" xmlns:cx2="http://schemas.microsoft.com/office/drawing/2015/10/21/chartex" xmlns:cx3="http://schemas.microsoft.com/office/drawing/2016/5/9/chartex" xmlns:cx4="http://schemas.microsoft.com/office/drawing/2016/5/10/chartex" xmlns:cx5="http://schemas.microsoft.com/office/drawing/2016/5/11/chartex" xmlns:cx6="http://schemas.microsoft.com/office/drawing/2016/5/12/chartex" xmlns:cx7="http://schemas.microsoft.com/office/drawing/2016/5/13/chartex" xmlns:cx8="http://schemas.microsoft.com/office/drawing/2016/5/14/chartex" xmlns:mc="http://schemas.openxmlformats.org/markup-compatibility/2006" xmlns:aink="http://schemas.microsoft.com/office/drawing/2016/ink" xmlns:am3d="http://schemas.microsoft.com/office/drawing/2017/model3d" xmlns:o="urn:schemas-microsoft-com:office:office" xmlns:oel="http://schemas.microsoft.com/office/2019/extlst" xmlns:r="http://schemas.openxmlformats.org/officeDocument/2006/relationships" xmlns:m="http://schemas.openxmlformats.org/officeDocument/2006/math" xmlns:v="urn:schemas-microsoft-com:vml" xmlns:wp14="http://schemas.microsoft.com/office/word/2010/wordprocessingDrawing" xmlns:wp="http://schemas.openxmlformats.org/drawingml/2006/wordprocessingDrawing" xmlns:w10="urn:schemas-microsoft-com:office:word" xmlns:w="http://schemas.openxmlformats.org/wordprocessingml/2006/main" xmlns:w14="http://schemas.microsoft.com/office/word/2010/wordml" xmlns:w15="http://schemas.microsoft.com/office/word/2012/wordml" xmlns:w16cei="http://schemas.microsoft.com/office/word/2026/wordml/cei" xmlns:w16cex="http://schemas.microsoft.com/office/word/2018/wordml/cex" xmlns:w16cid="http://schemas.microsoft.com/office/word/2016/wordml/cid" xmlns:w16="http://schemas.microsoft.com/office/word/2018/wordml" xmlns:w16du="http://schemas.microsoft.com/office/word/2023/wordml/word16du" xmlns:w16sdtdh="http://schemas.microsoft.com/office/word/2020/wordml/sdtdatahash" xmlns:w16sdtfl="http://schemas.microsoft.com/office/word/2024/wordml/sdtformatlock" xmlns:w16se="http://schemas.microsoft.com/office/word/2015/wordml/symex" xmlns:wpg="http://schemas.microsoft.com/office/word/2010/wordprocessingGroup" xmlns:wpi="http://schemas.microsoft.com/office/word/2010/wordprocessingInk" xmlns:wne="http://schemas.microsoft.com/office/word/2006/wordml" xmlns:wps="http://schemas.microsoft.com/office/word/2010/wordprocessingShape" mc:Ignorable="w14 w15 w16se w16cid w16 w16cex w16sdtdh w16sdtfl w16du wp14">
+  <w:endnote w:type="separator" w:id="-1">
+    <w:p>
+      <w:r>
+        <w:separator/>
+      </w:r>
+    </w:p>
+  </w:endnote>
+  <w:endnote w:type="continuationSeparator" w:id="0">
+    <w:p>
+      <w:r>
+        <w:continuationSeparator/>
+      </w:r>
+    </w:p>
+  </w:endnote>
+</w:endnotes>
+</file>
+
 <file path=word/footer1.xml><?xml version="1.0" encoding="utf-8"?>
-<w:ftr xmlns:wpc="http://schemas.microsoft.com/office/word/2010/wordprocessingCanvas" xmlns:mc="http://schemas.openxmlformats.org/markup-compatibility/2006" xmlns:o="urn:schemas-microsoft-com:office:office" xmlns:r="http://schemas.openxmlformats.org/officeDocument/2006/relationships" xmlns:m="http://schemas.openxmlformats.org/officeDocument/2006/math" xmlns:v="urn:schemas-microsoft-com:vml" xmlns:wp14="http://schemas.microsoft.com/office/word/2010/wordprocessingDrawing" xmlns:wp="http://schemas.openxmlformats.org/drawingml/2006/wordprocessingDrawing" xmlns:w10="urn:schemas-microsoft-com:office:word" xmlns:w="http://schemas.openxmlformats.org/wordprocessingml/2006/main" xmlns:w14="http://schemas.microsoft.com/office/word/2010/wordml" xmlns:w15="http://schemas.microsoft.com/office/word/2012/wordml" xmlns:wpg="http://schemas.microsoft.com/office/word/2010/wordprocessingGroup" xmlns:wpi="http://schemas.microsoft.com/office/word/2010/wordprocessingInk" xmlns:wne="http://schemas.microsoft.com/office/word/2006/wordml" xmlns:wps="http://schemas.microsoft.com/office/word/2010/wordprocessingShape" xmlns:wpsCustomData="http://www.wps.cn/officeDocument/2013/wpsCustomData" mc:Ignorable="w14 w15 wp14">
+<w:ftr xmlns:wpc="http://schemas.microsoft.com/office/word/2010/wordprocessingCanvas" xmlns:cx="http://schemas.microsoft.com/office/drawing/2014/chartex" xmlns:cx1="http://schemas.microsoft.com/office/drawing/2015/9/8/chartex" xmlns:cx2="http://schemas.microsoft.com/office/drawing/2015/10/21/chartex" xmlns:cx3="http://schemas.microsoft.com/office/drawing/2016/5/9/chartex" xmlns:cx4="http://schemas.microsoft.com/office/drawing/2016/5/10/chartex" xmlns:cx5="http://schemas.microsoft.com/office/drawing/2016/5/11/chartex" xmlns:cx6="http://schemas.microsoft.com/office/drawing/2016/5/12/chartex" xmlns:cx7="http://schemas.microsoft.com/office/drawing/2016/5/13/chartex" xmlns:cx8="http://schemas.microsoft.com/office/drawing/2016/5/14/chartex" xmlns:mc="http://schemas.openxmlformats.org/markup-compatibility/2006" xmlns:aink="http://schemas.microsoft.com/office/drawing/2016/ink" xmlns:am3d="http://schemas.microsoft.com/office/drawing/2017/model3d" xmlns:o="urn:schemas-microsoft-com:office:office" xmlns:oel="http://schemas.microsoft.com/office/2019/extlst" xmlns:r="http://schemas.openxmlformats.org/officeDocument/2006/relationships" xmlns:m="http://schemas.openxmlformats.org/officeDocument/2006/math" xmlns:v="urn:schemas-microsoft-com:vml" xmlns:wp14="http://schemas.microsoft.com/office/word/2010/wordprocessingDrawing" xmlns:wp="http://schemas.openxmlformats.org/drawingml/2006/wordprocessingDrawing" xmlns:w10="urn:schemas-microsoft-com:office:word" xmlns:w="http://schemas.openxmlformats.org/wordprocessingml/2006/main" xmlns:w14="http://schemas.microsoft.com/office/word/2010/wordml" xmlns:w15="http://schemas.microsoft.com/office/word/2012/wordml" xmlns:w16cei="http://schemas.microsoft.com/office/word/2026/wordml/cei" xmlns:w16cex="http://schemas.microsoft.com/office/word/2018/wordml/cex" xmlns:w16cid="http://schemas.microsoft.com/office/word/2016/wordml/cid" xmlns:w16="http://schemas.microsoft.com/office/word/2018/wordml" xmlns:w16du="http://schemas.microsoft.com/office/word/2023/wordml/word16du" xmlns:w16sdtdh="http://schemas.microsoft.com/office/word/2020/wordml/sdtdatahash" xmlns:w16sdtfl="http://schemas.microsoft.com/office/word/2024/wordml/sdtformatlock" xmlns:w16se="http://schemas.microsoft.com/office/word/2015/wordml/symex" xmlns:wpg="http://schemas.microsoft.com/office/word/2010/wordprocessingGroup" xmlns:wpi="http://schemas.microsoft.com/office/word/2010/wordprocessingInk" xmlns:wne="http://schemas.microsoft.com/office/word/2006/wordml" xmlns:wps="http://schemas.microsoft.com/office/word/2010/wordprocessingShape" mc:Ignorable="w14 w15 w16se w16cid w16 w16cex w16sdtdh w16sdtfl w16du wp14">
   <w:p>
     <w:pPr>
-      <w:pStyle w:val="4"/>
+      <w:pStyle w:val="BodyText"/>
       <w:spacing w:line="14" w:lineRule="auto"/>
       <w:rPr>
         <w:b w:val="0"/>
@@ -1712,23 +1736,41 @@
 </w:ftr>
 </file>
 
+<file path=word/footnotes.xml><?xml version="1.0" encoding="utf-8"?>
+<w:footnotes xmlns:wpc="http://schemas.microsoft.com/office/word/2010/wordprocessingCanvas" xmlns:cx="http://schemas.microsoft.com/office/drawing/2014/chartex" xmlns:cx1="http://schemas.microsoft.com/office/drawing/2015/9/8/chartex" xmlns:cx2="http://schemas.microsoft.com/office/drawing/2015/10/21/chartex" xmlns:cx3="http://schemas.microsoft.com/office/drawing/2016/5/9/chartex" xmlns:cx4="http://schemas.microsoft.com/office/drawing/2016/5/10/chartex" xmlns:cx5="http://schemas.microsoft.com/office/drawing/2016/5/11/chartex" xmlns:cx6="http://schemas.microsoft.com/office/drawing/2016/5/12/chartex" xmlns:cx7="http://schemas.microsoft.com/office/drawing/2016/5/13/chartex" xmlns:cx8="http://schemas.microsoft.com/office/drawing/2016/5/14/chartex" xmlns:mc="http://schemas.openxmlformats.org/markup-compatibility/2006" xmlns:aink="http://schemas.microsoft.com/office/drawing/2016/ink" xmlns:am3d="http://schemas.microsoft.com/office/drawing/2017/model3d" xmlns:o="urn:schemas-microsoft-com:office:office" xmlns:oel="http://schemas.microsoft.com/office/2019/extlst" xmlns:r="http://schemas.openxmlformats.org/officeDocument/2006/relationships" xmlns:m="http://schemas.openxmlformats.org/officeDocument/2006/math" xmlns:v="urn:schemas-microsoft-com:vml" xmlns:wp14="http://schemas.microsoft.com/office/word/2010/wordprocessingDrawing" xmlns:wp="http://schemas.openxmlformats.org/drawingml/2006/wordprocessingDrawing" xmlns:w10="urn:schemas-microsoft-com:office:word" xmlns:w="http://schemas.openxmlformats.org/wordprocessingml/2006/main" xmlns:w14="http://schemas.microsoft.com/office/word/2010/wordml" xmlns:w15="http://schemas.microsoft.com/office/word/2012/wordml" xmlns:w16cei="http://schemas.microsoft.com/office/word/2026/wordml/cei" xmlns:w16cex="http://schemas.microsoft.com/office/word/2018/wordml/cex" xmlns:w16cid="http://schemas.microsoft.com/office/word/2016/wordml/cid" xmlns:w16="http://schemas.microsoft.com/office/word/2018/wordml" xmlns:w16du="http://schemas.microsoft.com/office/word/2023/wordml/word16du" xmlns:w16sdtdh="http://schemas.microsoft.com/office/word/2020/wordml/sdtdatahash" xmlns:w16sdtfl="http://schemas.microsoft.com/office/word/2024/wordml/sdtformatlock" xmlns:w16se="http://schemas.microsoft.com/office/word/2015/wordml/symex" xmlns:wpg="http://schemas.microsoft.com/office/word/2010/wordprocessingGroup" xmlns:wpi="http://schemas.microsoft.com/office/word/2010/wordprocessingInk" xmlns:wne="http://schemas.microsoft.com/office/word/2006/wordml" xmlns:wps="http://schemas.microsoft.com/office/word/2010/wordprocessingShape" mc:Ignorable="w14 w15 w16se w16cid w16 w16cex w16sdtdh w16sdtfl w16du wp14">
+  <w:footnote w:type="separator" w:id="-1">
+    <w:p>
+      <w:r>
+        <w:separator/>
+      </w:r>
+    </w:p>
+  </w:footnote>
+  <w:footnote w:type="continuationSeparator" w:id="0">
+    <w:p>
+      <w:r>
+        <w:continuationSeparator/>
+      </w:r>
+    </w:p>
+  </w:footnote>
+</w:footnotes>
+</file>
+
 <file path=word/numbering.xml><?xml version="1.0" encoding="utf-8"?>
-<w:numbering xmlns:wpc="http://schemas.microsoft.com/office/word/2010/wordprocessingCanvas" xmlns:mc="http://schemas.openxmlformats.org/markup-compatibility/2006" xmlns:o="urn:schemas-microsoft-com:office:office" xmlns:r="http://schemas.openxmlformats.org/officeDocument/2006/relationships" xmlns:m="http://schemas.openxmlformats.org/officeDocument/2006/math" xmlns:v="urn:schemas-microsoft-com:vml" xmlns:wp14="http://schemas.microsoft.com/office/word/2010/wordprocessingDrawing" xmlns:wp="http://schemas.openxmlformats.org/drawingml/2006/wordprocessingDrawing" xmlns:w10="urn:schemas-microsoft-com:office:word" xmlns:w="http://schemas.openxmlformats.org/wordprocessingml/2006/main" xmlns:w14="http://schemas.microsoft.com/office/word/2010/wordml" xmlns:wpg="http://schemas.microsoft.com/office/word/2010/wordprocessingGroup" xmlns:wpi="http://schemas.microsoft.com/office/word/2010/wordprocessingInk" xmlns:wne="http://schemas.microsoft.com/office/word/2006/wordml" xmlns:wps="http://schemas.microsoft.com/office/word/2010/wordprocessingShape" xmlns:wpsCustomData="http://www.wps.cn/officeDocument/2013/wpsCustomData" mc:Ignorable="w14 wp14">
-  <w:abstractNum w:abstractNumId="0">
+<w:numbering xmlns:wpc="http://schemas.microsoft.com/office/word/2010/wordprocessingCanvas" xmlns:cx="http://schemas.microsoft.com/office/drawing/2014/chartex" xmlns:cx1="http://schemas.microsoft.com/office/drawing/2015/9/8/chartex" xmlns:cx2="http://schemas.microsoft.com/office/drawing/2015/10/21/chartex" xmlns:cx3="http://schemas.microsoft.com/office/drawing/2016/5/9/chartex" xmlns:cx4="http://schemas.microsoft.com/office/drawing/2016/5/10/chartex" xmlns:cx5="http://schemas.microsoft.com/office/drawing/2016/5/11/chartex" xmlns:cx6="http://schemas.microsoft.com/office/drawing/2016/5/12/chartex" xmlns:cx7="http://schemas.microsoft.com/office/drawing/2016/5/13/chartex" xmlns:cx8="http://schemas.microsoft.com/office/drawing/2016/5/14/chartex" xmlns:mc="http://schemas.openxmlformats.org/markup-compatibility/2006" xmlns:aink="http://schemas.microsoft.com/office/drawing/2016/ink" xmlns:am3d="http://schemas.microsoft.com/office/drawing/2017/model3d" xmlns:o="urn:schemas-microsoft-com:office:office" xmlns:oel="http://schemas.microsoft.com/office/2019/extlst" xmlns:r="http://schemas.openxmlformats.org/officeDocument/2006/relationships" xmlns:m="http://schemas.openxmlformats.org/officeDocument/2006/math" xmlns:v="urn:schemas-microsoft-com:vml" xmlns:wp14="http://schemas.microsoft.com/office/word/2010/wordprocessingDrawing" xmlns:wp="http://schemas.openxmlformats.org/drawingml/2006/wordprocessingDrawing" xmlns:w10="urn:schemas-microsoft-com:office:word" xmlns:w="http://schemas.openxmlformats.org/wordprocessingml/2006/main" xmlns:w14="http://schemas.microsoft.com/office/word/2010/wordml" xmlns:w15="http://schemas.microsoft.com/office/word/2012/wordml" xmlns:w16cei="http://schemas.microsoft.com/office/word/2026/wordml/cei" xmlns:w16cex="http://schemas.microsoft.com/office/word/2018/wordml/cex" xmlns:w16cid="http://schemas.microsoft.com/office/word/2016/wordml/cid" xmlns:w16="http://schemas.microsoft.com/office/word/2018/wordml" xmlns:w16du="http://schemas.microsoft.com/office/word/2023/wordml/word16du" xmlns:w16sdtdh="http://schemas.microsoft.com/office/word/2020/wordml/sdtdatahash" xmlns:w16sdtfl="http://schemas.microsoft.com/office/word/2024/wordml/sdtformatlock" xmlns:w16se="http://schemas.microsoft.com/office/word/2015/wordml/symex" xmlns:wpg="http://schemas.microsoft.com/office/word/2010/wordprocessingGroup" xmlns:wpi="http://schemas.microsoft.com/office/word/2010/wordprocessingInk" xmlns:wne="http://schemas.microsoft.com/office/word/2006/wordml" xmlns:wps="http://schemas.microsoft.com/office/word/2010/wordprocessingShape" mc:Ignorable="w14 w15 w16se w16cid w16 w16cex w16sdtdh w16sdtfl w16du wp14">
+  <w:abstractNum w:abstractNumId="0" w15:restartNumberingAfterBreak="0">
     <w:nsid w:val="5E536165"/>
     <w:multiLevelType w:val="multilevel"/>
     <w:tmpl w:val="5E536165"/>
-    <w:lvl w:ilvl="0" w:tentative="0">
+    <w:lvl w:ilvl="0">
       <w:start w:val="1"/>
       <w:numFmt w:val="decimal"/>
       <w:lvlText w:val="%1."/>
       <w:lvlJc w:val="left"/>
       <w:pPr>
         <w:ind w:left="230" w:hanging="202"/>
-        <w:jc w:val="left"/>
       </w:pPr>
       <w:rPr>
-        <w:rFonts w:hint="default" w:ascii="Arial MT" w:hAnsi="Arial MT" w:eastAsia="Arial MT" w:cs="Arial MT"/>
+        <w:rFonts w:ascii="Arial MT" w:eastAsia="Arial MT" w:hAnsi="Arial MT" w:cs="Arial MT" w:hint="default"/>
         <w:b w:val="0"/>
         <w:bCs w:val="0"/>
         <w:i w:val="0"/>
@@ -1740,8 +1782,7 @@
         <w:lang w:val="en-US" w:eastAsia="en-US" w:bidi="ar-SA"/>
       </w:rPr>
     </w:lvl>
-    <w:lvl w:ilvl="1" w:tentative="0">
-      <w:start w:val="0"/>
+    <w:lvl w:ilvl="1">
       <w:numFmt w:val="bullet"/>
       <w:lvlText w:val="•"/>
       <w:lvlJc w:val="left"/>
@@ -1753,8 +1794,7 @@
         <w:lang w:val="en-US" w:eastAsia="en-US" w:bidi="ar-SA"/>
       </w:rPr>
     </w:lvl>
-    <w:lvl w:ilvl="2" w:tentative="0">
-      <w:start w:val="0"/>
+    <w:lvl w:ilvl="2">
       <w:numFmt w:val="bullet"/>
       <w:lvlText w:val="•"/>
       <w:lvlJc w:val="left"/>
@@ -1766,8 +1806,7 @@
         <w:lang w:val="en-US" w:eastAsia="en-US" w:bidi="ar-SA"/>
       </w:rPr>
     </w:lvl>
-    <w:lvl w:ilvl="3" w:tentative="0">
-      <w:start w:val="0"/>
+    <w:lvl w:ilvl="3">
       <w:numFmt w:val="bullet"/>
       <w:lvlText w:val="•"/>
       <w:lvlJc w:val="left"/>
@@ -1779,8 +1818,7 @@
         <w:lang w:val="en-US" w:eastAsia="en-US" w:bidi="ar-SA"/>
       </w:rPr>
     </w:lvl>
-    <w:lvl w:ilvl="4" w:tentative="0">
-      <w:start w:val="0"/>
+    <w:lvl w:ilvl="4">
       <w:numFmt w:val="bullet"/>
       <w:lvlText w:val="•"/>
       <w:lvlJc w:val="left"/>
@@ -1792,8 +1830,7 @@
         <w:lang w:val="en-US" w:eastAsia="en-US" w:bidi="ar-SA"/>
       </w:rPr>
     </w:lvl>
-    <w:lvl w:ilvl="5" w:tentative="0">
-      <w:start w:val="0"/>
+    <w:lvl w:ilvl="5">
       <w:numFmt w:val="bullet"/>
       <w:lvlText w:val="•"/>
       <w:lvlJc w:val="left"/>
@@ -1805,8 +1842,7 @@
         <w:lang w:val="en-US" w:eastAsia="en-US" w:bidi="ar-SA"/>
       </w:rPr>
     </w:lvl>
-    <w:lvl w:ilvl="6" w:tentative="0">
-      <w:start w:val="0"/>
+    <w:lvl w:ilvl="6">
       <w:numFmt w:val="bullet"/>
       <w:lvlText w:val="•"/>
       <w:lvlJc w:val="left"/>
@@ -1818,8 +1854,7 @@
         <w:lang w:val="en-US" w:eastAsia="en-US" w:bidi="ar-SA"/>
       </w:rPr>
     </w:lvl>
-    <w:lvl w:ilvl="7" w:tentative="0">
-      <w:start w:val="0"/>
+    <w:lvl w:ilvl="7">
       <w:numFmt w:val="bullet"/>
       <w:lvlText w:val="•"/>
       <w:lvlJc w:val="left"/>
@@ -1831,8 +1866,7 @@
         <w:lang w:val="en-US" w:eastAsia="en-US" w:bidi="ar-SA"/>
       </w:rPr>
     </w:lvl>
-    <w:lvl w:ilvl="8" w:tentative="0">
-      <w:start w:val="0"/>
+    <w:lvl w:ilvl="8">
       <w:numFmt w:val="bullet"/>
       <w:lvlText w:val="•"/>
       <w:lvlJc w:val="left"/>
@@ -1845,303 +1879,430 @@
       </w:rPr>
     </w:lvl>
   </w:abstractNum>
-  <w:num w:numId="1">
+  <w:num w:numId="1" w16cid:durableId="545487250">
     <w:abstractNumId w:val="0"/>
   </w:num>
 </w:numbering>
 </file>
 
 <file path=word/styles.xml><?xml version="1.0" encoding="utf-8"?>
-<w:styles xmlns:mc="http://schemas.openxmlformats.org/markup-compatibility/2006" xmlns:o="urn:schemas-microsoft-com:office:office" xmlns:r="http://schemas.openxmlformats.org/officeDocument/2006/relationships" xmlns:m="http://schemas.openxmlformats.org/officeDocument/2006/math" xmlns:v="urn:schemas-microsoft-com:vml" xmlns:w="http://schemas.openxmlformats.org/wordprocessingml/2006/main" xmlns:w14="http://schemas.microsoft.com/office/word/2010/wordml" xmlns:w10="urn:schemas-microsoft-com:office:word" xmlns:sl="http://schemas.openxmlformats.org/schemaLibrary/2006/main" xmlns:wpsCustomData="http://www.wps.cn/officeDocument/2013/wpsCustomData" mc:Ignorable="w14">
+<w:styles xmlns:mc="http://schemas.openxmlformats.org/markup-compatibility/2006" xmlns:r="http://schemas.openxmlformats.org/officeDocument/2006/relationships" xmlns:w="http://schemas.openxmlformats.org/wordprocessingml/2006/main" xmlns:w14="http://schemas.microsoft.com/office/word/2010/wordml" xmlns:w15="http://schemas.microsoft.com/office/word/2012/wordml" xmlns:w16cex="http://schemas.microsoft.com/office/word/2018/wordml/cex" xmlns:w16cid="http://schemas.microsoft.com/office/word/2016/wordml/cid" xmlns:w16="http://schemas.microsoft.com/office/word/2018/wordml" xmlns:w16du="http://schemas.microsoft.com/office/word/2023/wordml/word16du" xmlns:w16sdtdh="http://schemas.microsoft.com/office/word/2020/wordml/sdtdatahash" xmlns:w16sdtfl="http://schemas.microsoft.com/office/word/2024/wordml/sdtformatlock" xmlns:w16se="http://schemas.microsoft.com/office/word/2015/wordml/symex" mc:Ignorable="w14 w15 w16se w16cid w16 w16cex w16sdtdh w16sdtfl w16du">
   <w:docDefaults>
     <w:rPrDefault>
       <w:rPr>
-        <w:rFonts w:asciiTheme="minorHAnsi" w:hAnsiTheme="minorHAnsi" w:eastAsiaTheme="minorHAnsi" w:cstheme="minorBidi"/>
+        <w:rFonts w:asciiTheme="minorHAnsi" w:eastAsiaTheme="minorHAnsi" w:hAnsiTheme="minorHAnsi" w:cstheme="minorBidi"/>
+        <w:lang w:val="en-IN" w:eastAsia="en-IN" w:bidi="ar-SA"/>
       </w:rPr>
     </w:rPrDefault>
     <w:pPrDefault/>
   </w:docDefaults>
-  <w:latentStyles w:count="260" w:defQFormat="0" w:defUnhideWhenUsed="1" w:defSemiHidden="1" w:defUIPriority="99" w:defLockedState="0">
-    <w:lsdException w:qFormat="1" w:unhideWhenUsed="0" w:uiPriority="1" w:semiHidden="0" w:name="Normal"/>
-    <w:lsdException w:qFormat="1" w:unhideWhenUsed="0" w:uiPriority="9" w:semiHidden="0" w:name="heading 1"/>
-    <w:lsdException w:qFormat="1" w:uiPriority="9" w:name="heading 2"/>
-    <w:lsdException w:qFormat="1" w:uiPriority="9" w:name="heading 3"/>
-    <w:lsdException w:qFormat="1" w:uiPriority="9" w:name="heading 4"/>
-    <w:lsdException w:qFormat="1" w:uiPriority="9" w:name="heading 5"/>
-    <w:lsdException w:qFormat="1" w:uiPriority="9" w:name="heading 6"/>
-    <w:lsdException w:qFormat="1" w:uiPriority="9" w:name="heading 7"/>
-    <w:lsdException w:qFormat="1" w:uiPriority="9" w:name="heading 8"/>
-    <w:lsdException w:qFormat="1" w:uiPriority="9" w:name="heading 9"/>
-    <w:lsdException w:uiPriority="99" w:name="index 1"/>
-    <w:lsdException w:uiPriority="99" w:name="index 2"/>
-    <w:lsdException w:uiPriority="99" w:name="index 3"/>
-    <w:lsdException w:uiPriority="99" w:name="index 4"/>
-    <w:lsdException w:uiPriority="99" w:name="index 5"/>
-    <w:lsdException w:uiPriority="99" w:name="index 6"/>
-    <w:lsdException w:uiPriority="99" w:name="index 7"/>
-    <w:lsdException w:uiPriority="99" w:name="index 8"/>
-    <w:lsdException w:uiPriority="99" w:name="index 9"/>
-    <w:lsdException w:uiPriority="39" w:name="toc 1"/>
-    <w:lsdException w:uiPriority="39" w:name="toc 2"/>
-    <w:lsdException w:uiPriority="39" w:name="toc 3"/>
-    <w:lsdException w:uiPriority="39" w:name="toc 4"/>
-    <w:lsdException w:uiPriority="39" w:name="toc 5"/>
-    <w:lsdException w:uiPriority="39" w:name="toc 6"/>
-    <w:lsdException w:uiPriority="39" w:name="toc 7"/>
-    <w:lsdException w:uiPriority="39" w:name="toc 8"/>
-    <w:lsdException w:uiPriority="39" w:name="toc 9"/>
-    <w:lsdException w:uiPriority="99" w:name="Normal Indent"/>
-    <w:lsdException w:uiPriority="99" w:name="footnote text"/>
-    <w:lsdException w:uiPriority="99" w:name="annotation text"/>
-    <w:lsdException w:qFormat="1" w:uiPriority="99" w:semiHidden="0" w:name="header"/>
-    <w:lsdException w:qFormat="1" w:uiPriority="99" w:semiHidden="0" w:name="footer"/>
-    <w:lsdException w:uiPriority="99" w:name="index heading"/>
-    <w:lsdException w:qFormat="1" w:uiPriority="35" w:name="caption"/>
-    <w:lsdException w:uiPriority="99" w:name="table of figures"/>
-    <w:lsdException w:uiPriority="99" w:name="envelope address"/>
-    <w:lsdException w:uiPriority="99" w:name="envelope return"/>
-    <w:lsdException w:uiPriority="99" w:name="footnote reference"/>
-    <w:lsdException w:uiPriority="99" w:name="annotation reference"/>
-    <w:lsdException w:uiPriority="99" w:name="line number"/>
-    <w:lsdException w:uiPriority="99" w:name="page number"/>
-    <w:lsdException w:uiPriority="99" w:name="endnote reference"/>
-    <w:lsdException w:uiPriority="99" w:name="endnote text"/>
-    <w:lsdException w:uiPriority="99" w:name="table of authorities"/>
-    <w:lsdException w:uiPriority="99" w:name="macro"/>
-    <w:lsdException w:uiPriority="99" w:name="toa heading"/>
-    <w:lsdException w:uiPriority="99" w:name="List"/>
-    <w:lsdException w:uiPriority="99" w:name="List Bullet"/>
-    <w:lsdException w:uiPriority="99" w:name="List Number"/>
-    <w:lsdException w:uiPriority="99" w:name="List 2"/>
-    <w:lsdException w:uiPriority="99" w:name="List 3"/>
-    <w:lsdException w:uiPriority="99" w:name="List 4"/>
-    <w:lsdException w:uiPriority="99" w:name="List 5"/>
-    <w:lsdException w:uiPriority="99" w:name="List Bullet 2"/>
-    <w:lsdException w:uiPriority="99" w:name="List Bullet 3"/>
-    <w:lsdException w:uiPriority="99" w:name="List Bullet 4"/>
-    <w:lsdException w:uiPriority="99" w:name="List Bullet 5"/>
-    <w:lsdException w:uiPriority="99" w:name="List Number 2"/>
-    <w:lsdException w:uiPriority="99" w:name="List Number 3"/>
-    <w:lsdException w:uiPriority="99" w:name="List Number 4"/>
-    <w:lsdException w:uiPriority="99" w:name="List Number 5"/>
-    <w:lsdException w:qFormat="1" w:unhideWhenUsed="0" w:uiPriority="10" w:semiHidden="0" w:name="Title"/>
-    <w:lsdException w:uiPriority="99" w:name="Closing"/>
-    <w:lsdException w:uiPriority="99" w:name="Signature"/>
-    <w:lsdException w:qFormat="1" w:uiPriority="1" w:name="Default Paragraph Font"/>
-    <w:lsdException w:qFormat="1" w:unhideWhenUsed="0" w:uiPriority="1" w:semiHidden="0" w:name="Body Text"/>
-    <w:lsdException w:uiPriority="99" w:name="Body Text Indent"/>
-    <w:lsdException w:uiPriority="99" w:name="List Continue"/>
-    <w:lsdException w:uiPriority="99" w:name="List Continue 2"/>
-    <w:lsdException w:uiPriority="99" w:name="List Continue 3"/>
-    <w:lsdException w:uiPriority="99" w:name="List Continue 4"/>
-    <w:lsdException w:uiPriority="99" w:name="List Continue 5"/>
-    <w:lsdException w:uiPriority="99" w:name="Message Header"/>
-    <w:lsdException w:qFormat="1" w:unhideWhenUsed="0" w:uiPriority="11" w:semiHidden="0" w:name="Subtitle"/>
-    <w:lsdException w:uiPriority="99" w:name="Salutation"/>
-    <w:lsdException w:uiPriority="99" w:name="Date"/>
-    <w:lsdException w:uiPriority="99" w:name="Body Text First Indent"/>
-    <w:lsdException w:uiPriority="99" w:name="Body Text First Indent 2"/>
-    <w:lsdException w:uiPriority="99" w:name="Note Heading"/>
-    <w:lsdException w:uiPriority="99" w:name="Body Text 2"/>
-    <w:lsdException w:uiPriority="99" w:name="Body Text 3"/>
-    <w:lsdException w:uiPriority="99" w:name="Body Text Indent 2"/>
-    <w:lsdException w:uiPriority="99" w:name="Body Text Indent 3"/>
-    <w:lsdException w:uiPriority="99" w:name="Block Text"/>
-    <w:lsdException w:uiPriority="99" w:name="Hyperlink"/>
-    <w:lsdException w:uiPriority="99" w:name="FollowedHyperlink"/>
-    <w:lsdException w:qFormat="1" w:unhideWhenUsed="0" w:uiPriority="22" w:semiHidden="0" w:name="Strong"/>
-    <w:lsdException w:qFormat="1" w:unhideWhenUsed="0" w:uiPriority="20" w:semiHidden="0" w:name="Emphasis"/>
-    <w:lsdException w:uiPriority="99" w:name="Document Map"/>
-    <w:lsdException w:uiPriority="99" w:name="Plain Text"/>
-    <w:lsdException w:uiPriority="99" w:name="E-mail Signature"/>
-    <w:lsdException w:uiPriority="99" w:name="Normal (Web)"/>
-    <w:lsdException w:uiPriority="99" w:name="HTML Acronym"/>
-    <w:lsdException w:uiPriority="99" w:name="HTML Address"/>
-    <w:lsdException w:uiPriority="99" w:name="HTML Cite"/>
-    <w:lsdException w:uiPriority="99" w:name="HTML Code"/>
-    <w:lsdException w:uiPriority="99" w:name="HTML Definition"/>
-    <w:lsdException w:uiPriority="99" w:name="HTML Keyboard"/>
-    <w:lsdException w:uiPriority="99" w:name="HTML Preformatted"/>
-    <w:lsdException w:uiPriority="99" w:name="HTML Sample"/>
-    <w:lsdException w:uiPriority="99" w:name="HTML Typewriter"/>
-    <w:lsdException w:uiPriority="99" w:name="HTML Variable"/>
-    <w:lsdException w:qFormat="1" w:uiPriority="99" w:name="Normal Table"/>
-    <w:lsdException w:uiPriority="99" w:name="annotation subject"/>
-    <w:lsdException w:uiPriority="99" w:name="Table Simple 1"/>
-    <w:lsdException w:uiPriority="99" w:name="Table Simple 2"/>
-    <w:lsdException w:uiPriority="99" w:name="Table Simple 3"/>
-    <w:lsdException w:uiPriority="99" w:name="Table Classic 1"/>
-    <w:lsdException w:uiPriority="99" w:name="Table Classic 2"/>
-    <w:lsdException w:uiPriority="99" w:name="Table Classic 3"/>
-    <w:lsdException w:uiPriority="99" w:name="Table Classic 4"/>
-    <w:lsdException w:uiPriority="99" w:name="Table Colorful 1"/>
-    <w:lsdException w:uiPriority="99" w:name="Table Colorful 2"/>
-    <w:lsdException w:uiPriority="99" w:name="Table Colorful 3"/>
-    <w:lsdException w:uiPriority="99" w:name="Table Columns 1"/>
-    <w:lsdException w:uiPriority="99" w:name="Table Columns 2"/>
-    <w:lsdException w:uiPriority="99" w:name="Table Columns 3"/>
-    <w:lsdException w:uiPriority="99" w:name="Table Columns 4"/>
-    <w:lsdException w:uiPriority="99" w:name="Table Columns 5"/>
-    <w:lsdException w:uiPriority="99" w:name="Table Grid 1"/>
-    <w:lsdException w:uiPriority="99" w:name="Table Grid 2"/>
-    <w:lsdException w:uiPriority="99" w:name="Table Grid 3"/>
-    <w:lsdException w:uiPriority="99" w:name="Table Grid 4"/>
-    <w:lsdException w:uiPriority="99" w:name="Table Grid 5"/>
-    <w:lsdException w:uiPriority="99" w:name="Table Grid 6"/>
-    <w:lsdException w:uiPriority="99" w:name="Table Grid 7"/>
-    <w:lsdException w:uiPriority="99" w:name="Table Grid 8"/>
-    <w:lsdException w:uiPriority="99" w:name="Table List 1"/>
-    <w:lsdException w:uiPriority="99" w:name="Table List 2"/>
-    <w:lsdException w:uiPriority="99" w:name="Table List 3"/>
-    <w:lsdException w:uiPriority="99" w:name="Table List 4"/>
-    <w:lsdException w:uiPriority="99" w:name="Table List 5"/>
-    <w:lsdException w:uiPriority="99" w:name="Table List 6"/>
-    <w:lsdException w:uiPriority="99" w:name="Table List 7"/>
-    <w:lsdException w:uiPriority="99" w:name="Table List 8"/>
-    <w:lsdException w:uiPriority="99" w:name="Table 3D effects 1"/>
-    <w:lsdException w:uiPriority="99" w:name="Table 3D effects 2"/>
-    <w:lsdException w:uiPriority="99" w:name="Table 3D effects 3"/>
-    <w:lsdException w:uiPriority="99" w:name="Table Contemporary"/>
-    <w:lsdException w:uiPriority="99" w:name="Table Elegant"/>
-    <w:lsdException w:uiPriority="99" w:name="Table Professional"/>
-    <w:lsdException w:uiPriority="99" w:name="Table Subtle 1"/>
-    <w:lsdException w:uiPriority="99" w:name="Table Subtle 2"/>
-    <w:lsdException w:uiPriority="99" w:name="Table Web 1"/>
-    <w:lsdException w:uiPriority="99" w:name="Table Web 2"/>
-    <w:lsdException w:uiPriority="99" w:name="Table Web 3"/>
-    <w:lsdException w:uiPriority="99" w:name="Balloon Text"/>
-    <w:lsdException w:unhideWhenUsed="0" w:uiPriority="59" w:semiHidden="0" w:name="Table Grid"/>
-    <w:lsdException w:uiPriority="99" w:name="Table Theme"/>
-    <w:lsdException w:unhideWhenUsed="0" w:uiPriority="60" w:semiHidden="0" w:name="Light Shading"/>
-    <w:lsdException w:unhideWhenUsed="0" w:uiPriority="61" w:semiHidden="0" w:name="Light List"/>
-    <w:lsdException w:unhideWhenUsed="0" w:uiPriority="62" w:semiHidden="0" w:name="Light Grid"/>
-    <w:lsdException w:unhideWhenUsed="0" w:uiPriority="63" w:semiHidden="0" w:name="Medium Shading 1"/>
-    <w:lsdException w:unhideWhenUsed="0" w:uiPriority="64" w:semiHidden="0" w:name="Medium Shading 2"/>
-    <w:lsdException w:unhideWhenUsed="0" w:uiPriority="65" w:semiHidden="0" w:name="Medium List 1"/>
-    <w:lsdException w:unhideWhenUsed="0" w:uiPriority="66" w:semiHidden="0" w:name="Medium List 2"/>
-    <w:lsdException w:unhideWhenUsed="0" w:uiPriority="67" w:semiHidden="0" w:name="Medium Grid 1"/>
-    <w:lsdException w:unhideWhenUsed="0" w:uiPriority="68" w:semiHidden="0" w:name="Medium Grid 2"/>
-    <w:lsdException w:unhideWhenUsed="0" w:uiPriority="69" w:semiHidden="0" w:name="Medium Grid 3"/>
-    <w:lsdException w:unhideWhenUsed="0" w:uiPriority="70" w:semiHidden="0" w:name="Dark List"/>
-    <w:lsdException w:unhideWhenUsed="0" w:uiPriority="71" w:semiHidden="0" w:name="Colorful Shading"/>
-    <w:lsdException w:unhideWhenUsed="0" w:uiPriority="72" w:semiHidden="0" w:name="Colorful List"/>
-    <w:lsdException w:unhideWhenUsed="0" w:uiPriority="73" w:semiHidden="0" w:name="Colorful Grid"/>
-    <w:lsdException w:unhideWhenUsed="0" w:uiPriority="60" w:semiHidden="0" w:name="Light Shading Accent 1"/>
-    <w:lsdException w:unhideWhenUsed="0" w:uiPriority="61" w:semiHidden="0" w:name="Light List Accent 1"/>
-    <w:lsdException w:unhideWhenUsed="0" w:uiPriority="62" w:semiHidden="0" w:name="Light Grid Accent 1"/>
-    <w:lsdException w:unhideWhenUsed="0" w:uiPriority="63" w:semiHidden="0" w:name="Medium Shading 1 Accent 1"/>
-    <w:lsdException w:unhideWhenUsed="0" w:uiPriority="64" w:semiHidden="0" w:name="Medium Shading 2 Accent 1"/>
-    <w:lsdException w:unhideWhenUsed="0" w:uiPriority="65" w:semiHidden="0" w:name="Medium List 1 Accent 1"/>
-    <w:lsdException w:qFormat="1" w:unhideWhenUsed="0" w:uiPriority="1" w:semiHidden="0" w:name="List Paragraph"/>
-    <w:lsdException w:unhideWhenUsed="0" w:uiPriority="66" w:semiHidden="0" w:name="Medium List 2 Accent 1"/>
-    <w:lsdException w:unhideWhenUsed="0" w:uiPriority="67" w:semiHidden="0" w:name="Medium Grid 1 Accent 1"/>
-    <w:lsdException w:unhideWhenUsed="0" w:uiPriority="68" w:semiHidden="0" w:name="Medium Grid 2 Accent 1"/>
-    <w:lsdException w:unhideWhenUsed="0" w:uiPriority="69" w:semiHidden="0" w:name="Medium Grid 3 Accent 1"/>
-    <w:lsdException w:unhideWhenUsed="0" w:uiPriority="70" w:semiHidden="0" w:name="Dark List Accent 1"/>
-    <w:lsdException w:unhideWhenUsed="0" w:uiPriority="71" w:semiHidden="0" w:name="Colorful Shading Accent 1"/>
-    <w:lsdException w:unhideWhenUsed="0" w:uiPriority="72" w:semiHidden="0" w:name="Colorful List Accent 1"/>
-    <w:lsdException w:unhideWhenUsed="0" w:uiPriority="73" w:semiHidden="0" w:name="Colorful Grid Accent 1"/>
-    <w:lsdException w:unhideWhenUsed="0" w:uiPriority="60" w:semiHidden="0" w:name="Light Shading Accent 2"/>
-    <w:lsdException w:unhideWhenUsed="0" w:uiPriority="61" w:semiHidden="0" w:name="Light List Accent 2"/>
-    <w:lsdException w:unhideWhenUsed="0" w:uiPriority="62" w:semiHidden="0" w:name="Light Grid Accent 2"/>
-    <w:lsdException w:unhideWhenUsed="0" w:uiPriority="63" w:semiHidden="0" w:name="Medium Shading 1 Accent 2"/>
-    <w:lsdException w:unhideWhenUsed="0" w:uiPriority="64" w:semiHidden="0" w:name="Medium Shading 2 Accent 2"/>
-    <w:lsdException w:unhideWhenUsed="0" w:uiPriority="65" w:semiHidden="0" w:name="Medium List 1 Accent 2"/>
-    <w:lsdException w:unhideWhenUsed="0" w:uiPriority="66" w:semiHidden="0" w:name="Medium List 2 Accent 2"/>
-    <w:lsdException w:unhideWhenUsed="0" w:uiPriority="67" w:semiHidden="0" w:name="Medium Grid 1 Accent 2"/>
-    <w:lsdException w:unhideWhenUsed="0" w:uiPriority="68" w:semiHidden="0" w:name="Medium Grid 2 Accent 2"/>
-    <w:lsdException w:unhideWhenUsed="0" w:uiPriority="69" w:semiHidden="0" w:name="Medium Grid 3 Accent 2"/>
-    <w:lsdException w:unhideWhenUsed="0" w:uiPriority="70" w:semiHidden="0" w:name="Dark List Accent 2"/>
-    <w:lsdException w:unhideWhenUsed="0" w:uiPriority="71" w:semiHidden="0" w:name="Colorful Shading Accent 2"/>
-    <w:lsdException w:unhideWhenUsed="0" w:uiPriority="72" w:semiHidden="0" w:name="Colorful List Accent 2"/>
-    <w:lsdException w:unhideWhenUsed="0" w:uiPriority="73" w:semiHidden="0" w:name="Colorful Grid Accent 2"/>
-    <w:lsdException w:unhideWhenUsed="0" w:uiPriority="60" w:semiHidden="0" w:name="Light Shading Accent 3"/>
-    <w:lsdException w:unhideWhenUsed="0" w:uiPriority="61" w:semiHidden="0" w:name="Light List Accent 3"/>
-    <w:lsdException w:unhideWhenUsed="0" w:uiPriority="62" w:semiHidden="0" w:name="Light Grid Accent 3"/>
-    <w:lsdException w:unhideWhenUsed="0" w:uiPriority="63" w:semiHidden="0" w:name="Medium Shading 1 Accent 3"/>
-    <w:lsdException w:unhideWhenUsed="0" w:uiPriority="64" w:semiHidden="0" w:name="Medium Shading 2 Accent 3"/>
-    <w:lsdException w:unhideWhenUsed="0" w:uiPriority="65" w:semiHidden="0" w:name="Medium List 1 Accent 3"/>
-    <w:lsdException w:unhideWhenUsed="0" w:uiPriority="66" w:semiHidden="0" w:name="Medium List 2 Accent 3"/>
-    <w:lsdException w:unhideWhenUsed="0" w:uiPriority="67" w:semiHidden="0" w:name="Medium Grid 1 Accent 3"/>
-    <w:lsdException w:unhideWhenUsed="0" w:uiPriority="68" w:semiHidden="0" w:name="Medium Grid 2 Accent 3"/>
-    <w:lsdException w:unhideWhenUsed="0" w:uiPriority="69" w:semiHidden="0" w:name="Medium Grid 3 Accent 3"/>
-    <w:lsdException w:unhideWhenUsed="0" w:uiPriority="70" w:semiHidden="0" w:name="Dark List Accent 3"/>
-    <w:lsdException w:unhideWhenUsed="0" w:uiPriority="71" w:semiHidden="0" w:name="Colorful Shading Accent 3"/>
-    <w:lsdException w:unhideWhenUsed="0" w:uiPriority="72" w:semiHidden="0" w:name="Colorful List Accent 3"/>
-    <w:lsdException w:unhideWhenUsed="0" w:uiPriority="73" w:semiHidden="0" w:name="Colorful Grid Accent 3"/>
-    <w:lsdException w:unhideWhenUsed="0" w:uiPriority="60" w:semiHidden="0" w:name="Light Shading Accent 4"/>
-    <w:lsdException w:unhideWhenUsed="0" w:uiPriority="61" w:semiHidden="0" w:name="Light List Accent 4"/>
-    <w:lsdException w:unhideWhenUsed="0" w:uiPriority="62" w:semiHidden="0" w:name="Light Grid Accent 4"/>
-    <w:lsdException w:unhideWhenUsed="0" w:uiPriority="63" w:semiHidden="0" w:name="Medium Shading 1 Accent 4"/>
-    <w:lsdException w:unhideWhenUsed="0" w:uiPriority="64" w:semiHidden="0" w:name="Medium Shading 2 Accent 4"/>
-    <w:lsdException w:unhideWhenUsed="0" w:uiPriority="65" w:semiHidden="0" w:name="Medium List 1 Accent 4"/>
-    <w:lsdException w:unhideWhenUsed="0" w:uiPriority="66" w:semiHidden="0" w:name="Medium List 2 Accent 4"/>
-    <w:lsdException w:unhideWhenUsed="0" w:uiPriority="67" w:semiHidden="0" w:name="Medium Grid 1 Accent 4"/>
-    <w:lsdException w:unhideWhenUsed="0" w:uiPriority="68" w:semiHidden="0" w:name="Medium Grid 2 Accent 4"/>
-    <w:lsdException w:unhideWhenUsed="0" w:uiPriority="69" w:semiHidden="0" w:name="Medium Grid 3 Accent 4"/>
-    <w:lsdException w:unhideWhenUsed="0" w:uiPriority="70" w:semiHidden="0" w:name="Dark List Accent 4"/>
-    <w:lsdException w:unhideWhenUsed="0" w:uiPriority="71" w:semiHidden="0" w:name="Colorful Shading Accent 4"/>
-    <w:lsdException w:unhideWhenUsed="0" w:uiPriority="72" w:semiHidden="0" w:name="Colorful List Accent 4"/>
-    <w:lsdException w:unhideWhenUsed="0" w:uiPriority="73" w:semiHidden="0" w:name="Colorful Grid Accent 4"/>
-    <w:lsdException w:unhideWhenUsed="0" w:uiPriority="60" w:semiHidden="0" w:name="Light Shading Accent 5"/>
-    <w:lsdException w:unhideWhenUsed="0" w:uiPriority="61" w:semiHidden="0" w:name="Light List Accent 5"/>
-    <w:lsdException w:unhideWhenUsed="0" w:uiPriority="62" w:semiHidden="0" w:name="Light Grid Accent 5"/>
-    <w:lsdException w:unhideWhenUsed="0" w:uiPriority="63" w:semiHidden="0" w:name="Medium Shading 1 Accent 5"/>
-    <w:lsdException w:unhideWhenUsed="0" w:uiPriority="64" w:semiHidden="0" w:name="Medium Shading 2 Accent 5"/>
-    <w:lsdException w:unhideWhenUsed="0" w:uiPriority="65" w:semiHidden="0" w:name="Medium List 1 Accent 5"/>
-    <w:lsdException w:unhideWhenUsed="0" w:uiPriority="66" w:semiHidden="0" w:name="Medium List 2 Accent 5"/>
-    <w:lsdException w:unhideWhenUsed="0" w:uiPriority="67" w:semiHidden="0" w:name="Medium Grid 1 Accent 5"/>
-    <w:lsdException w:unhideWhenUsed="0" w:uiPriority="68" w:semiHidden="0" w:name="Medium Grid 2 Accent 5"/>
-    <w:lsdException w:unhideWhenUsed="0" w:uiPriority="69" w:semiHidden="0" w:name="Medium Grid 3 Accent 5"/>
-    <w:lsdException w:unhideWhenUsed="0" w:uiPriority="70" w:semiHidden="0" w:name="Dark List Accent 5"/>
-    <w:lsdException w:unhideWhenUsed="0" w:uiPriority="71" w:semiHidden="0" w:name="Colorful Shading Accent 5"/>
-    <w:lsdException w:unhideWhenUsed="0" w:uiPriority="72" w:semiHidden="0" w:name="Colorful List Accent 5"/>
-    <w:lsdException w:unhideWhenUsed="0" w:uiPriority="73" w:semiHidden="0" w:name="Colorful Grid Accent 5"/>
-    <w:lsdException w:unhideWhenUsed="0" w:uiPriority="60" w:semiHidden="0" w:name="Light Shading Accent 6"/>
-    <w:lsdException w:unhideWhenUsed="0" w:uiPriority="61" w:semiHidden="0" w:name="Light List Accent 6"/>
-    <w:lsdException w:unhideWhenUsed="0" w:uiPriority="62" w:semiHidden="0" w:name="Light Grid Accent 6"/>
-    <w:lsdException w:unhideWhenUsed="0" w:uiPriority="63" w:semiHidden="0" w:name="Medium Shading 1 Accent 6"/>
-    <w:lsdException w:unhideWhenUsed="0" w:uiPriority="64" w:semiHidden="0" w:name="Medium Shading 2 Accent 6"/>
-    <w:lsdException w:unhideWhenUsed="0" w:uiPriority="65" w:semiHidden="0" w:name="Medium List 1 Accent 6"/>
-    <w:lsdException w:unhideWhenUsed="0" w:uiPriority="66" w:semiHidden="0" w:name="Medium List 2 Accent 6"/>
-    <w:lsdException w:unhideWhenUsed="0" w:uiPriority="67" w:semiHidden="0" w:name="Medium Grid 1 Accent 6"/>
-    <w:lsdException w:unhideWhenUsed="0" w:uiPriority="68" w:semiHidden="0" w:name="Medium Grid 2 Accent 6"/>
-    <w:lsdException w:unhideWhenUsed="0" w:uiPriority="69" w:semiHidden="0" w:name="Medium Grid 3 Accent 6"/>
-    <w:lsdException w:unhideWhenUsed="0" w:uiPriority="70" w:semiHidden="0" w:name="Dark List Accent 6"/>
-    <w:lsdException w:unhideWhenUsed="0" w:uiPriority="71" w:semiHidden="0" w:name="Colorful Shading Accent 6"/>
-    <w:lsdException w:unhideWhenUsed="0" w:uiPriority="72" w:semiHidden="0" w:name="Colorful List Accent 6"/>
-    <w:lsdException w:unhideWhenUsed="0" w:uiPriority="73" w:semiHidden="0" w:name="Colorful Grid Accent 6"/>
+  <w:latentStyles w:defLockedState="0" w:defUIPriority="99" w:defSemiHidden="0" w:defUnhideWhenUsed="0" w:defQFormat="0" w:count="376">
+    <w:lsdException w:name="Normal" w:uiPriority="1" w:qFormat="1"/>
+    <w:lsdException w:name="heading 1" w:uiPriority="9" w:qFormat="1"/>
+    <w:lsdException w:name="heading 2" w:semiHidden="1" w:uiPriority="9" w:unhideWhenUsed="1" w:qFormat="1"/>
+    <w:lsdException w:name="heading 3" w:semiHidden="1" w:uiPriority="9" w:unhideWhenUsed="1" w:qFormat="1"/>
+    <w:lsdException w:name="heading 4" w:semiHidden="1" w:uiPriority="9" w:unhideWhenUsed="1" w:qFormat="1"/>
+    <w:lsdException w:name="heading 5" w:semiHidden="1" w:uiPriority="9" w:unhideWhenUsed="1" w:qFormat="1"/>
+    <w:lsdException w:name="heading 6" w:semiHidden="1" w:uiPriority="9" w:unhideWhenUsed="1" w:qFormat="1"/>
+    <w:lsdException w:name="heading 7" w:semiHidden="1" w:uiPriority="9" w:unhideWhenUsed="1" w:qFormat="1"/>
+    <w:lsdException w:name="heading 8" w:semiHidden="1" w:uiPriority="9" w:unhideWhenUsed="1" w:qFormat="1"/>
+    <w:lsdException w:name="heading 9" w:semiHidden="1" w:uiPriority="9" w:unhideWhenUsed="1" w:qFormat="1"/>
+    <w:lsdException w:name="index 1" w:semiHidden="1" w:unhideWhenUsed="1"/>
+    <w:lsdException w:name="index 2" w:semiHidden="1" w:unhideWhenUsed="1"/>
+    <w:lsdException w:name="index 3" w:semiHidden="1" w:unhideWhenUsed="1"/>
+    <w:lsdException w:name="index 4" w:semiHidden="1" w:unhideWhenUsed="1"/>
+    <w:lsdException w:name="index 5" w:semiHidden="1" w:unhideWhenUsed="1"/>
+    <w:lsdException w:name="index 6" w:semiHidden="1" w:unhideWhenUsed="1"/>
+    <w:lsdException w:name="index 7" w:semiHidden="1" w:unhideWhenUsed="1"/>
+    <w:lsdException w:name="index 8" w:semiHidden="1" w:unhideWhenUsed="1"/>
+    <w:lsdException w:name="index 9" w:semiHidden="1" w:unhideWhenUsed="1"/>
+    <w:lsdException w:name="toc 1" w:semiHidden="1" w:uiPriority="39" w:unhideWhenUsed="1"/>
+    <w:lsdException w:name="toc 2" w:semiHidden="1" w:uiPriority="39" w:unhideWhenUsed="1"/>
+    <w:lsdException w:name="toc 3" w:semiHidden="1" w:uiPriority="39" w:unhideWhenUsed="1"/>
+    <w:lsdException w:name="toc 4" w:semiHidden="1" w:uiPriority="39" w:unhideWhenUsed="1"/>
+    <w:lsdException w:name="toc 5" w:semiHidden="1" w:uiPriority="39" w:unhideWhenUsed="1"/>
+    <w:lsdException w:name="toc 6" w:semiHidden="1" w:uiPriority="39" w:unhideWhenUsed="1"/>
+    <w:lsdException w:name="toc 7" w:semiHidden="1" w:uiPriority="39" w:unhideWhenUsed="1"/>
+    <w:lsdException w:name="toc 8" w:semiHidden="1" w:uiPriority="39" w:unhideWhenUsed="1"/>
+    <w:lsdException w:name="toc 9" w:semiHidden="1" w:uiPriority="39" w:unhideWhenUsed="1"/>
+    <w:lsdException w:name="Normal Indent" w:semiHidden="1" w:unhideWhenUsed="1"/>
+    <w:lsdException w:name="footnote text" w:semiHidden="1" w:unhideWhenUsed="1"/>
+    <w:lsdException w:name="annotation text" w:semiHidden="1" w:unhideWhenUsed="1"/>
+    <w:lsdException w:name="header" w:unhideWhenUsed="1" w:qFormat="1"/>
+    <w:lsdException w:name="footer" w:unhideWhenUsed="1" w:qFormat="1"/>
+    <w:lsdException w:name="index heading" w:semiHidden="1" w:unhideWhenUsed="1"/>
+    <w:lsdException w:name="caption" w:semiHidden="1" w:uiPriority="35" w:unhideWhenUsed="1" w:qFormat="1"/>
+    <w:lsdException w:name="table of figures" w:semiHidden="1" w:unhideWhenUsed="1"/>
+    <w:lsdException w:name="envelope address" w:semiHidden="1" w:unhideWhenUsed="1"/>
+    <w:lsdException w:name="envelope return" w:semiHidden="1" w:unhideWhenUsed="1"/>
+    <w:lsdException w:name="footnote reference" w:semiHidden="1" w:unhideWhenUsed="1"/>
+    <w:lsdException w:name="annotation reference" w:semiHidden="1" w:unhideWhenUsed="1"/>
+    <w:lsdException w:name="line number" w:semiHidden="1" w:unhideWhenUsed="1"/>
+    <w:lsdException w:name="page number" w:semiHidden="1" w:unhideWhenUsed="1"/>
+    <w:lsdException w:name="endnote reference" w:semiHidden="1" w:unhideWhenUsed="1"/>
+    <w:lsdException w:name="endnote text" w:semiHidden="1" w:unhideWhenUsed="1"/>
+    <w:lsdException w:name="table of authorities" w:semiHidden="1" w:unhideWhenUsed="1"/>
+    <w:lsdException w:name="macro" w:semiHidden="1" w:unhideWhenUsed="1"/>
+    <w:lsdException w:name="toa heading" w:semiHidden="1" w:unhideWhenUsed="1"/>
+    <w:lsdException w:name="List" w:semiHidden="1" w:unhideWhenUsed="1"/>
+    <w:lsdException w:name="List Bullet" w:semiHidden="1" w:unhideWhenUsed="1"/>
+    <w:lsdException w:name="List Number" w:semiHidden="1" w:unhideWhenUsed="1"/>
+    <w:lsdException w:name="List 2" w:semiHidden="1" w:unhideWhenUsed="1"/>
+    <w:lsdException w:name="List 3" w:semiHidden="1" w:unhideWhenUsed="1"/>
+    <w:lsdException w:name="List 4" w:semiHidden="1" w:unhideWhenUsed="1"/>
+    <w:lsdException w:name="List 5" w:semiHidden="1" w:unhideWhenUsed="1"/>
+    <w:lsdException w:name="List Bullet 2" w:semiHidden="1" w:unhideWhenUsed="1"/>
+    <w:lsdException w:name="List Bullet 3" w:semiHidden="1" w:unhideWhenUsed="1"/>
+    <w:lsdException w:name="List Bullet 4" w:semiHidden="1" w:unhideWhenUsed="1"/>
+    <w:lsdException w:name="List Bullet 5" w:semiHidden="1" w:unhideWhenUsed="1"/>
+    <w:lsdException w:name="List Number 2" w:semiHidden="1" w:unhideWhenUsed="1"/>
+    <w:lsdException w:name="List Number 3" w:semiHidden="1" w:unhideWhenUsed="1"/>
+    <w:lsdException w:name="List Number 4" w:semiHidden="1" w:unhideWhenUsed="1"/>
+    <w:lsdException w:name="List Number 5" w:semiHidden="1" w:unhideWhenUsed="1"/>
+    <w:lsdException w:name="Title" w:uiPriority="10" w:qFormat="1"/>
+    <w:lsdException w:name="Closing" w:semiHidden="1" w:unhideWhenUsed="1"/>
+    <w:lsdException w:name="Signature" w:semiHidden="1" w:unhideWhenUsed="1"/>
+    <w:lsdException w:name="Default Paragraph Font" w:semiHidden="1" w:uiPriority="1" w:unhideWhenUsed="1" w:qFormat="1"/>
+    <w:lsdException w:name="Body Text" w:uiPriority="1" w:qFormat="1"/>
+    <w:lsdException w:name="Body Text Indent" w:semiHidden="1" w:unhideWhenUsed="1"/>
+    <w:lsdException w:name="List Continue" w:semiHidden="1" w:unhideWhenUsed="1"/>
+    <w:lsdException w:name="List Continue 2" w:semiHidden="1" w:unhideWhenUsed="1"/>
+    <w:lsdException w:name="List Continue 3" w:semiHidden="1" w:unhideWhenUsed="1"/>
+    <w:lsdException w:name="List Continue 4" w:semiHidden="1" w:unhideWhenUsed="1"/>
+    <w:lsdException w:name="List Continue 5" w:semiHidden="1" w:unhideWhenUsed="1"/>
+    <w:lsdException w:name="Message Header" w:semiHidden="1" w:unhideWhenUsed="1"/>
+    <w:lsdException w:name="Subtitle" w:uiPriority="11" w:qFormat="1"/>
+    <w:lsdException w:name="Salutation" w:semiHidden="1" w:unhideWhenUsed="1"/>
+    <w:lsdException w:name="Date" w:semiHidden="1" w:unhideWhenUsed="1"/>
+    <w:lsdException w:name="Body Text First Indent" w:semiHidden="1" w:unhideWhenUsed="1"/>
+    <w:lsdException w:name="Body Text First Indent 2" w:semiHidden="1" w:unhideWhenUsed="1"/>
+    <w:lsdException w:name="Note Heading" w:semiHidden="1" w:unhideWhenUsed="1"/>
+    <w:lsdException w:name="Body Text 2" w:semiHidden="1" w:unhideWhenUsed="1"/>
+    <w:lsdException w:name="Body Text 3" w:semiHidden="1" w:unhideWhenUsed="1"/>
+    <w:lsdException w:name="Body Text Indent 2" w:semiHidden="1" w:unhideWhenUsed="1"/>
+    <w:lsdException w:name="Body Text Indent 3" w:semiHidden="1" w:unhideWhenUsed="1"/>
+    <w:lsdException w:name="Block Text" w:semiHidden="1" w:unhideWhenUsed="1"/>
+    <w:lsdException w:name="Hyperlink" w:semiHidden="1" w:unhideWhenUsed="1"/>
+    <w:lsdException w:name="FollowedHyperlink" w:semiHidden="1" w:unhideWhenUsed="1"/>
+    <w:lsdException w:name="Strong" w:uiPriority="22" w:qFormat="1"/>
+    <w:lsdException w:name="Emphasis" w:uiPriority="20" w:qFormat="1"/>
+    <w:lsdException w:name="Document Map" w:semiHidden="1" w:unhideWhenUsed="1"/>
+    <w:lsdException w:name="Plain Text" w:semiHidden="1" w:unhideWhenUsed="1"/>
+    <w:lsdException w:name="E-mail Signature" w:semiHidden="1" w:unhideWhenUsed="1"/>
+    <w:lsdException w:name="HTML Top of Form" w:semiHidden="1" w:unhideWhenUsed="1"/>
+    <w:lsdException w:name="HTML Bottom of Form" w:semiHidden="1" w:unhideWhenUsed="1"/>
+    <w:lsdException w:name="Normal (Web)" w:semiHidden="1" w:unhideWhenUsed="1"/>
+    <w:lsdException w:name="HTML Acronym" w:semiHidden="1" w:unhideWhenUsed="1"/>
+    <w:lsdException w:name="HTML Address" w:semiHidden="1" w:unhideWhenUsed="1"/>
+    <w:lsdException w:name="HTML Cite" w:semiHidden="1" w:unhideWhenUsed="1"/>
+    <w:lsdException w:name="HTML Code" w:semiHidden="1" w:unhideWhenUsed="1"/>
+    <w:lsdException w:name="HTML Definition" w:semiHidden="1" w:unhideWhenUsed="1"/>
+    <w:lsdException w:name="HTML Keyboard" w:semiHidden="1" w:unhideWhenUsed="1"/>
+    <w:lsdException w:name="HTML Preformatted" w:semiHidden="1" w:unhideWhenUsed="1"/>
+    <w:lsdException w:name="HTML Sample" w:semiHidden="1" w:unhideWhenUsed="1"/>
+    <w:lsdException w:name="HTML Typewriter" w:semiHidden="1" w:unhideWhenUsed="1"/>
+    <w:lsdException w:name="HTML Variable" w:semiHidden="1" w:unhideWhenUsed="1"/>
+    <w:lsdException w:name="Normal Table" w:semiHidden="1" w:unhideWhenUsed="1" w:qFormat="1"/>
+    <w:lsdException w:name="annotation subject" w:semiHidden="1" w:unhideWhenUsed="1"/>
+    <w:lsdException w:name="No List" w:semiHidden="1" w:unhideWhenUsed="1"/>
+    <w:lsdException w:name="Outline List 1" w:semiHidden="1" w:unhideWhenUsed="1"/>
+    <w:lsdException w:name="Outline List 2" w:semiHidden="1" w:unhideWhenUsed="1"/>
+    <w:lsdException w:name="Outline List 3" w:semiHidden="1" w:unhideWhenUsed="1"/>
+    <w:lsdException w:name="Table Simple 1" w:semiHidden="1" w:unhideWhenUsed="1"/>
+    <w:lsdException w:name="Table Simple 2" w:semiHidden="1" w:unhideWhenUsed="1"/>
+    <w:lsdException w:name="Table Simple 3" w:semiHidden="1" w:unhideWhenUsed="1"/>
+    <w:lsdException w:name="Table Classic 1" w:semiHidden="1" w:unhideWhenUsed="1"/>
+    <w:lsdException w:name="Table Classic 2" w:semiHidden="1" w:unhideWhenUsed="1"/>
+    <w:lsdException w:name="Table Classic 3" w:semiHidden="1" w:unhideWhenUsed="1"/>
+    <w:lsdException w:name="Table Classic 4" w:semiHidden="1" w:unhideWhenUsed="1"/>
+    <w:lsdException w:name="Table Colorful 1" w:semiHidden="1" w:unhideWhenUsed="1"/>
+    <w:lsdException w:name="Table Colorful 2" w:semiHidden="1" w:unhideWhenUsed="1"/>
+    <w:lsdException w:name="Table Colorful 3" w:semiHidden="1" w:unhideWhenUsed="1"/>
+    <w:lsdException w:name="Table Columns 1" w:semiHidden="1" w:unhideWhenUsed="1"/>
+    <w:lsdException w:name="Table Columns 2" w:semiHidden="1" w:unhideWhenUsed="1"/>
+    <w:lsdException w:name="Table Columns 3" w:semiHidden="1" w:unhideWhenUsed="1"/>
+    <w:lsdException w:name="Table Columns 4" w:semiHidden="1" w:unhideWhenUsed="1"/>
+    <w:lsdException w:name="Table Columns 5" w:semiHidden="1" w:unhideWhenUsed="1"/>
+    <w:lsdException w:name="Table Grid 1" w:semiHidden="1" w:unhideWhenUsed="1"/>
+    <w:lsdException w:name="Table Grid 2" w:semiHidden="1" w:unhideWhenUsed="1"/>
+    <w:lsdException w:name="Table Grid 3" w:semiHidden="1" w:unhideWhenUsed="1"/>
+    <w:lsdException w:name="Table Grid 4" w:semiHidden="1" w:unhideWhenUsed="1"/>
+    <w:lsdException w:name="Table Grid 5" w:semiHidden="1" w:unhideWhenUsed="1"/>
+    <w:lsdException w:name="Table Grid 6" w:semiHidden="1" w:unhideWhenUsed="1"/>
+    <w:lsdException w:name="Table Grid 7" w:semiHidden="1" w:unhideWhenUsed="1"/>
+    <w:lsdException w:name="Table Grid 8" w:semiHidden="1" w:unhideWhenUsed="1"/>
+    <w:lsdException w:name="Table List 1" w:semiHidden="1" w:unhideWhenUsed="1"/>
+    <w:lsdException w:name="Table List 2" w:semiHidden="1" w:unhideWhenUsed="1"/>
+    <w:lsdException w:name="Table List 3" w:semiHidden="1" w:unhideWhenUsed="1"/>
+    <w:lsdException w:name="Table List 4" w:semiHidden="1" w:unhideWhenUsed="1"/>
+    <w:lsdException w:name="Table List 5" w:semiHidden="1" w:unhideWhenUsed="1"/>
+    <w:lsdException w:name="Table List 6" w:semiHidden="1" w:unhideWhenUsed="1"/>
+    <w:lsdException w:name="Table List 7" w:semiHidden="1" w:unhideWhenUsed="1"/>
+    <w:lsdException w:name="Table List 8" w:semiHidden="1" w:unhideWhenUsed="1"/>
+    <w:lsdException w:name="Table 3D effects 1" w:semiHidden="1" w:unhideWhenUsed="1"/>
+    <w:lsdException w:name="Table 3D effects 2" w:semiHidden="1" w:unhideWhenUsed="1"/>
+    <w:lsdException w:name="Table 3D effects 3" w:semiHidden="1" w:unhideWhenUsed="1"/>
+    <w:lsdException w:name="Table Contemporary" w:semiHidden="1" w:unhideWhenUsed="1"/>
+    <w:lsdException w:name="Table Elegant" w:semiHidden="1" w:unhideWhenUsed="1"/>
+    <w:lsdException w:name="Table Professional" w:semiHidden="1" w:unhideWhenUsed="1"/>
+    <w:lsdException w:name="Table Subtle 1" w:semiHidden="1" w:unhideWhenUsed="1"/>
+    <w:lsdException w:name="Table Subtle 2" w:semiHidden="1" w:unhideWhenUsed="1"/>
+    <w:lsdException w:name="Table Web 1" w:semiHidden="1" w:unhideWhenUsed="1"/>
+    <w:lsdException w:name="Table Web 2" w:semiHidden="1" w:unhideWhenUsed="1"/>
+    <w:lsdException w:name="Table Web 3" w:semiHidden="1" w:unhideWhenUsed="1"/>
+    <w:lsdException w:name="Balloon Text" w:semiHidden="1" w:unhideWhenUsed="1"/>
+    <w:lsdException w:name="Table Grid" w:uiPriority="59"/>
+    <w:lsdException w:name="Table Theme" w:semiHidden="1" w:unhideWhenUsed="1"/>
+    <w:lsdException w:name="Placeholder Text" w:semiHidden="1" w:unhideWhenUsed="1"/>
+    <w:lsdException w:name="No Spacing" w:semiHidden="1" w:unhideWhenUsed="1"/>
+    <w:lsdException w:name="Light Shading" w:uiPriority="60"/>
+    <w:lsdException w:name="Light List" w:uiPriority="61"/>
+    <w:lsdException w:name="Light Grid" w:uiPriority="62"/>
+    <w:lsdException w:name="Medium Shading 1" w:uiPriority="63"/>
+    <w:lsdException w:name="Medium Shading 2" w:uiPriority="64"/>
+    <w:lsdException w:name="Medium List 1" w:uiPriority="65"/>
+    <w:lsdException w:name="Medium List 2" w:uiPriority="66"/>
+    <w:lsdException w:name="Medium Grid 1" w:uiPriority="67"/>
+    <w:lsdException w:name="Medium Grid 2" w:uiPriority="68"/>
+    <w:lsdException w:name="Medium Grid 3" w:uiPriority="69"/>
+    <w:lsdException w:name="Dark List" w:uiPriority="70"/>
+    <w:lsdException w:name="Colorful Shading" w:uiPriority="71"/>
+    <w:lsdException w:name="Colorful List" w:uiPriority="72"/>
+    <w:lsdException w:name="Colorful Grid" w:uiPriority="73"/>
+    <w:lsdException w:name="Light Shading Accent 1" w:uiPriority="60"/>
+    <w:lsdException w:name="Light List Accent 1" w:uiPriority="61"/>
+    <w:lsdException w:name="Light Grid Accent 1" w:uiPriority="62"/>
+    <w:lsdException w:name="Medium Shading 1 Accent 1" w:uiPriority="63"/>
+    <w:lsdException w:name="Medium Shading 2 Accent 1" w:uiPriority="64"/>
+    <w:lsdException w:name="Medium List 1 Accent 1" w:uiPriority="65"/>
+    <w:lsdException w:name="Revision" w:semiHidden="1" w:unhideWhenUsed="1"/>
+    <w:lsdException w:name="List Paragraph" w:uiPriority="1" w:qFormat="1"/>
+    <w:lsdException w:name="Quote" w:semiHidden="1" w:unhideWhenUsed="1"/>
+    <w:lsdException w:name="Intense Quote" w:semiHidden="1" w:unhideWhenUsed="1"/>
+    <w:lsdException w:name="Medium List 2 Accent 1" w:uiPriority="66"/>
+    <w:lsdException w:name="Medium Grid 1 Accent 1" w:uiPriority="67"/>
+    <w:lsdException w:name="Medium Grid 2 Accent 1" w:uiPriority="68"/>
+    <w:lsdException w:name="Medium Grid 3 Accent 1" w:uiPriority="69"/>
+    <w:lsdException w:name="Dark List Accent 1" w:uiPriority="70"/>
+    <w:lsdException w:name="Colorful Shading Accent 1" w:uiPriority="71"/>
+    <w:lsdException w:name="Colorful List Accent 1" w:uiPriority="72"/>
+    <w:lsdException w:name="Colorful Grid Accent 1" w:uiPriority="73"/>
+    <w:lsdException w:name="Light Shading Accent 2" w:uiPriority="60"/>
+    <w:lsdException w:name="Light List Accent 2" w:uiPriority="61"/>
+    <w:lsdException w:name="Light Grid Accent 2" w:uiPriority="62"/>
+    <w:lsdException w:name="Medium Shading 1 Accent 2" w:uiPriority="63"/>
+    <w:lsdException w:name="Medium Shading 2 Accent 2" w:uiPriority="64"/>
+    <w:lsdException w:name="Medium List 1 Accent 2" w:uiPriority="65"/>
+    <w:lsdException w:name="Medium List 2 Accent 2" w:uiPriority="66"/>
+    <w:lsdException w:name="Medium Grid 1 Accent 2" w:uiPriority="67"/>
+    <w:lsdException w:name="Medium Grid 2 Accent 2" w:uiPriority="68"/>
+    <w:lsdException w:name="Medium Grid 3 Accent 2" w:uiPriority="69"/>
+    <w:lsdException w:name="Dark List Accent 2" w:uiPriority="70"/>
+    <w:lsdException w:name="Colorful Shading Accent 2" w:uiPriority="71"/>
+    <w:lsdException w:name="Colorful List Accent 2" w:uiPriority="72"/>
+    <w:lsdException w:name="Colorful Grid Accent 2" w:uiPriority="73"/>
+    <w:lsdException w:name="Light Shading Accent 3" w:uiPriority="60"/>
+    <w:lsdException w:name="Light List Accent 3" w:uiPriority="61"/>
+    <w:lsdException w:name="Light Grid Accent 3" w:uiPriority="62"/>
+    <w:lsdException w:name="Medium Shading 1 Accent 3" w:uiPriority="63"/>
+    <w:lsdException w:name="Medium Shading 2 Accent 3" w:uiPriority="64"/>
+    <w:lsdException w:name="Medium List 1 Accent 3" w:uiPriority="65"/>
+    <w:lsdException w:name="Medium List 2 Accent 3" w:uiPriority="66"/>
+    <w:lsdException w:name="Medium Grid 1 Accent 3" w:uiPriority="67"/>
+    <w:lsdException w:name="Medium Grid 2 Accent 3" w:uiPriority="68"/>
+    <w:lsdException w:name="Medium Grid 3 Accent 3" w:uiPriority="69"/>
+    <w:lsdException w:name="Dark List Accent 3" w:uiPriority="70"/>
+    <w:lsdException w:name="Colorful Shading Accent 3" w:uiPriority="71"/>
+    <w:lsdException w:name="Colorful List Accent 3" w:uiPriority="72"/>
+    <w:lsdException w:name="Colorful Grid Accent 3" w:uiPriority="73"/>
+    <w:lsdException w:name="Light Shading Accent 4" w:uiPriority="60"/>
+    <w:lsdException w:name="Light List Accent 4" w:uiPriority="61"/>
+    <w:lsdException w:name="Light Grid Accent 4" w:uiPriority="62"/>
+    <w:lsdException w:name="Medium Shading 1 Accent 4" w:uiPriority="63"/>
+    <w:lsdException w:name="Medium Shading 2 Accent 4" w:uiPriority="64"/>
+    <w:lsdException w:name="Medium List 1 Accent 4" w:uiPriority="65"/>
+    <w:lsdException w:name="Medium List 2 Accent 4" w:uiPriority="66"/>
+    <w:lsdException w:name="Medium Grid 1 Accent 4" w:uiPriority="67"/>
+    <w:lsdException w:name="Medium Grid 2 Accent 4" w:uiPriority="68"/>
+    <w:lsdException w:name="Medium Grid 3 Accent 4" w:uiPriority="69"/>
+    <w:lsdException w:name="Dark List Accent 4" w:uiPriority="70"/>
+    <w:lsdException w:name="Colorful Shading Accent 4" w:uiPriority="71"/>
+    <w:lsdException w:name="Colorful List Accent 4" w:uiPriority="72"/>
+    <w:lsdException w:name="Colorful Grid Accent 4" w:uiPriority="73"/>
+    <w:lsdException w:name="Light Shading Accent 5" w:uiPriority="60"/>
+    <w:lsdException w:name="Light List Accent 5" w:uiPriority="61"/>
+    <w:lsdException w:name="Light Grid Accent 5" w:uiPriority="62"/>
+    <w:lsdException w:name="Medium Shading 1 Accent 5" w:uiPriority="63"/>
+    <w:lsdException w:name="Medium Shading 2 Accent 5" w:uiPriority="64"/>
+    <w:lsdException w:name="Medium List 1 Accent 5" w:uiPriority="65"/>
+    <w:lsdException w:name="Medium List 2 Accent 5" w:uiPriority="66"/>
+    <w:lsdException w:name="Medium Grid 1 Accent 5" w:uiPriority="67"/>
+    <w:lsdException w:name="Medium Grid 2 Accent 5" w:uiPriority="68"/>
+    <w:lsdException w:name="Medium Grid 3 Accent 5" w:uiPriority="69"/>
+    <w:lsdException w:name="Dark List Accent 5" w:uiPriority="70"/>
+    <w:lsdException w:name="Colorful Shading Accent 5" w:uiPriority="71"/>
+    <w:lsdException w:name="Colorful List Accent 5" w:uiPriority="72"/>
+    <w:lsdException w:name="Colorful Grid Accent 5" w:uiPriority="73"/>
+    <w:lsdException w:name="Light Shading Accent 6" w:uiPriority="60"/>
+    <w:lsdException w:name="Light List Accent 6" w:uiPriority="61"/>
+    <w:lsdException w:name="Light Grid Accent 6" w:uiPriority="62"/>
+    <w:lsdException w:name="Medium Shading 1 Accent 6" w:uiPriority="63"/>
+    <w:lsdException w:name="Medium Shading 2 Accent 6" w:uiPriority="64"/>
+    <w:lsdException w:name="Medium List 1 Accent 6" w:uiPriority="65"/>
+    <w:lsdException w:name="Medium List 2 Accent 6" w:uiPriority="66"/>
+    <w:lsdException w:name="Medium Grid 1 Accent 6" w:uiPriority="67"/>
+    <w:lsdException w:name="Medium Grid 2 Accent 6" w:uiPriority="68"/>
+    <w:lsdException w:name="Medium Grid 3 Accent 6" w:uiPriority="69"/>
+    <w:lsdException w:name="Dark List Accent 6" w:uiPriority="70"/>
+    <w:lsdException w:name="Colorful Shading Accent 6" w:uiPriority="71"/>
+    <w:lsdException w:name="Colorful List Accent 6" w:uiPriority="72"/>
+    <w:lsdException w:name="Colorful Grid Accent 6" w:uiPriority="73"/>
+    <w:lsdException w:name="Subtle Emphasis" w:uiPriority="19" w:qFormat="1"/>
+    <w:lsdException w:name="Intense Emphasis" w:uiPriority="21" w:qFormat="1"/>
+    <w:lsdException w:name="Subtle Reference" w:uiPriority="31" w:qFormat="1"/>
+    <w:lsdException w:name="Intense Reference" w:uiPriority="32" w:qFormat="1"/>
+    <w:lsdException w:name="Book Title" w:uiPriority="33" w:qFormat="1"/>
+    <w:lsdException w:name="Bibliography" w:semiHidden="1" w:uiPriority="37" w:unhideWhenUsed="1"/>
+    <w:lsdException w:name="TOC Heading" w:semiHidden="1" w:uiPriority="39" w:unhideWhenUsed="1" w:qFormat="1"/>
+    <w:lsdException w:name="Plain Table 1" w:uiPriority="41"/>
+    <w:lsdException w:name="Plain Table 2" w:uiPriority="42"/>
+    <w:lsdException w:name="Plain Table 3" w:uiPriority="43"/>
+    <w:lsdException w:name="Plain Table 4" w:uiPriority="44"/>
+    <w:lsdException w:name="Plain Table 5" w:uiPriority="45"/>
+    <w:lsdException w:name="Grid Table Light" w:uiPriority="40"/>
+    <w:lsdException w:name="Grid Table 1 Light" w:uiPriority="46"/>
+    <w:lsdException w:name="Grid Table 2" w:uiPriority="47"/>
+    <w:lsdException w:name="Grid Table 3" w:uiPriority="48"/>
+    <w:lsdException w:name="Grid Table 4" w:uiPriority="49"/>
+    <w:lsdException w:name="Grid Table 5 Dark" w:uiPriority="50"/>
+    <w:lsdException w:name="Grid Table 6 Colorful" w:uiPriority="51"/>
+    <w:lsdException w:name="Grid Table 7 Colorful" w:uiPriority="52"/>
+    <w:lsdException w:name="Grid Table 1 Light Accent 1" w:uiPriority="46"/>
+    <w:lsdException w:name="Grid Table 2 Accent 1" w:uiPriority="47"/>
+    <w:lsdException w:name="Grid Table 3 Accent 1" w:uiPriority="48"/>
+    <w:lsdException w:name="Grid Table 4 Accent 1" w:uiPriority="49"/>
+    <w:lsdException w:name="Grid Table 5 Dark Accent 1" w:uiPriority="50"/>
+    <w:lsdException w:name="Grid Table 6 Colorful Accent 1" w:uiPriority="51"/>
+    <w:lsdException w:name="Grid Table 7 Colorful Accent 1" w:uiPriority="52"/>
+    <w:lsdException w:name="Grid Table 1 Light Accent 2" w:uiPriority="46"/>
+    <w:lsdException w:name="Grid Table 2 Accent 2" w:uiPriority="47"/>
+    <w:lsdException w:name="Grid Table 3 Accent 2" w:uiPriority="48"/>
+    <w:lsdException w:name="Grid Table 4 Accent 2" w:uiPriority="49"/>
+    <w:lsdException w:name="Grid Table 5 Dark Accent 2" w:uiPriority="50"/>
+    <w:lsdException w:name="Grid Table 6 Colorful Accent 2" w:uiPriority="51"/>
+    <w:lsdException w:name="Grid Table 7 Colorful Accent 2" w:uiPriority="52"/>
+    <w:lsdException w:name="Grid Table 1 Light Accent 3" w:uiPriority="46"/>
+    <w:lsdException w:name="Grid Table 2 Accent 3" w:uiPriority="47"/>
+    <w:lsdException w:name="Grid Table 3 Accent 3" w:uiPriority="48"/>
+    <w:lsdException w:name="Grid Table 4 Accent 3" w:uiPriority="49"/>
+    <w:lsdException w:name="Grid Table 5 Dark Accent 3" w:uiPriority="50"/>
+    <w:lsdException w:name="Grid Table 6 Colorful Accent 3" w:uiPriority="51"/>
+    <w:lsdException w:name="Grid Table 7 Colorful Accent 3" w:uiPriority="52"/>
+    <w:lsdException w:name="Grid Table 1 Light Accent 4" w:uiPriority="46"/>
+    <w:lsdException w:name="Grid Table 2 Accent 4" w:uiPriority="47"/>
+    <w:lsdException w:name="Grid Table 3 Accent 4" w:uiPriority="48"/>
+    <w:lsdException w:name="Grid Table 4 Accent 4" w:uiPriority="49"/>
+    <w:lsdException w:name="Grid Table 5 Dark Accent 4" w:uiPriority="50"/>
+    <w:lsdException w:name="Grid Table 6 Colorful Accent 4" w:uiPriority="51"/>
+    <w:lsdException w:name="Grid Table 7 Colorful Accent 4" w:uiPriority="52"/>
+    <w:lsdException w:name="Grid Table 1 Light Accent 5" w:uiPriority="46"/>
+    <w:lsdException w:name="Grid Table 2 Accent 5" w:uiPriority="47"/>
+    <w:lsdException w:name="Grid Table 3 Accent 5" w:uiPriority="48"/>
+    <w:lsdException w:name="Grid Table 4 Accent 5" w:uiPriority="49"/>
+    <w:lsdException w:name="Grid Table 5 Dark Accent 5" w:uiPriority="50"/>
+    <w:lsdException w:name="Grid Table 6 Colorful Accent 5" w:uiPriority="51"/>
+    <w:lsdException w:name="Grid Table 7 Colorful Accent 5" w:uiPriority="52"/>
+    <w:lsdException w:name="Grid Table 1 Light Accent 6" w:uiPriority="46"/>
+    <w:lsdException w:name="Grid Table 2 Accent 6" w:uiPriority="47"/>
+    <w:lsdException w:name="Grid Table 3 Accent 6" w:uiPriority="48"/>
+    <w:lsdException w:name="Grid Table 4 Accent 6" w:uiPriority="49"/>
+    <w:lsdException w:name="Grid Table 5 Dark Accent 6" w:uiPriority="50"/>
+    <w:lsdException w:name="Grid Table 6 Colorful Accent 6" w:uiPriority="51"/>
+    <w:lsdException w:name="Grid Table 7 Colorful Accent 6" w:uiPriority="52"/>
+    <w:lsdException w:name="List Table 1 Light" w:uiPriority="46"/>
+    <w:lsdException w:name="List Table 2" w:uiPriority="47"/>
+    <w:lsdException w:name="List Table 3" w:uiPriority="48"/>
+    <w:lsdException w:name="List Table 4" w:uiPriority="49"/>
+    <w:lsdException w:name="List Table 5 Dark" w:uiPriority="50"/>
+    <w:lsdException w:name="List Table 6 Colorful" w:uiPriority="51"/>
+    <w:lsdException w:name="List Table 7 Colorful" w:uiPriority="52"/>
+    <w:lsdException w:name="List Table 1 Light Accent 1" w:uiPriority="46"/>
+    <w:lsdException w:name="List Table 2 Accent 1" w:uiPriority="47"/>
+    <w:lsdException w:name="List Table 3 Accent 1" w:uiPriority="48"/>
+    <w:lsdException w:name="List Table 4 Accent 1" w:uiPriority="49"/>
+    <w:lsdException w:name="List Table 5 Dark Accent 1" w:uiPriority="50"/>
+    <w:lsdException w:name="List Table 6 Colorful Accent 1" w:uiPriority="51"/>
+    <w:lsdException w:name="List Table 7 Colorful Accent 1" w:uiPriority="52"/>
+    <w:lsdException w:name="List Table 1 Light Accent 2" w:uiPriority="46"/>
+    <w:lsdException w:name="List Table 2 Accent 2" w:uiPriority="47"/>
+    <w:lsdException w:name="List Table 3 Accent 2" w:uiPriority="48"/>
+    <w:lsdException w:name="List Table 4 Accent 2" w:uiPriority="49"/>
+    <w:lsdException w:name="List Table 5 Dark Accent 2" w:uiPriority="50"/>
+    <w:lsdException w:name="List Table 6 Colorful Accent 2" w:uiPriority="51"/>
+    <w:lsdException w:name="List Table 7 Colorful Accent 2" w:uiPriority="52"/>
+    <w:lsdException w:name="List Table 1 Light Accent 3" w:uiPriority="46"/>
+    <w:lsdException w:name="List Table 2 Accent 3" w:uiPriority="47"/>
+    <w:lsdException w:name="List Table 3 Accent 3" w:uiPriority="48"/>
+    <w:lsdException w:name="List Table 4 Accent 3" w:uiPriority="49"/>
+    <w:lsdException w:name="List Table 5 Dark Accent 3" w:uiPriority="50"/>
+    <w:lsdException w:name="List Table 6 Colorful Accent 3" w:uiPriority="51"/>
+    <w:lsdException w:name="List Table 7 Colorful Accent 3" w:uiPriority="52"/>
+    <w:lsdException w:name="List Table 1 Light Accent 4" w:uiPriority="46"/>
+    <w:lsdException w:name="List Table 2 Accent 4" w:uiPriority="47"/>
+    <w:lsdException w:name="List Table 3 Accent 4" w:uiPriority="48"/>
+    <w:lsdException w:name="List Table 4 Accent 4" w:uiPriority="49"/>
+    <w:lsdException w:name="List Table 5 Dark Accent 4" w:uiPriority="50"/>
+    <w:lsdException w:name="List Table 6 Colorful Accent 4" w:uiPriority="51"/>
+    <w:lsdException w:name="List Table 7 Colorful Accent 4" w:uiPriority="52"/>
+    <w:lsdException w:name="List Table 1 Light Accent 5" w:uiPriority="46"/>
+    <w:lsdException w:name="List Table 2 Accent 5" w:uiPriority="47"/>
+    <w:lsdException w:name="List Table 3 Accent 5" w:uiPriority="48"/>
+    <w:lsdException w:name="List Table 4 Accent 5" w:uiPriority="49"/>
+    <w:lsdException w:name="List Table 5 Dark Accent 5" w:uiPriority="50"/>
+    <w:lsdException w:name="List Table 6 Colorful Accent 5" w:uiPriority="51"/>
+    <w:lsdException w:name="List Table 7 Colorful Accent 5" w:uiPriority="52"/>
+    <w:lsdException w:name="List Table 1 Light Accent 6" w:uiPriority="46"/>
+    <w:lsdException w:name="List Table 2 Accent 6" w:uiPriority="47"/>
+    <w:lsdException w:name="List Table 3 Accent 6" w:uiPriority="48"/>
+    <w:lsdException w:name="List Table 4 Accent 6" w:uiPriority="49"/>
+    <w:lsdException w:name="List Table 5 Dark Accent 6" w:uiPriority="50"/>
+    <w:lsdException w:name="List Table 6 Colorful Accent 6" w:uiPriority="51"/>
+    <w:lsdException w:name="List Table 7 Colorful Accent 6" w:uiPriority="52"/>
+    <w:lsdException w:name="Mention" w:semiHidden="1" w:unhideWhenUsed="1"/>
+    <w:lsdException w:name="Smart Hyperlink" w:semiHidden="1" w:unhideWhenUsed="1"/>
+    <w:lsdException w:name="Hashtag" w:semiHidden="1" w:unhideWhenUsed="1"/>
+    <w:lsdException w:name="Unresolved Mention" w:semiHidden="1" w:unhideWhenUsed="1"/>
+    <w:lsdException w:name="Smart Link" w:semiHidden="1" w:unhideWhenUsed="1"/>
   </w:latentStyles>
-  <w:style w:type="paragraph" w:default="1" w:styleId="1">
+  <w:style w:type="paragraph" w:default="1" w:styleId="Normal">
     <w:name w:val="Normal"/>
+    <w:uiPriority w:val="1"/>
     <w:qFormat/>
-    <w:uiPriority w:val="1"/>
     <w:pPr>
       <w:widowControl w:val="0"/>
       <w:autoSpaceDE w:val="0"/>
       <w:autoSpaceDN w:val="0"/>
     </w:pPr>
     <w:rPr>
-      <w:rFonts w:ascii="Arial" w:hAnsi="Arial" w:eastAsia="Arial" w:cs="Arial"/>
+      <w:rFonts w:ascii="Arial" w:eastAsia="Arial" w:hAnsi="Arial" w:cs="Arial"/>
       <w:sz w:val="22"/>
       <w:szCs w:val="22"/>
-      <w:lang w:val="en-US" w:eastAsia="en-US" w:bidi="ar-SA"/>
+      <w:lang w:val="en-US" w:eastAsia="en-US"/>
     </w:rPr>
   </w:style>
-  <w:style w:type="character" w:default="1" w:styleId="2">
+  <w:style w:type="character" w:default="1" w:styleId="DefaultParagraphFont">
     <w:name w:val="Default Paragraph Font"/>
+    <w:uiPriority w:val="1"/>
     <w:semiHidden/>
     <w:unhideWhenUsed/>
-    <w:qFormat/>
-    <w:uiPriority w:val="1"/>
   </w:style>
-  <w:style w:type="table" w:default="1" w:styleId="3">
+  <w:style w:type="table" w:default="1" w:styleId="TableNormal">
     <w:name w:val="Normal Table"/>
+    <w:uiPriority w:val="99"/>
     <w:semiHidden/>
     <w:unhideWhenUsed/>
-    <w:qFormat/>
-    <w:uiPriority w:val="99"/>
     <w:tblPr>
+      <w:tblInd w:w="0" w:type="dxa"/>
       <w:tblCellMar>
         <w:top w:w="0" w:type="dxa"/>
         <w:left w:w="108" w:type="dxa"/>
@@ -2150,23 +2311,29 @@
       </w:tblCellMar>
     </w:tblPr>
   </w:style>
-  <w:style w:type="paragraph" w:styleId="4">
+  <w:style w:type="numbering" w:default="1" w:styleId="NoList">
+    <w:name w:val="No List"/>
+    <w:uiPriority w:val="99"/>
+    <w:semiHidden/>
+    <w:unhideWhenUsed/>
+  </w:style>
+  <w:style w:type="paragraph" w:styleId="BodyText">
     <w:name w:val="Body Text"/>
-    <w:basedOn w:val="1"/>
+    <w:basedOn w:val="Normal"/>
+    <w:uiPriority w:val="1"/>
     <w:qFormat/>
-    <w:uiPriority w:val="1"/>
     <w:rPr>
       <w:b/>
       <w:bCs/>
     </w:rPr>
   </w:style>
-  <w:style w:type="paragraph" w:styleId="5">
+  <w:style w:type="paragraph" w:styleId="Footer">
     <w:name w:val="footer"/>
-    <w:basedOn w:val="1"/>
-    <w:link w:val="10"/>
+    <w:basedOn w:val="Normal"/>
+    <w:link w:val="FooterChar"/>
+    <w:uiPriority w:val="99"/>
     <w:unhideWhenUsed/>
     <w:qFormat/>
-    <w:uiPriority w:val="99"/>
     <w:pPr>
       <w:tabs>
         <w:tab w:val="center" w:pos="4513"/>
@@ -2174,13 +2341,13 @@
       </w:tabs>
     </w:pPr>
   </w:style>
-  <w:style w:type="paragraph" w:styleId="6">
+  <w:style w:type="paragraph" w:styleId="Header">
     <w:name w:val="header"/>
-    <w:basedOn w:val="1"/>
-    <w:link w:val="9"/>
+    <w:basedOn w:val="Normal"/>
+    <w:link w:val="HeaderChar"/>
+    <w:uiPriority w:val="99"/>
     <w:unhideWhenUsed/>
     <w:qFormat/>
-    <w:uiPriority w:val="99"/>
     <w:pPr>
       <w:tabs>
         <w:tab w:val="center" w:pos="4513"/>
@@ -2188,42 +2355,42 @@
       </w:tabs>
     </w:pPr>
   </w:style>
-  <w:style w:type="paragraph" w:styleId="7">
+  <w:style w:type="paragraph" w:styleId="ListParagraph">
     <w:name w:val="List Paragraph"/>
-    <w:basedOn w:val="1"/>
+    <w:basedOn w:val="Normal"/>
+    <w:uiPriority w:val="1"/>
     <w:qFormat/>
-    <w:uiPriority w:val="1"/>
     <w:pPr>
       <w:ind w:left="229" w:hanging="201"/>
     </w:pPr>
     <w:rPr>
-      <w:rFonts w:ascii="Arial MT" w:hAnsi="Arial MT" w:eastAsia="Arial MT" w:cs="Arial MT"/>
+      <w:rFonts w:ascii="Arial MT" w:eastAsia="Arial MT" w:hAnsi="Arial MT" w:cs="Arial MT"/>
     </w:rPr>
   </w:style>
-  <w:style w:type="paragraph" w:customStyle="1" w:styleId="8">
+  <w:style w:type="paragraph" w:customStyle="1" w:styleId="TableParagraph">
     <w:name w:val="Table Paragraph"/>
-    <w:basedOn w:val="1"/>
+    <w:basedOn w:val="Normal"/>
+    <w:uiPriority w:val="1"/>
     <w:qFormat/>
-    <w:uiPriority w:val="1"/>
   </w:style>
-  <w:style w:type="character" w:customStyle="1" w:styleId="9">
+  <w:style w:type="character" w:customStyle="1" w:styleId="HeaderChar">
     <w:name w:val="Header Char"/>
-    <w:basedOn w:val="2"/>
-    <w:link w:val="6"/>
+    <w:basedOn w:val="DefaultParagraphFont"/>
+    <w:link w:val="Header"/>
+    <w:uiPriority w:val="99"/>
     <w:qFormat/>
-    <w:uiPriority w:val="99"/>
     <w:rPr>
-      <w:rFonts w:ascii="Arial" w:hAnsi="Arial" w:eastAsia="Arial" w:cs="Arial"/>
+      <w:rFonts w:ascii="Arial" w:eastAsia="Arial" w:hAnsi="Arial" w:cs="Arial"/>
     </w:rPr>
   </w:style>
-  <w:style w:type="character" w:customStyle="1" w:styleId="10">
+  <w:style w:type="character" w:customStyle="1" w:styleId="FooterChar">
     <w:name w:val="Footer Char"/>
-    <w:basedOn w:val="2"/>
-    <w:link w:val="5"/>
+    <w:basedOn w:val="DefaultParagraphFont"/>
+    <w:link w:val="Footer"/>
+    <w:uiPriority w:val="99"/>
     <w:qFormat/>
-    <w:uiPriority w:val="99"/>
     <w:rPr>
-      <w:rFonts w:ascii="Arial" w:hAnsi="Arial" w:eastAsia="Arial" w:cs="Arial"/>
+      <w:rFonts w:ascii="Arial" w:eastAsia="Arial" w:hAnsi="Arial" w:cs="Arial"/>
     </w:rPr>
   </w:style>
 </w:styles>
@@ -2508,5 +2675,6 @@
     </a:fmtScheme>
   </a:themeElements>
   <a:objectDefaults/>
+  <a:extraClrSchemeLst/>
 </a:theme>
 </file>